--- a/2026 FinTech 金融服務-校際創意競賽/企劃書/2026FinTech金融服務-校際創意競賽-企劃書.docx
+++ b/2026 FinTech 金融服務-校際創意競賽/企劃書/2026FinTech金融服務-校際創意競賽-企劃書.docx
@@ -586,7 +586,7 @@
         <w:spacing w:before="120" w:after="120"/>
         <w:jc w:val="center"/>
       </w:pPr>
-      <w:bookmarkStart w:id="0" w:name="_Toc240788601"/>
+      <w:bookmarkStart w:id="0" w:name="_Toc241256606"/>
       <w:r>
         <w:rPr>
           <w:rFonts w:hint="eastAsia"/>
@@ -863,25 +863,13 @@
           <w:noProof/>
         </w:rPr>
       </w:pPr>
-      <w:bookmarkStart w:id="1" w:name="_Toc240788602"/>
+      <w:bookmarkStart w:id="1" w:name="_Toc241256607"/>
       <w:r>
         <w:rPr>
           <w:rFonts w:hint="eastAsia"/>
         </w:rPr>
         <w:lastRenderedPageBreak/>
-        <w:t>目</w:t>
-      </w:r>
-      <w:r>
-        <w:rPr>
-          <w:rFonts w:hint="eastAsia"/>
-        </w:rPr>
-        <w:t xml:space="preserve">   </w:t>
-      </w:r>
-      <w:r>
-        <w:rPr>
-          <w:rFonts w:hint="eastAsia"/>
-        </w:rPr>
-        <w:t>錄</w:t>
+        <w:t>目錄</w:t>
       </w:r>
       <w:bookmarkEnd w:id="1"/>
       <w:r>
@@ -918,7 +906,7 @@
           <w14:ligatures w14:val="standardContextual"/>
         </w:rPr>
       </w:pPr>
-      <w:hyperlink w:anchor="_Toc240788601" w:history="1">
+      <w:hyperlink w:anchor="_Toc241256606" w:history="1">
         <w:r>
           <w:rPr>
             <w:rStyle w:val="a5"/>
@@ -945,7 +933,7 @@
             <w:noProof/>
             <w:webHidden/>
           </w:rPr>
-          <w:instrText xml:space="preserve"> PAGEREF _Toc240788601 \h </w:instrText>
+          <w:instrText xml:space="preserve"> PAGEREF _Toc241256606 \h </w:instrText>
         </w:r>
         <w:r>
           <w:rPr>
@@ -991,27 +979,13 @@
           <w14:ligatures w14:val="standardContextual"/>
         </w:rPr>
       </w:pPr>
-      <w:hyperlink w:anchor="_Toc240788602" w:history="1">
+      <w:hyperlink w:anchor="_Toc241256607" w:history="1">
         <w:r>
           <w:rPr>
             <w:rStyle w:val="a5"/>
             <w:noProof/>
           </w:rPr>
-          <w:t>目</w:t>
-        </w:r>
-        <w:r>
-          <w:rPr>
-            <w:rStyle w:val="a5"/>
-            <w:noProof/>
-          </w:rPr>
-          <w:t xml:space="preserve">   </w:t>
-        </w:r>
-        <w:r>
-          <w:rPr>
-            <w:rStyle w:val="a5"/>
-            <w:noProof/>
-          </w:rPr>
-          <w:t>錄</w:t>
+          <w:t>目錄</w:t>
         </w:r>
         <w:r>
           <w:rPr>
@@ -1032,7 +1006,7 @@
             <w:noProof/>
             <w:webHidden/>
           </w:rPr>
-          <w:instrText xml:space="preserve"> PAGEREF _Toc240788602 \h </w:instrText>
+          <w:instrText xml:space="preserve"> PAGEREF _Toc241256607 \h </w:instrText>
         </w:r>
         <w:r>
           <w:rPr>
@@ -1078,7 +1052,7 @@
           <w14:ligatures w14:val="standardContextual"/>
         </w:rPr>
       </w:pPr>
-      <w:hyperlink w:anchor="_Toc240788603" w:history="1">
+      <w:hyperlink w:anchor="_Toc241256608" w:history="1">
         <w:r>
           <w:rPr>
             <w:rStyle w:val="a5"/>
@@ -1105,7 +1079,7 @@
             <w:noProof/>
             <w:webHidden/>
           </w:rPr>
-          <w:instrText xml:space="preserve"> PAGEREF _Toc240788603 \h </w:instrText>
+          <w:instrText xml:space="preserve"> PAGEREF _Toc241256608 \h </w:instrText>
         </w:r>
         <w:r>
           <w:rPr>
@@ -1151,7 +1125,7 @@
           <w14:ligatures w14:val="standardContextual"/>
         </w:rPr>
       </w:pPr>
-      <w:hyperlink w:anchor="_Toc240788604" w:history="1">
+      <w:hyperlink w:anchor="_Toc241256609" w:history="1">
         <w:r>
           <w:rPr>
             <w:rStyle w:val="a5"/>
@@ -1186,7 +1160,7 @@
             <w:noProof/>
             <w:webHidden/>
           </w:rPr>
-          <w:instrText xml:space="preserve"> PAGEREF _Toc240788604 \h </w:instrText>
+          <w:instrText xml:space="preserve"> PAGEREF _Toc241256609 \h </w:instrText>
         </w:r>
         <w:r>
           <w:rPr>
@@ -1232,7 +1206,7 @@
           <w14:ligatures w14:val="standardContextual"/>
         </w:rPr>
       </w:pPr>
-      <w:hyperlink w:anchor="_Toc240788605" w:history="1">
+      <w:hyperlink w:anchor="_Toc241256610" w:history="1">
         <w:r>
           <w:rPr>
             <w:rStyle w:val="a5"/>
@@ -1259,7 +1233,7 @@
             <w:noProof/>
             <w:webHidden/>
           </w:rPr>
-          <w:instrText xml:space="preserve"> PAGEREF _Toc240788605 \h </w:instrText>
+          <w:instrText xml:space="preserve"> PAGEREF _Toc241256610 \h </w:instrText>
         </w:r>
         <w:r>
           <w:rPr>
@@ -1305,7 +1279,7 @@
           <w14:ligatures w14:val="standardContextual"/>
         </w:rPr>
       </w:pPr>
-      <w:hyperlink w:anchor="_Toc240788606" w:history="1">
+      <w:hyperlink w:anchor="_Toc241256611" w:history="1">
         <w:r>
           <w:rPr>
             <w:rStyle w:val="a5"/>
@@ -1346,7 +1320,7 @@
             <w:noProof/>
             <w:webHidden/>
           </w:rPr>
-          <w:instrText xml:space="preserve"> PAGEREF _Toc240788606 \h </w:instrText>
+          <w:instrText xml:space="preserve"> PAGEREF _Toc241256611 \h </w:instrText>
         </w:r>
         <w:r>
           <w:rPr>
@@ -1392,7 +1366,7 @@
           <w14:ligatures w14:val="standardContextual"/>
         </w:rPr>
       </w:pPr>
-      <w:hyperlink w:anchor="_Toc240788607" w:history="1">
+      <w:hyperlink w:anchor="_Toc241256612" w:history="1">
         <w:r>
           <w:rPr>
             <w:rStyle w:val="a5"/>
@@ -1419,7 +1393,7 @@
             <w:noProof/>
             <w:webHidden/>
           </w:rPr>
-          <w:instrText xml:space="preserve"> PAGEREF _Toc240788607 \h </w:instrText>
+          <w:instrText xml:space="preserve"> PAGEREF _Toc241256612 \h </w:instrText>
         </w:r>
         <w:r>
           <w:rPr>
@@ -1439,7 +1413,7 @@
             <w:noProof/>
             <w:webHidden/>
           </w:rPr>
-          <w:t>5</w:t>
+          <w:t>7</w:t>
         </w:r>
         <w:r>
           <w:rPr>
@@ -1465,7 +1439,7 @@
           <w14:ligatures w14:val="standardContextual"/>
         </w:rPr>
       </w:pPr>
-      <w:hyperlink w:anchor="_Toc240788608" w:history="1">
+      <w:hyperlink w:anchor="_Toc241256613" w:history="1">
         <w:r>
           <w:rPr>
             <w:rStyle w:val="a5"/>
@@ -1492,7 +1466,7 @@
             <w:noProof/>
             <w:webHidden/>
           </w:rPr>
-          <w:instrText xml:space="preserve"> PAGEREF _Toc240788608 \h </w:instrText>
+          <w:instrText xml:space="preserve"> PAGEREF _Toc241256613 \h </w:instrText>
         </w:r>
         <w:r>
           <w:rPr>
@@ -1512,7 +1486,7 @@
             <w:noProof/>
             <w:webHidden/>
           </w:rPr>
-          <w:t>7</w:t>
+          <w:t>9</w:t>
         </w:r>
         <w:r>
           <w:rPr>
@@ -1538,7 +1512,7 @@
           <w14:ligatures w14:val="standardContextual"/>
         </w:rPr>
       </w:pPr>
-      <w:hyperlink w:anchor="_Toc240788609" w:history="1">
+      <w:hyperlink w:anchor="_Toc241256614" w:history="1">
         <w:r>
           <w:rPr>
             <w:rStyle w:val="a5"/>
@@ -1565,7 +1539,7 @@
             <w:noProof/>
             <w:webHidden/>
           </w:rPr>
-          <w:instrText xml:space="preserve"> PAGEREF _Toc240788609 \h </w:instrText>
+          <w:instrText xml:space="preserve"> PAGEREF _Toc241256614 \h </w:instrText>
         </w:r>
         <w:r>
           <w:rPr>
@@ -1585,7 +1559,7 @@
             <w:noProof/>
             <w:webHidden/>
           </w:rPr>
-          <w:t>9</w:t>
+          <w:t>11</w:t>
         </w:r>
         <w:r>
           <w:rPr>
@@ -1611,7 +1585,7 @@
           <w14:ligatures w14:val="standardContextual"/>
         </w:rPr>
       </w:pPr>
-      <w:hyperlink w:anchor="_Toc240788610" w:history="1">
+      <w:hyperlink w:anchor="_Toc241256615" w:history="1">
         <w:r>
           <w:rPr>
             <w:rStyle w:val="a5"/>
@@ -1638,7 +1612,7 @@
             <w:noProof/>
             <w:webHidden/>
           </w:rPr>
-          <w:instrText xml:space="preserve"> PAGEREF _Toc240788610 \h </w:instrText>
+          <w:instrText xml:space="preserve"> PAGEREF _Toc241256615 \h </w:instrText>
         </w:r>
         <w:r>
           <w:rPr>
@@ -1658,7 +1632,7 @@
             <w:noProof/>
             <w:webHidden/>
           </w:rPr>
-          <w:t>12</w:t>
+          <w:t>14</w:t>
         </w:r>
         <w:r>
           <w:rPr>
@@ -1684,7 +1658,7 @@
           <w14:ligatures w14:val="standardContextual"/>
         </w:rPr>
       </w:pPr>
-      <w:hyperlink w:anchor="_Toc240788611" w:history="1">
+      <w:hyperlink w:anchor="_Toc241256616" w:history="1">
         <w:r>
           <w:rPr>
             <w:rStyle w:val="a5"/>
@@ -1711,7 +1685,7 @@
             <w:noProof/>
             <w:webHidden/>
           </w:rPr>
-          <w:instrText xml:space="preserve"> PAGEREF _Toc240788611 \h </w:instrText>
+          <w:instrText xml:space="preserve"> PAGEREF _Toc241256616 \h </w:instrText>
         </w:r>
         <w:r>
           <w:rPr>
@@ -1731,7 +1705,7 @@
             <w:noProof/>
             <w:webHidden/>
           </w:rPr>
-          <w:t>13</w:t>
+          <w:t>15</w:t>
         </w:r>
         <w:r>
           <w:rPr>
@@ -1764,7 +1738,7 @@
           <w:noProof/>
         </w:rPr>
       </w:pPr>
-      <w:bookmarkStart w:id="2" w:name="_Toc240788603"/>
+      <w:bookmarkStart w:id="2" w:name="_Toc241256608"/>
       <w:r>
         <w:rPr>
           <w:rFonts w:hint="eastAsia"/>
@@ -1807,15 +1781,11 @@
     <w:p>
       <w:pPr>
         <w:pStyle w:val="af6"/>
-        <w:numPr>
-          <w:ilvl w:val="0"/>
-          <w:numId w:val="32"/>
-        </w:numPr>
         <w:tabs>
           <w:tab w:val="right" w:leader="dot" w:pos="8302"/>
         </w:tabs>
         <w:spacing w:before="120" w:after="120"/>
-        <w:ind w:leftChars="0" w:left="482" w:firstLineChars="0" w:hanging="482"/>
+        <w:ind w:leftChars="0" w:left="640" w:hanging="640"/>
         <w:rPr>
           <w:rFonts w:eastAsiaTheme="minorEastAsia"/>
           <w:noProof/>
@@ -1824,7 +1794,7 @@
           <w14:ligatures w14:val="standardContextual"/>
         </w:rPr>
       </w:pPr>
-      <w:hyperlink w:anchor="_Toc240788220" w:history="1">
+      <w:hyperlink w:anchor="_Toc241229732" w:history="1">
         <w:r>
           <w:rPr>
             <w:rStyle w:val="a5"/>
@@ -1837,25 +1807,14 @@
             <w:rStyle w:val="a5"/>
             <w:noProof/>
           </w:rPr>
-          <w:t xml:space="preserve"> 5-1</w:t>
+          <w:t xml:space="preserve"> 2-1 GatherGo </w:t>
         </w:r>
         <w:r>
           <w:rPr>
             <w:rStyle w:val="a5"/>
-            <w:rFonts w:ascii="Times New Roman" w:hAnsi="Times New Roman" w:cs="Times New Roman"/>
-            <w:noProof/>
-            <w:kern w:val="0"/>
-          </w:rPr>
-          <w:t xml:space="preserve"> GatherGo </w:t>
-        </w:r>
-        <w:r>
-          <w:rPr>
-            <w:rStyle w:val="a5"/>
-            <w:rFonts w:ascii="Times New Roman" w:hAnsi="Times New Roman" w:cs="Times New Roman"/>
-            <w:noProof/>
-            <w:kern w:val="0"/>
-          </w:rPr>
-          <w:t>主要使用對象與應用情境</w:t>
+            <w:noProof/>
+          </w:rPr>
+          <w:t>金融優惠資料整理架構</w:t>
         </w:r>
         <w:r>
           <w:rPr>
@@ -1876,7 +1835,7 @@
             <w:noProof/>
             <w:webHidden/>
           </w:rPr>
-          <w:instrText xml:space="preserve"> PAGEREF _Toc240788220 \h </w:instrText>
+          <w:instrText xml:space="preserve"> PAGEREF _Toc241229732 \h </w:instrText>
         </w:r>
         <w:r>
           <w:rPr>
@@ -1896,15 +1855,7 @@
             <w:noProof/>
             <w:webHidden/>
           </w:rPr>
-          <w:t>1</w:t>
-        </w:r>
-        <w:r>
-          <w:rPr>
-            <w:rFonts w:hint="eastAsia"/>
-            <w:noProof/>
-            <w:webHidden/>
-          </w:rPr>
-          <w:t>1</w:t>
+          <w:t>3</w:t>
         </w:r>
         <w:r>
           <w:rPr>
@@ -1918,15 +1869,11 @@
     <w:p>
       <w:pPr>
         <w:pStyle w:val="af6"/>
-        <w:numPr>
-          <w:ilvl w:val="0"/>
-          <w:numId w:val="32"/>
-        </w:numPr>
         <w:tabs>
           <w:tab w:val="right" w:leader="dot" w:pos="8302"/>
         </w:tabs>
         <w:spacing w:before="120" w:after="120"/>
-        <w:ind w:leftChars="0" w:left="482" w:firstLineChars="0" w:hanging="482"/>
+        <w:ind w:leftChars="0" w:left="640" w:hanging="640"/>
         <w:rPr>
           <w:rFonts w:eastAsiaTheme="minorEastAsia"/>
           <w:noProof/>
@@ -1935,7 +1882,7 @@
           <w14:ligatures w14:val="standardContextual"/>
         </w:rPr>
       </w:pPr>
-      <w:hyperlink w:anchor="_Toc240788221" w:history="1">
+      <w:hyperlink w:anchor="_Toc241229733" w:history="1">
         <w:r>
           <w:rPr>
             <w:rStyle w:val="a5"/>
@@ -1948,14 +1895,14 @@
             <w:rStyle w:val="a5"/>
             <w:noProof/>
           </w:rPr>
-          <w:t xml:space="preserve"> 6-1 GatherGo </w:t>
+          <w:t xml:space="preserve"> 2-2 GatherGo </w:t>
         </w:r>
         <w:r>
           <w:rPr>
             <w:rStyle w:val="a5"/>
             <w:noProof/>
           </w:rPr>
-          <w:t>與相關服務功能比較</w:t>
+          <w:t>金融資訊介入判斷條件</w:t>
         </w:r>
         <w:r>
           <w:rPr>
@@ -1976,7 +1923,7 @@
             <w:noProof/>
             <w:webHidden/>
           </w:rPr>
-          <w:instrText xml:space="preserve"> PAGEREF _Toc240788221 \h </w:instrText>
+          <w:instrText xml:space="preserve"> PAGEREF _Toc241229733 \h </w:instrText>
         </w:r>
         <w:r>
           <w:rPr>
@@ -1996,7 +1943,7 @@
             <w:noProof/>
             <w:webHidden/>
           </w:rPr>
-          <w:t>12</w:t>
+          <w:t>6</w:t>
         </w:r>
         <w:r>
           <w:rPr>
@@ -2009,84 +1956,12 @@
     </w:p>
     <w:p>
       <w:pPr>
-        <w:pStyle w:val="1"/>
-        <w:spacing w:before="120" w:after="120"/>
-        <w:jc w:val="center"/>
-      </w:pPr>
-      <w:r>
-        <w:fldChar w:fldCharType="end"/>
-      </w:r>
-      <w:r>
-        <w:br w:type="page"/>
-      </w:r>
-    </w:p>
-    <w:p>
-      <w:pPr>
-        <w:pStyle w:val="1"/>
-        <w:spacing w:before="120" w:after="120"/>
-        <w:jc w:val="center"/>
-        <w:rPr>
-          <w:noProof/>
-        </w:rPr>
-      </w:pPr>
-      <w:bookmarkStart w:id="3" w:name="_Toc240788604"/>
-      <w:r>
-        <w:rPr>
-          <w:rFonts w:hint="eastAsia"/>
-        </w:rPr>
-        <w:lastRenderedPageBreak/>
-        <w:t>圖目</w:t>
-      </w:r>
-      <w:r>
-        <w:rPr>
-          <w:lang w:val="zh-TW"/>
-        </w:rPr>
-        <w:t>錄</w:t>
-      </w:r>
-      <w:bookmarkEnd w:id="3"/>
-      <w:r>
-        <w:rPr>
-          <w:lang w:val="zh-TW"/>
-        </w:rPr>
-        <w:fldChar w:fldCharType="begin"/>
-      </w:r>
-      <w:r>
-        <w:rPr>
-          <w:lang w:val="zh-TW"/>
-        </w:rPr>
-        <w:instrText xml:space="preserve"> TOC \h \z \c "</w:instrText>
-      </w:r>
-      <w:r>
-        <w:rPr>
-          <w:lang w:val="zh-TW"/>
-        </w:rPr>
-        <w:instrText>圖</w:instrText>
-      </w:r>
-      <w:r>
-        <w:rPr>
-          <w:lang w:val="zh-TW"/>
-        </w:rPr>
-        <w:instrText xml:space="preserve">" </w:instrText>
-      </w:r>
-      <w:r>
-        <w:rPr>
-          <w:lang w:val="zh-TW"/>
-        </w:rPr>
-        <w:fldChar w:fldCharType="separate"/>
-      </w:r>
-    </w:p>
-    <w:p>
-      <w:pPr>
         <w:pStyle w:val="af6"/>
-        <w:numPr>
-          <w:ilvl w:val="0"/>
-          <w:numId w:val="34"/>
-        </w:numPr>
         <w:tabs>
           <w:tab w:val="right" w:leader="dot" w:pos="8302"/>
         </w:tabs>
         <w:spacing w:before="120" w:after="120"/>
-        <w:ind w:leftChars="0" w:firstLineChars="0"/>
+        <w:ind w:leftChars="0" w:left="640" w:hanging="640"/>
         <w:rPr>
           <w:rFonts w:eastAsiaTheme="minorEastAsia"/>
           <w:noProof/>
@@ -2095,27 +1970,27 @@
           <w14:ligatures w14:val="standardContextual"/>
         </w:rPr>
       </w:pPr>
-      <w:hyperlink w:anchor="_Toc240795409" w:history="1">
+      <w:hyperlink w:anchor="_Toc241229734" w:history="1">
         <w:r>
           <w:rPr>
             <w:rStyle w:val="a5"/>
             <w:noProof/>
           </w:rPr>
-          <w:t>圖</w:t>
+          <w:t>表</w:t>
         </w:r>
         <w:r>
           <w:rPr>
             <w:rStyle w:val="a5"/>
             <w:noProof/>
           </w:rPr>
-          <w:t xml:space="preserve"> 1-1 </w:t>
+          <w:t xml:space="preserve"> 4-1 GatherGo </w:t>
         </w:r>
         <w:r>
           <w:rPr>
             <w:rStyle w:val="a5"/>
             <w:noProof/>
           </w:rPr>
-          <w:t>多人聚餐與出遊規劃及消費決策痛點</w:t>
+          <w:t>商業合作成效衡量指標</w:t>
         </w:r>
         <w:r>
           <w:rPr>
@@ -2136,7 +2011,7 @@
             <w:noProof/>
             <w:webHidden/>
           </w:rPr>
-          <w:instrText xml:space="preserve"> PAGEREF _Toc240795409 \h </w:instrText>
+          <w:instrText xml:space="preserve"> PAGEREF _Toc241229734 \h </w:instrText>
         </w:r>
         <w:r>
           <w:rPr>
@@ -2156,7 +2031,7 @@
             <w:noProof/>
             <w:webHidden/>
           </w:rPr>
-          <w:t>1</w:t>
+          <w:t>10</w:t>
         </w:r>
         <w:r>
           <w:rPr>
@@ -2170,15 +2045,11 @@
     <w:p>
       <w:pPr>
         <w:pStyle w:val="af6"/>
-        <w:numPr>
-          <w:ilvl w:val="0"/>
-          <w:numId w:val="34"/>
-        </w:numPr>
         <w:tabs>
           <w:tab w:val="right" w:leader="dot" w:pos="8302"/>
         </w:tabs>
         <w:spacing w:before="120" w:after="120"/>
-        <w:ind w:leftChars="0" w:firstLineChars="0"/>
+        <w:ind w:leftChars="0" w:left="640" w:hanging="640"/>
         <w:rPr>
           <w:rFonts w:eastAsiaTheme="minorEastAsia"/>
           <w:noProof/>
@@ -2187,27 +2058,38 @@
           <w14:ligatures w14:val="standardContextual"/>
         </w:rPr>
       </w:pPr>
-      <w:hyperlink w:anchor="_Toc240795410" w:history="1">
+      <w:hyperlink w:anchor="_Toc241229735" w:history="1">
         <w:r>
           <w:rPr>
             <w:rStyle w:val="a5"/>
             <w:noProof/>
           </w:rPr>
-          <w:t>圖</w:t>
+          <w:t>表</w:t>
         </w:r>
         <w:r>
           <w:rPr>
             <w:rStyle w:val="a5"/>
             <w:noProof/>
           </w:rPr>
-          <w:t xml:space="preserve"> 2-1 GatherGo </w:t>
+          <w:t xml:space="preserve"> 5-1</w:t>
         </w:r>
         <w:r>
           <w:rPr>
             <w:rStyle w:val="a5"/>
-            <w:noProof/>
-          </w:rPr>
-          <w:t>系統功能流程圖</w:t>
+            <w:rFonts w:ascii="Times New Roman" w:hAnsi="Times New Roman" w:cs="Times New Roman"/>
+            <w:noProof/>
+            <w:kern w:val="0"/>
+          </w:rPr>
+          <w:t xml:space="preserve"> GatherGo </w:t>
+        </w:r>
+        <w:r>
+          <w:rPr>
+            <w:rStyle w:val="a5"/>
+            <w:rFonts w:ascii="Times New Roman" w:hAnsi="Times New Roman" w:cs="Times New Roman"/>
+            <w:noProof/>
+            <w:kern w:val="0"/>
+          </w:rPr>
+          <w:t>主要使用對象與應用情境</w:t>
         </w:r>
         <w:r>
           <w:rPr>
@@ -2228,7 +2110,7 @@
             <w:noProof/>
             <w:webHidden/>
           </w:rPr>
-          <w:instrText xml:space="preserve"> PAGEREF _Toc240795410 \h </w:instrText>
+          <w:instrText xml:space="preserve"> PAGEREF _Toc241229735 \h </w:instrText>
         </w:r>
         <w:r>
           <w:rPr>
@@ -2248,7 +2130,7 @@
             <w:noProof/>
             <w:webHidden/>
           </w:rPr>
-          <w:t>2</w:t>
+          <w:t>13</w:t>
         </w:r>
         <w:r>
           <w:rPr>
@@ -2262,15 +2144,11 @@
     <w:p>
       <w:pPr>
         <w:pStyle w:val="af6"/>
-        <w:numPr>
-          <w:ilvl w:val="0"/>
-          <w:numId w:val="34"/>
-        </w:numPr>
         <w:tabs>
           <w:tab w:val="right" w:leader="dot" w:pos="8302"/>
         </w:tabs>
         <w:spacing w:before="120" w:after="120"/>
-        <w:ind w:leftChars="0" w:firstLineChars="0"/>
+        <w:ind w:leftChars="0" w:left="640" w:hanging="640"/>
         <w:rPr>
           <w:rFonts w:eastAsiaTheme="minorEastAsia"/>
           <w:noProof/>
@@ -2279,27 +2157,27 @@
           <w14:ligatures w14:val="standardContextual"/>
         </w:rPr>
       </w:pPr>
-      <w:hyperlink w:anchor="_Toc240795411" w:history="1">
+      <w:hyperlink w:anchor="_Toc241229736" w:history="1">
         <w:r>
           <w:rPr>
             <w:rStyle w:val="a5"/>
             <w:noProof/>
           </w:rPr>
-          <w:t>圖</w:t>
+          <w:t>表</w:t>
         </w:r>
         <w:r>
           <w:rPr>
             <w:rStyle w:val="a5"/>
             <w:noProof/>
           </w:rPr>
-          <w:t xml:space="preserve"> 2-2 GatherGo AI </w:t>
+          <w:t xml:space="preserve"> 6-1 GatherGo </w:t>
         </w:r>
         <w:r>
           <w:rPr>
             <w:rStyle w:val="a5"/>
             <w:noProof/>
           </w:rPr>
-          <w:t>情境判斷實際使用案例</w:t>
+          <w:t>與相關服務功能比較</w:t>
         </w:r>
         <w:r>
           <w:rPr>
@@ -2320,7 +2198,7 @@
             <w:noProof/>
             <w:webHidden/>
           </w:rPr>
-          <w:instrText xml:space="preserve"> PAGEREF _Toc240795411 \h </w:instrText>
+          <w:instrText xml:space="preserve"> PAGEREF _Toc241229736 \h </w:instrText>
         </w:r>
         <w:r>
           <w:rPr>
@@ -2340,7 +2218,7 @@
             <w:noProof/>
             <w:webHidden/>
           </w:rPr>
-          <w:t>3</w:t>
+          <w:t>14</w:t>
         </w:r>
         <w:r>
           <w:rPr>
@@ -2353,16 +2231,80 @@
     </w:p>
     <w:p>
       <w:pPr>
+        <w:pStyle w:val="1"/>
+        <w:spacing w:before="120" w:after="120"/>
+        <w:jc w:val="center"/>
+      </w:pPr>
+      <w:r>
+        <w:fldChar w:fldCharType="end"/>
+      </w:r>
+      <w:r>
+        <w:br w:type="page"/>
+      </w:r>
+    </w:p>
+    <w:p>
+      <w:pPr>
+        <w:pStyle w:val="1"/>
+        <w:spacing w:before="120" w:after="120"/>
+        <w:jc w:val="center"/>
+        <w:rPr>
+          <w:noProof/>
+        </w:rPr>
+      </w:pPr>
+      <w:bookmarkStart w:id="3" w:name="_Toc241256609"/>
+      <w:r>
+        <w:rPr>
+          <w:rFonts w:hint="eastAsia"/>
+        </w:rPr>
+        <w:lastRenderedPageBreak/>
+        <w:t>圖目</w:t>
+      </w:r>
+      <w:r>
+        <w:rPr>
+          <w:lang w:val="zh-TW"/>
+        </w:rPr>
+        <w:t>錄</w:t>
+      </w:r>
+      <w:bookmarkEnd w:id="3"/>
+      <w:r>
+        <w:rPr>
+          <w:lang w:val="zh-TW"/>
+        </w:rPr>
+        <w:fldChar w:fldCharType="begin"/>
+      </w:r>
+      <w:r>
+        <w:rPr>
+          <w:lang w:val="zh-TW"/>
+        </w:rPr>
+        <w:instrText xml:space="preserve"> TOC \h \z \c "</w:instrText>
+      </w:r>
+      <w:r>
+        <w:rPr>
+          <w:lang w:val="zh-TW"/>
+        </w:rPr>
+        <w:instrText>圖</w:instrText>
+      </w:r>
+      <w:r>
+        <w:rPr>
+          <w:lang w:val="zh-TW"/>
+        </w:rPr>
+        <w:instrText xml:space="preserve">" </w:instrText>
+      </w:r>
+      <w:r>
+        <w:rPr>
+          <w:lang w:val="zh-TW"/>
+        </w:rPr>
+        <w:fldChar w:fldCharType="separate"/>
+      </w:r>
+    </w:p>
+    <w:p>
+      <w:pPr>
         <w:pStyle w:val="af6"/>
-        <w:numPr>
-          <w:ilvl w:val="0"/>
-          <w:numId w:val="34"/>
-        </w:numPr>
         <w:tabs>
           <w:tab w:val="right" w:leader="dot" w:pos="8302"/>
         </w:tabs>
         <w:spacing w:before="120" w:after="120"/>
-        <w:ind w:leftChars="0" w:firstLineChars="0"/>
+        <w:ind w:leftChars="0" w:left="0" w:firstLineChars="0" w:firstLine="0"/>
         <w:rPr>
           <w:rFonts w:eastAsiaTheme="minorEastAsia"/>
           <w:noProof/>
@@ -2371,7 +2313,7 @@
           <w14:ligatures w14:val="standardContextual"/>
         </w:rPr>
       </w:pPr>
-      <w:hyperlink w:anchor="_Toc240795412" w:history="1">
+      <w:hyperlink w:anchor="_Toc240795409" w:history="1">
         <w:r>
           <w:rPr>
             <w:rStyle w:val="a5"/>
@@ -2384,14 +2326,14 @@
             <w:rStyle w:val="a5"/>
             <w:noProof/>
           </w:rPr>
-          <w:t xml:space="preserve"> 2-3 GatherGo </w:t>
+          <w:t xml:space="preserve"> 1-1 </w:t>
         </w:r>
         <w:r>
           <w:rPr>
             <w:rStyle w:val="a5"/>
             <w:noProof/>
           </w:rPr>
-          <w:t>互動式地圖探索介面</w:t>
+          <w:t>多人聚餐與出遊規劃及消費決策痛點</w:t>
         </w:r>
         <w:r>
           <w:rPr>
@@ -2412,7 +2354,7 @@
             <w:noProof/>
             <w:webHidden/>
           </w:rPr>
-          <w:instrText xml:space="preserve"> PAGEREF _Toc240795412 \h </w:instrText>
+          <w:instrText xml:space="preserve"> PAGEREF _Toc240795409 \h </w:instrText>
         </w:r>
         <w:r>
           <w:rPr>
@@ -2432,7 +2374,7 @@
             <w:noProof/>
             <w:webHidden/>
           </w:rPr>
-          <w:t>4</w:t>
+          <w:t>1</w:t>
         </w:r>
         <w:r>
           <w:rPr>
@@ -2446,15 +2388,11 @@
     <w:p>
       <w:pPr>
         <w:pStyle w:val="af6"/>
-        <w:numPr>
-          <w:ilvl w:val="0"/>
-          <w:numId w:val="34"/>
-        </w:numPr>
         <w:tabs>
           <w:tab w:val="right" w:leader="dot" w:pos="8302"/>
         </w:tabs>
         <w:spacing w:before="120" w:after="120"/>
-        <w:ind w:leftChars="0" w:firstLineChars="0"/>
+        <w:ind w:leftChars="0" w:left="0" w:firstLineChars="0" w:firstLine="0"/>
         <w:rPr>
           <w:rFonts w:eastAsiaTheme="minorEastAsia"/>
           <w:noProof/>
@@ -2463,7 +2401,7 @@
           <w14:ligatures w14:val="standardContextual"/>
         </w:rPr>
       </w:pPr>
-      <w:hyperlink w:anchor="_Toc240795413" w:history="1">
+      <w:hyperlink w:anchor="_Toc240795410" w:history="1">
         <w:r>
           <w:rPr>
             <w:rStyle w:val="a5"/>
@@ -2476,14 +2414,14 @@
             <w:rStyle w:val="a5"/>
             <w:noProof/>
           </w:rPr>
-          <w:t xml:space="preserve"> 3-1 GatherGo </w:t>
+          <w:t xml:space="preserve"> 2-1 GatherGo </w:t>
         </w:r>
         <w:r>
           <w:rPr>
             <w:rStyle w:val="a5"/>
             <w:noProof/>
           </w:rPr>
-          <w:t>智慧消費與支付建議情境</w:t>
+          <w:t>系統功能流程圖</w:t>
         </w:r>
         <w:r>
           <w:rPr>
@@ -2504,7 +2442,7 @@
             <w:noProof/>
             <w:webHidden/>
           </w:rPr>
-          <w:instrText xml:space="preserve"> PAGEREF _Toc240795413 \h </w:instrText>
+          <w:instrText xml:space="preserve"> PAGEREF _Toc240795410 \h </w:instrText>
         </w:r>
         <w:r>
           <w:rPr>
@@ -2524,7 +2462,7 @@
             <w:noProof/>
             <w:webHidden/>
           </w:rPr>
-          <w:t>5</w:t>
+          <w:t>2</w:t>
         </w:r>
         <w:r>
           <w:rPr>
@@ -2538,15 +2476,11 @@
     <w:p>
       <w:pPr>
         <w:pStyle w:val="af6"/>
-        <w:numPr>
-          <w:ilvl w:val="0"/>
-          <w:numId w:val="34"/>
-        </w:numPr>
         <w:tabs>
           <w:tab w:val="right" w:leader="dot" w:pos="8302"/>
         </w:tabs>
         <w:spacing w:before="120" w:after="120"/>
-        <w:ind w:leftChars="0" w:firstLineChars="0"/>
+        <w:ind w:leftChars="0" w:left="0" w:firstLineChars="0" w:firstLine="0"/>
         <w:rPr>
           <w:rFonts w:eastAsiaTheme="minorEastAsia"/>
           <w:noProof/>
@@ -2555,7 +2489,7 @@
           <w14:ligatures w14:val="standardContextual"/>
         </w:rPr>
       </w:pPr>
-      <w:hyperlink w:anchor="_Toc240795414" w:history="1">
+      <w:hyperlink w:anchor="_Toc240795411" w:history="1">
         <w:r>
           <w:rPr>
             <w:rStyle w:val="a5"/>
@@ -2568,17 +2502,25 @@
             <w:rStyle w:val="a5"/>
             <w:noProof/>
           </w:rPr>
-          <w:t xml:space="preserve"> 4-1 GatherGo </w:t>
+          <w:t xml:space="preserve"> 2-2 GatherGo AI </w:t>
         </w:r>
         <w:r>
           <w:rPr>
             <w:rStyle w:val="a5"/>
             <w:noProof/>
           </w:rPr>
-          <w:t>商業營運模式</w:t>
-        </w:r>
-        <w:r>
-          <w:rPr>
+          <w:t>情境判斷</w:t>
+        </w:r>
+        <w:r>
+          <w:rPr>
+            <w:rStyle w:val="a5"/>
+            <w:noProof/>
+          </w:rPr>
+          <w:t>系統測試案例</w:t>
+        </w:r>
+        <w:r>
+          <w:rPr>
+            <w:rStyle w:val="a5"/>
             <w:noProof/>
             <w:webHidden/>
           </w:rPr>
@@ -2586,6 +2528,7 @@
         </w:r>
         <w:r>
           <w:rPr>
+            <w:rStyle w:val="a5"/>
             <w:noProof/>
             <w:webHidden/>
           </w:rPr>
@@ -2593,19 +2536,22 @@
         </w:r>
         <w:r>
           <w:rPr>
+            <w:rStyle w:val="a5"/>
             <w:noProof/>
             <w:webHidden/>
           </w:rPr>
-          <w:instrText xml:space="preserve"> PAGEREF _Toc240795414 \h </w:instrText>
-        </w:r>
-        <w:r>
-          <w:rPr>
+          <w:instrText xml:space="preserve"> PAGEREF _Toc240795411 \h </w:instrText>
+        </w:r>
+        <w:r>
+          <w:rPr>
+            <w:rStyle w:val="a5"/>
             <w:noProof/>
             <w:webHidden/>
           </w:rPr>
         </w:r>
         <w:r>
           <w:rPr>
+            <w:rStyle w:val="a5"/>
             <w:noProof/>
             <w:webHidden/>
           </w:rPr>
@@ -2613,13 +2559,15 @@
         </w:r>
         <w:r>
           <w:rPr>
+            <w:rStyle w:val="a5"/>
             <w:noProof/>
             <w:webHidden/>
           </w:rPr>
-          <w:t>7</w:t>
-        </w:r>
-        <w:r>
-          <w:rPr>
+          <w:t>4</w:t>
+        </w:r>
+        <w:r>
+          <w:rPr>
+            <w:rStyle w:val="a5"/>
             <w:noProof/>
             <w:webHidden/>
           </w:rPr>
@@ -2630,15 +2578,11 @@
     <w:p>
       <w:pPr>
         <w:pStyle w:val="af6"/>
-        <w:numPr>
-          <w:ilvl w:val="0"/>
-          <w:numId w:val="34"/>
-        </w:numPr>
         <w:tabs>
           <w:tab w:val="right" w:leader="dot" w:pos="8302"/>
         </w:tabs>
         <w:spacing w:before="120" w:after="120"/>
-        <w:ind w:leftChars="0" w:firstLineChars="0"/>
+        <w:ind w:leftChars="0" w:left="0" w:firstLineChars="0" w:firstLine="0"/>
         <w:rPr>
           <w:rFonts w:eastAsiaTheme="minorEastAsia"/>
           <w:noProof/>
@@ -2647,7 +2591,7 @@
           <w14:ligatures w14:val="standardContextual"/>
         </w:rPr>
       </w:pPr>
-      <w:hyperlink w:anchor="_Toc240795415" w:history="1">
+      <w:hyperlink w:anchor="_Toc240795412" w:history="1">
         <w:r>
           <w:rPr>
             <w:rStyle w:val="a5"/>
@@ -2660,14 +2604,14 @@
             <w:rStyle w:val="a5"/>
             <w:noProof/>
           </w:rPr>
-          <w:t xml:space="preserve"> 5-1 </w:t>
+          <w:t xml:space="preserve"> 2-3 GatherGo </w:t>
         </w:r>
         <w:r>
           <w:rPr>
             <w:rStyle w:val="a5"/>
             <w:noProof/>
           </w:rPr>
-          <w:t>多人聚餐與出遊主要討論方式</w:t>
+          <w:t>互動式地圖探索介面</w:t>
         </w:r>
         <w:r>
           <w:rPr>
@@ -2688,7 +2632,7 @@
             <w:noProof/>
             <w:webHidden/>
           </w:rPr>
-          <w:instrText xml:space="preserve"> PAGEREF _Toc240795415 \h </w:instrText>
+          <w:instrText xml:space="preserve"> PAGEREF _Toc240795412 \h </w:instrText>
         </w:r>
         <w:r>
           <w:rPr>
@@ -2708,7 +2652,7 @@
             <w:noProof/>
             <w:webHidden/>
           </w:rPr>
-          <w:t>9</w:t>
+          <w:t>5</w:t>
         </w:r>
         <w:r>
           <w:rPr>
@@ -2722,15 +2666,11 @@
     <w:p>
       <w:pPr>
         <w:pStyle w:val="af6"/>
-        <w:numPr>
-          <w:ilvl w:val="0"/>
-          <w:numId w:val="34"/>
-        </w:numPr>
         <w:tabs>
           <w:tab w:val="right" w:leader="dot" w:pos="8302"/>
         </w:tabs>
         <w:spacing w:before="120" w:after="120"/>
-        <w:ind w:leftChars="0" w:firstLineChars="0"/>
+        <w:ind w:leftChars="0" w:left="0" w:firstLineChars="0" w:firstLine="0"/>
         <w:rPr>
           <w:rFonts w:eastAsiaTheme="minorEastAsia"/>
           <w:noProof/>
@@ -2739,7 +2679,7 @@
           <w14:ligatures w14:val="standardContextual"/>
         </w:rPr>
       </w:pPr>
-      <w:hyperlink w:anchor="_Toc240795416" w:history="1">
+      <w:hyperlink w:anchor="_Toc240795413" w:history="1">
         <w:r>
           <w:rPr>
             <w:rStyle w:val="a5"/>
@@ -2752,14 +2692,14 @@
             <w:rStyle w:val="a5"/>
             <w:noProof/>
           </w:rPr>
-          <w:t xml:space="preserve"> 5-2 </w:t>
+          <w:t xml:space="preserve"> 3-1 GatherGo </w:t>
         </w:r>
         <w:r>
           <w:rPr>
             <w:rStyle w:val="a5"/>
             <w:noProof/>
           </w:rPr>
-          <w:t>多人群組消費決策常見痛點</w:t>
+          <w:t>智慧消費與支付建議情境</w:t>
         </w:r>
         <w:r>
           <w:rPr>
@@ -2780,7 +2720,7 @@
             <w:noProof/>
             <w:webHidden/>
           </w:rPr>
-          <w:instrText xml:space="preserve"> PAGEREF _Toc240795416 \h </w:instrText>
+          <w:instrText xml:space="preserve"> PAGEREF _Toc240795413 \h </w:instrText>
         </w:r>
         <w:r>
           <w:rPr>
@@ -2800,7 +2740,7 @@
             <w:noProof/>
             <w:webHidden/>
           </w:rPr>
-          <w:t>10</w:t>
+          <w:t>7</w:t>
         </w:r>
         <w:r>
           <w:rPr>
@@ -2814,15 +2754,11 @@
     <w:p>
       <w:pPr>
         <w:pStyle w:val="af6"/>
-        <w:numPr>
-          <w:ilvl w:val="0"/>
-          <w:numId w:val="34"/>
-        </w:numPr>
         <w:tabs>
           <w:tab w:val="right" w:leader="dot" w:pos="8302"/>
         </w:tabs>
         <w:spacing w:before="120" w:after="120"/>
-        <w:ind w:leftChars="0" w:firstLineChars="0"/>
+        <w:ind w:leftChars="0" w:left="0" w:firstLineChars="0" w:firstLine="0"/>
         <w:rPr>
           <w:rFonts w:eastAsiaTheme="minorEastAsia"/>
           <w:noProof/>
@@ -2831,6 +2767,270 @@
           <w14:ligatures w14:val="standardContextual"/>
         </w:rPr>
       </w:pPr>
+      <w:hyperlink w:anchor="_Toc240795414" w:history="1">
+        <w:r>
+          <w:rPr>
+            <w:rStyle w:val="a5"/>
+            <w:noProof/>
+          </w:rPr>
+          <w:t>圖</w:t>
+        </w:r>
+        <w:r>
+          <w:rPr>
+            <w:rStyle w:val="a5"/>
+            <w:noProof/>
+          </w:rPr>
+          <w:t xml:space="preserve"> 4-1 GatherGo </w:t>
+        </w:r>
+        <w:r>
+          <w:rPr>
+            <w:rStyle w:val="a5"/>
+            <w:noProof/>
+          </w:rPr>
+          <w:t>商業營運模式</w:t>
+        </w:r>
+        <w:r>
+          <w:rPr>
+            <w:noProof/>
+            <w:webHidden/>
+          </w:rPr>
+          <w:tab/>
+        </w:r>
+        <w:r>
+          <w:rPr>
+            <w:noProof/>
+            <w:webHidden/>
+          </w:rPr>
+          <w:fldChar w:fldCharType="begin"/>
+        </w:r>
+        <w:r>
+          <w:rPr>
+            <w:noProof/>
+            <w:webHidden/>
+          </w:rPr>
+          <w:instrText xml:space="preserve"> PAGEREF _Toc240795414 \h </w:instrText>
+        </w:r>
+        <w:r>
+          <w:rPr>
+            <w:noProof/>
+            <w:webHidden/>
+          </w:rPr>
+        </w:r>
+        <w:r>
+          <w:rPr>
+            <w:noProof/>
+            <w:webHidden/>
+          </w:rPr>
+          <w:fldChar w:fldCharType="separate"/>
+        </w:r>
+        <w:r>
+          <w:rPr>
+            <w:noProof/>
+            <w:webHidden/>
+          </w:rPr>
+          <w:t>9</w:t>
+        </w:r>
+        <w:r>
+          <w:rPr>
+            <w:noProof/>
+            <w:webHidden/>
+          </w:rPr>
+          <w:fldChar w:fldCharType="end"/>
+        </w:r>
+      </w:hyperlink>
+    </w:p>
+    <w:p>
+      <w:pPr>
+        <w:pStyle w:val="af6"/>
+        <w:tabs>
+          <w:tab w:val="right" w:leader="dot" w:pos="8302"/>
+        </w:tabs>
+        <w:spacing w:before="120" w:after="120"/>
+        <w:ind w:leftChars="0" w:left="0" w:firstLineChars="0" w:firstLine="0"/>
+        <w:rPr>
+          <w:rFonts w:eastAsiaTheme="minorEastAsia"/>
+          <w:noProof/>
+          <w:sz w:val="24"/>
+          <w:szCs w:val="24"/>
+          <w14:ligatures w14:val="standardContextual"/>
+        </w:rPr>
+      </w:pPr>
+      <w:hyperlink w:anchor="_Toc240795415" w:history="1">
+        <w:r>
+          <w:rPr>
+            <w:rStyle w:val="a5"/>
+            <w:noProof/>
+          </w:rPr>
+          <w:t>圖</w:t>
+        </w:r>
+        <w:r>
+          <w:rPr>
+            <w:rStyle w:val="a5"/>
+            <w:noProof/>
+          </w:rPr>
+          <w:t xml:space="preserve"> 5-1 </w:t>
+        </w:r>
+        <w:r>
+          <w:rPr>
+            <w:rStyle w:val="a5"/>
+            <w:noProof/>
+          </w:rPr>
+          <w:t>多人聚餐與出遊主要討論方式</w:t>
+        </w:r>
+        <w:r>
+          <w:rPr>
+            <w:noProof/>
+            <w:webHidden/>
+          </w:rPr>
+          <w:tab/>
+        </w:r>
+        <w:r>
+          <w:rPr>
+            <w:noProof/>
+            <w:webHidden/>
+          </w:rPr>
+          <w:fldChar w:fldCharType="begin"/>
+        </w:r>
+        <w:r>
+          <w:rPr>
+            <w:noProof/>
+            <w:webHidden/>
+          </w:rPr>
+          <w:instrText xml:space="preserve"> PAGEREF _Toc240795415 \h </w:instrText>
+        </w:r>
+        <w:r>
+          <w:rPr>
+            <w:noProof/>
+            <w:webHidden/>
+          </w:rPr>
+        </w:r>
+        <w:r>
+          <w:rPr>
+            <w:noProof/>
+            <w:webHidden/>
+          </w:rPr>
+          <w:fldChar w:fldCharType="separate"/>
+        </w:r>
+        <w:r>
+          <w:rPr>
+            <w:noProof/>
+            <w:webHidden/>
+          </w:rPr>
+          <w:t>11</w:t>
+        </w:r>
+        <w:r>
+          <w:rPr>
+            <w:noProof/>
+            <w:webHidden/>
+          </w:rPr>
+          <w:fldChar w:fldCharType="end"/>
+        </w:r>
+      </w:hyperlink>
+    </w:p>
+    <w:p>
+      <w:pPr>
+        <w:pStyle w:val="af6"/>
+        <w:tabs>
+          <w:tab w:val="right" w:leader="dot" w:pos="8302"/>
+        </w:tabs>
+        <w:spacing w:before="120" w:after="120"/>
+        <w:ind w:leftChars="0" w:left="0" w:firstLineChars="0" w:firstLine="0"/>
+        <w:rPr>
+          <w:rFonts w:eastAsiaTheme="minorEastAsia"/>
+          <w:noProof/>
+          <w:sz w:val="24"/>
+          <w:szCs w:val="24"/>
+          <w14:ligatures w14:val="standardContextual"/>
+        </w:rPr>
+      </w:pPr>
+      <w:hyperlink w:anchor="_Toc240795416" w:history="1">
+        <w:r>
+          <w:rPr>
+            <w:rStyle w:val="a5"/>
+            <w:noProof/>
+          </w:rPr>
+          <w:t>圖</w:t>
+        </w:r>
+        <w:r>
+          <w:rPr>
+            <w:rStyle w:val="a5"/>
+            <w:noProof/>
+          </w:rPr>
+          <w:t xml:space="preserve"> 5-2 </w:t>
+        </w:r>
+        <w:r>
+          <w:rPr>
+            <w:rStyle w:val="a5"/>
+            <w:noProof/>
+          </w:rPr>
+          <w:t>多人群組消費決策常見痛點</w:t>
+        </w:r>
+        <w:r>
+          <w:rPr>
+            <w:noProof/>
+            <w:webHidden/>
+          </w:rPr>
+          <w:tab/>
+        </w:r>
+        <w:r>
+          <w:rPr>
+            <w:noProof/>
+            <w:webHidden/>
+          </w:rPr>
+          <w:fldChar w:fldCharType="begin"/>
+        </w:r>
+        <w:r>
+          <w:rPr>
+            <w:noProof/>
+            <w:webHidden/>
+          </w:rPr>
+          <w:instrText xml:space="preserve"> PAGEREF _Toc240795416 \h </w:instrText>
+        </w:r>
+        <w:r>
+          <w:rPr>
+            <w:noProof/>
+            <w:webHidden/>
+          </w:rPr>
+        </w:r>
+        <w:r>
+          <w:rPr>
+            <w:noProof/>
+            <w:webHidden/>
+          </w:rPr>
+          <w:fldChar w:fldCharType="separate"/>
+        </w:r>
+        <w:r>
+          <w:rPr>
+            <w:noProof/>
+            <w:webHidden/>
+          </w:rPr>
+          <w:t>12</w:t>
+        </w:r>
+        <w:r>
+          <w:rPr>
+            <w:noProof/>
+            <w:webHidden/>
+          </w:rPr>
+          <w:fldChar w:fldCharType="end"/>
+        </w:r>
+      </w:hyperlink>
+    </w:p>
+    <w:p>
+      <w:pPr>
+        <w:pStyle w:val="af6"/>
+        <w:tabs>
+          <w:tab w:val="right" w:leader="dot" w:pos="8302"/>
+        </w:tabs>
+        <w:spacing w:before="120" w:after="120"/>
+        <w:ind w:leftChars="0" w:left="0" w:firstLineChars="0" w:firstLine="0"/>
+        <w:rPr>
+          <w:rFonts w:eastAsiaTheme="minorEastAsia"/>
+          <w:noProof/>
+          <w:sz w:val="24"/>
+          <w:szCs w:val="24"/>
+          <w14:ligatures w14:val="standardContextual"/>
+        </w:rPr>
+      </w:pPr>
       <w:hyperlink w:anchor="_Toc240795417" w:history="1">
         <w:r>
           <w:rPr>
@@ -2892,7 +3092,7 @@
             <w:noProof/>
             <w:webHidden/>
           </w:rPr>
-          <w:t>10</w:t>
+          <w:t>12</w:t>
         </w:r>
         <w:r>
           <w:rPr>
@@ -2932,7 +3132,7 @@
         <w:pStyle w:val="1"/>
         <w:spacing w:before="120" w:after="120"/>
       </w:pPr>
-      <w:bookmarkStart w:id="4" w:name="_Toc240788605"/>
+      <w:bookmarkStart w:id="4" w:name="_Toc241256610"/>
       <w:r>
         <w:rPr>
           <w:rFonts w:hint="eastAsia"/>
@@ -3230,7 +3430,7 @@
         <w:pStyle w:val="1"/>
         <w:spacing w:before="120" w:after="120"/>
       </w:pPr>
-      <w:bookmarkStart w:id="6" w:name="_Toc240788606"/>
+      <w:bookmarkStart w:id="6" w:name="_Toc241256611"/>
       <w:r>
         <w:rPr>
           <w:rFonts w:hint="eastAsia"/>
@@ -3627,7 +3827,15 @@
           <w:kern w:val="0"/>
           <w:szCs w:val="24"/>
         </w:rPr>
-        <w:t>原有系統的核心，本次</w:t>
+        <w:t>原有系統的核心，</w:t>
+      </w:r>
+      <w:r>
+        <w:rPr>
+          <w:rFonts w:ascii="Times New Roman" w:eastAsia="標楷體" w:hAnsi="Times New Roman" w:cs="Times New Roman"/>
+          <w:kern w:val="0"/>
+          <w:szCs w:val="24"/>
+        </w:rPr>
+        <w:t>本次</w:t>
       </w:r>
       <w:r>
         <w:rPr>
@@ -3643,7 +3851,15 @@
           <w:kern w:val="0"/>
           <w:szCs w:val="24"/>
         </w:rPr>
-        <w:t>企劃則將消費與支付建議提高為主要應用功能。</w:t>
+        <w:t>企劃則將消費與支付建議定位為主要應用功能</w:t>
+      </w:r>
+      <w:r>
+        <w:rPr>
+          <w:rFonts w:ascii="Times New Roman" w:eastAsia="標楷體" w:hAnsi="Times New Roman" w:cs="Times New Roman"/>
+          <w:kern w:val="0"/>
+          <w:szCs w:val="24"/>
+        </w:rPr>
+        <w:t>。</w:t>
       </w:r>
       <w:r>
         <w:rPr>
@@ -3749,20 +3965,38 @@
       </w:pPr>
       <w:r>
         <w:rPr>
-          <w:rFonts w:ascii="Times New Roman" w:eastAsia="標楷體" w:hAnsi="Times New Roman" w:cs="Times New Roman"/>
+          <w:rFonts w:ascii="Times New Roman" w:eastAsia="標楷體" w:hAnsi="Times New Roman" w:cs="Times New Roman" w:hint="eastAsia"/>
           <w:kern w:val="0"/>
           <w:szCs w:val="24"/>
         </w:rPr>
         <w:lastRenderedPageBreak/>
-        <w:t>除了支付建議外，旅遊與活動相關功能仍保留在系統中，但角色調整為輔助群組形成消費決策。例如，附近推薦可提供餐廳或商家資訊，景點與活動資料可讓成員確認可能的消費項目，天氣資訊則可協助判斷原先安排是否需要調整；投票、行程安排及提醒功能則用來協助多人討論逐漸形成共識。</w:t>
-      </w:r>
-      <w:r>
-        <w:rPr>
-          <w:rFonts w:ascii="Times New Roman" w:eastAsia="標楷體" w:hAnsi="Times New Roman" w:cs="Times New Roman"/>
-          <w:kern w:val="0"/>
-          <w:szCs w:val="24"/>
-        </w:rPr>
-        <w:t>上述功能主要作為情境支援，核心應用則聚焦於消費辨識與支付建議。</w:t>
+        <w:t>為降低金融優惠資訊因活動期限、回饋上限或適用條件變動而產生錯誤建議的風險，</w:t>
+      </w:r>
+      <w:proofErr w:type="spellStart"/>
+      <w:r>
+        <w:rPr>
+          <w:rFonts w:ascii="Times New Roman" w:eastAsia="標楷體" w:hAnsi="Times New Roman" w:cs="Times New Roman" w:hint="eastAsia"/>
+          <w:kern w:val="0"/>
+          <w:szCs w:val="24"/>
+        </w:rPr>
+        <w:t>GatherGo</w:t>
+      </w:r>
+      <w:proofErr w:type="spellEnd"/>
+      <w:r>
+        <w:rPr>
+          <w:rFonts w:ascii="Times New Roman" w:eastAsia="標楷體" w:hAnsi="Times New Roman" w:cs="Times New Roman" w:hint="eastAsia"/>
+          <w:kern w:val="0"/>
+          <w:szCs w:val="24"/>
+        </w:rPr>
+        <w:t xml:space="preserve"> </w:t>
+      </w:r>
+      <w:r>
+        <w:rPr>
+          <w:rFonts w:ascii="Times New Roman" w:eastAsia="標楷體" w:hAnsi="Times New Roman" w:cs="Times New Roman" w:hint="eastAsia"/>
+          <w:kern w:val="0"/>
+          <w:szCs w:val="24"/>
+        </w:rPr>
+        <w:t>規劃建立金融優惠資料的整理與更新機制。初期將原始優惠內容整理為可供系統比對的欄位，包括發卡銀行、卡別、適用消費類型、指定通路、回饋方式、回饋比例或點數、回饋上限、活動期間、登錄條件、原始來源及資料更新時間等，使不同銀行的優惠資訊能以一致方式進行篩選與比較。</w:t>
       </w:r>
     </w:p>
     <w:p>
@@ -3779,10 +4013,684 @@
       <w:r>
         <w:rPr>
           <w:rFonts w:ascii="Times New Roman" w:eastAsia="標楷體" w:hAnsi="Times New Roman" w:cs="Times New Roman" w:hint="eastAsia"/>
+          <w:kern w:val="0"/>
+          <w:szCs w:val="24"/>
+        </w:rPr>
+        <w:t>當</w:t>
+      </w:r>
+      <w:r>
+        <w:rPr>
+          <w:rFonts w:ascii="Times New Roman" w:eastAsia="標楷體" w:hAnsi="Times New Roman" w:cs="Times New Roman" w:hint="eastAsia"/>
+          <w:kern w:val="0"/>
+          <w:szCs w:val="24"/>
+        </w:rPr>
+        <w:t xml:space="preserve"> AI Decision Core </w:t>
+      </w:r>
+      <w:r>
+        <w:rPr>
+          <w:rFonts w:ascii="Times New Roman" w:eastAsia="標楷體" w:hAnsi="Times New Roman" w:cs="Times New Roman" w:hint="eastAsia"/>
+          <w:kern w:val="0"/>
+          <w:szCs w:val="24"/>
+        </w:rPr>
+        <w:t>從群組對話辨識出住宿、交通、餐飲或活動等消費需求後，系統先依消費類型、通路、時間與已知條件篩選金融優惠資料，再將符合條件的資訊整理後提供給使用者。若優惠具有指定卡別、活動登錄、名額限制或其他尚未確認的資格條件，系統則同步提示使用者確認，而不直接宣稱該優惠一定適用；已超過活動期限的資料亦不納入推薦，並保留原始銀行公告來源供使用者再次確認。</w:t>
+      </w:r>
+    </w:p>
+    <w:p>
+      <w:pPr>
+        <w:pStyle w:val="af5"/>
+        <w:spacing w:before="120" w:after="120"/>
+        <w:rPr>
+          <w:rFonts w:ascii="Times New Roman" w:hAnsi="Times New Roman" w:cs="Times New Roman"/>
+          <w:kern w:val="0"/>
+          <w:szCs w:val="24"/>
+        </w:rPr>
+      </w:pPr>
+      <w:bookmarkStart w:id="8" w:name="_Toc241229732"/>
+      <w:r>
+        <w:rPr>
+          <w:rFonts w:ascii="Times New Roman" w:hAnsi="Times New Roman" w:cs="Times New Roman"/>
+          <w:kern w:val="0"/>
+          <w:szCs w:val="24"/>
+        </w:rPr>
+        <w:t>▼</w:t>
+      </w:r>
+      <w:r>
+        <w:rPr>
+          <w:rFonts w:hint="eastAsia"/>
+        </w:rPr>
+        <w:t>表</w:t>
+      </w:r>
+      <w:r>
+        <w:rPr>
+          <w:rFonts w:hint="eastAsia"/>
+        </w:rPr>
+        <w:t xml:space="preserve"> 2-</w:t>
+      </w:r>
+      <w:r>
+        <w:fldChar w:fldCharType="begin"/>
+      </w:r>
+      <w:r>
+        <w:instrText xml:space="preserve"> </w:instrText>
+      </w:r>
+      <w:r>
+        <w:rPr>
+          <w:rFonts w:hint="eastAsia"/>
+        </w:rPr>
+        <w:instrText xml:space="preserve">SEQ </w:instrText>
+      </w:r>
+      <w:r>
+        <w:rPr>
+          <w:rFonts w:hint="eastAsia"/>
+        </w:rPr>
+        <w:instrText>表</w:instrText>
+      </w:r>
+      <w:r>
+        <w:rPr>
+          <w:rFonts w:hint="eastAsia"/>
+        </w:rPr>
+        <w:instrText xml:space="preserve"> \* ARABIC</w:instrText>
+      </w:r>
+      <w:r>
+        <w:instrText xml:space="preserve"> </w:instrText>
+      </w:r>
+      <w:r>
+        <w:fldChar w:fldCharType="separate"/>
+      </w:r>
+      <w:r>
+        <w:rPr>
           <w:noProof/>
-          <w:kern w:val="0"/>
-          <w:szCs w:val="24"/>
-        </w:rPr>
+        </w:rPr>
+        <w:t>1</w:t>
+      </w:r>
+      <w:r>
+        <w:fldChar w:fldCharType="end"/>
+      </w:r>
+      <w:r>
+        <w:rPr>
+          <w:rFonts w:hint="eastAsia"/>
+        </w:rPr>
+        <w:t xml:space="preserve"> </w:t>
+      </w:r>
+      <w:proofErr w:type="spellStart"/>
+      <w:r>
+        <w:t>GatherGo</w:t>
+      </w:r>
+      <w:proofErr w:type="spellEnd"/>
+      <w:r>
+        <w:t xml:space="preserve"> </w:t>
+      </w:r>
+      <w:r>
+        <w:t>金融優惠資料整理架構</w:t>
+      </w:r>
+      <w:bookmarkEnd w:id="8"/>
+    </w:p>
+    <w:tbl>
+      <w:tblPr>
+        <w:tblStyle w:val="a3"/>
+        <w:tblW w:w="0" w:type="auto"/>
+        <w:tblLook w:val="04A0" w:firstRow="1" w:lastRow="0" w:firstColumn="1" w:lastColumn="0" w:noHBand="0" w:noVBand="1"/>
+      </w:tblPr>
+      <w:tblGrid>
+        <w:gridCol w:w="1271"/>
+        <w:gridCol w:w="3686"/>
+        <w:gridCol w:w="3345"/>
+      </w:tblGrid>
+      <w:tr>
+        <w:tc>
+          <w:tcPr>
+            <w:tcW w:w="1271" w:type="dxa"/>
+            <w:shd w:val="clear" w:color="auto" w:fill="BFBFBF" w:themeFill="background1" w:themeFillShade="BF"/>
+            <w:vAlign w:val="center"/>
+          </w:tcPr>
+          <w:p>
+            <w:pPr>
+              <w:spacing w:beforeLines="50" w:before="120" w:afterLines="50" w:after="120"/>
+              <w:rPr>
+                <w:rFonts w:ascii="標楷體" w:eastAsia="標楷體" w:hAnsi="標楷體" w:cs="Times New Roman"/>
+                <w:b/>
+                <w:bCs/>
+                <w:kern w:val="0"/>
+                <w:szCs w:val="24"/>
+              </w:rPr>
+            </w:pPr>
+            <w:r>
+              <w:rPr>
+                <w:rFonts w:ascii="標楷體" w:eastAsia="標楷體" w:hAnsi="標楷體"/>
+                <w:b/>
+                <w:bCs/>
+              </w:rPr>
+              <w:t>資料面向</w:t>
+            </w:r>
+          </w:p>
+        </w:tc>
+        <w:tc>
+          <w:tcPr>
+            <w:tcW w:w="3686" w:type="dxa"/>
+            <w:shd w:val="clear" w:color="auto" w:fill="BFBFBF" w:themeFill="background1" w:themeFillShade="BF"/>
+            <w:vAlign w:val="center"/>
+          </w:tcPr>
+          <w:p>
+            <w:pPr>
+              <w:spacing w:beforeLines="50" w:before="120" w:afterLines="50" w:after="120"/>
+              <w:rPr>
+                <w:rFonts w:ascii="標楷體" w:eastAsia="標楷體" w:hAnsi="標楷體" w:cs="Times New Roman"/>
+                <w:b/>
+                <w:bCs/>
+                <w:kern w:val="0"/>
+                <w:szCs w:val="24"/>
+              </w:rPr>
+            </w:pPr>
+            <w:r>
+              <w:rPr>
+                <w:rFonts w:ascii="標楷體" w:eastAsia="標楷體" w:hAnsi="標楷體"/>
+                <w:b/>
+                <w:bCs/>
+              </w:rPr>
+              <w:t>整理欄位</w:t>
+            </w:r>
+          </w:p>
+        </w:tc>
+        <w:tc>
+          <w:tcPr>
+            <w:tcW w:w="3345" w:type="dxa"/>
+            <w:shd w:val="clear" w:color="auto" w:fill="BFBFBF" w:themeFill="background1" w:themeFillShade="BF"/>
+            <w:vAlign w:val="center"/>
+          </w:tcPr>
+          <w:p>
+            <w:pPr>
+              <w:spacing w:beforeLines="50" w:before="120" w:afterLines="50" w:after="120"/>
+              <w:rPr>
+                <w:rFonts w:ascii="標楷體" w:eastAsia="標楷體" w:hAnsi="標楷體" w:cs="Times New Roman"/>
+                <w:b/>
+                <w:bCs/>
+                <w:kern w:val="0"/>
+                <w:szCs w:val="24"/>
+              </w:rPr>
+            </w:pPr>
+            <w:r>
+              <w:rPr>
+                <w:rFonts w:ascii="標楷體" w:eastAsia="標楷體" w:hAnsi="標楷體"/>
+                <w:b/>
+                <w:bCs/>
+              </w:rPr>
+              <w:t>應用目的</w:t>
+            </w:r>
+          </w:p>
+        </w:tc>
+      </w:tr>
+      <w:tr>
+        <w:tc>
+          <w:tcPr>
+            <w:tcW w:w="1271" w:type="dxa"/>
+            <w:vAlign w:val="center"/>
+          </w:tcPr>
+          <w:p>
+            <w:pPr>
+              <w:spacing w:beforeLines="50" w:before="120" w:afterLines="50" w:after="120"/>
+              <w:rPr>
+                <w:rFonts w:ascii="標楷體" w:eastAsia="標楷體" w:hAnsi="標楷體" w:cs="Times New Roman"/>
+                <w:kern w:val="0"/>
+                <w:szCs w:val="24"/>
+              </w:rPr>
+            </w:pPr>
+            <w:r>
+              <w:rPr>
+                <w:rFonts w:ascii="標楷體" w:eastAsia="標楷體" w:hAnsi="標楷體"/>
+              </w:rPr>
+              <w:t>優惠來源</w:t>
+            </w:r>
+          </w:p>
+        </w:tc>
+        <w:tc>
+          <w:tcPr>
+            <w:tcW w:w="3686" w:type="dxa"/>
+            <w:vAlign w:val="center"/>
+          </w:tcPr>
+          <w:p>
+            <w:pPr>
+              <w:spacing w:beforeLines="50" w:before="120" w:afterLines="50" w:after="120"/>
+              <w:rPr>
+                <w:rFonts w:ascii="標楷體" w:eastAsia="標楷體" w:hAnsi="標楷體" w:cs="Times New Roman"/>
+                <w:kern w:val="0"/>
+                <w:szCs w:val="24"/>
+              </w:rPr>
+            </w:pPr>
+            <w:r>
+              <w:rPr>
+                <w:rFonts w:ascii="標楷體" w:eastAsia="標楷體" w:hAnsi="標楷體"/>
+              </w:rPr>
+              <w:t>發卡銀行、卡別、原始來源</w:t>
+            </w:r>
+          </w:p>
+        </w:tc>
+        <w:tc>
+          <w:tcPr>
+            <w:tcW w:w="3345" w:type="dxa"/>
+            <w:vAlign w:val="center"/>
+          </w:tcPr>
+          <w:p>
+            <w:pPr>
+              <w:spacing w:beforeLines="50" w:before="120" w:afterLines="50" w:after="120"/>
+              <w:rPr>
+                <w:rFonts w:ascii="標楷體" w:eastAsia="標楷體" w:hAnsi="標楷體" w:cs="Times New Roman"/>
+                <w:kern w:val="0"/>
+                <w:szCs w:val="24"/>
+              </w:rPr>
+            </w:pPr>
+            <w:r>
+              <w:rPr>
+                <w:rFonts w:ascii="標楷體" w:eastAsia="標楷體" w:hAnsi="標楷體"/>
+              </w:rPr>
+              <w:t>確認資訊來源與適用卡別</w:t>
+            </w:r>
+          </w:p>
+        </w:tc>
+      </w:tr>
+      <w:tr>
+        <w:tc>
+          <w:tcPr>
+            <w:tcW w:w="1271" w:type="dxa"/>
+            <w:vAlign w:val="center"/>
+          </w:tcPr>
+          <w:p>
+            <w:pPr>
+              <w:spacing w:beforeLines="50" w:before="120" w:afterLines="50" w:after="120"/>
+              <w:rPr>
+                <w:rFonts w:ascii="標楷體" w:eastAsia="標楷體" w:hAnsi="標楷體" w:cs="Times New Roman"/>
+                <w:kern w:val="0"/>
+                <w:szCs w:val="24"/>
+              </w:rPr>
+            </w:pPr>
+            <w:r>
+              <w:rPr>
+                <w:rFonts w:ascii="標楷體" w:eastAsia="標楷體" w:hAnsi="標楷體"/>
+              </w:rPr>
+              <w:t>消費情境</w:t>
+            </w:r>
+          </w:p>
+        </w:tc>
+        <w:tc>
+          <w:tcPr>
+            <w:tcW w:w="3686" w:type="dxa"/>
+            <w:vAlign w:val="center"/>
+          </w:tcPr>
+          <w:p>
+            <w:pPr>
+              <w:spacing w:beforeLines="50" w:before="120" w:afterLines="50" w:after="120"/>
+              <w:rPr>
+                <w:rFonts w:ascii="標楷體" w:eastAsia="標楷體" w:hAnsi="標楷體" w:cs="Times New Roman"/>
+                <w:kern w:val="0"/>
+                <w:szCs w:val="24"/>
+              </w:rPr>
+            </w:pPr>
+            <w:r>
+              <w:rPr>
+                <w:rFonts w:ascii="標楷體" w:eastAsia="標楷體" w:hAnsi="標楷體"/>
+              </w:rPr>
+              <w:t>消費類型、指定通路</w:t>
+            </w:r>
+          </w:p>
+        </w:tc>
+        <w:tc>
+          <w:tcPr>
+            <w:tcW w:w="3345" w:type="dxa"/>
+            <w:vAlign w:val="center"/>
+          </w:tcPr>
+          <w:p>
+            <w:pPr>
+              <w:spacing w:beforeLines="50" w:before="120" w:afterLines="50" w:after="120"/>
+              <w:rPr>
+                <w:rFonts w:ascii="標楷體" w:eastAsia="標楷體" w:hAnsi="標楷體" w:cs="Times New Roman"/>
+                <w:kern w:val="0"/>
+                <w:szCs w:val="24"/>
+              </w:rPr>
+            </w:pPr>
+            <w:r>
+              <w:rPr>
+                <w:rFonts w:ascii="標楷體" w:eastAsia="標楷體" w:hAnsi="標楷體"/>
+              </w:rPr>
+              <w:t>配對住宿、交通、餐飲、活動等需求</w:t>
+            </w:r>
+          </w:p>
+        </w:tc>
+      </w:tr>
+      <w:tr>
+        <w:tc>
+          <w:tcPr>
+            <w:tcW w:w="1271" w:type="dxa"/>
+            <w:vAlign w:val="center"/>
+          </w:tcPr>
+          <w:p>
+            <w:pPr>
+              <w:spacing w:beforeLines="50" w:before="120" w:afterLines="50" w:after="120"/>
+              <w:rPr>
+                <w:rFonts w:ascii="標楷體" w:eastAsia="標楷體" w:hAnsi="標楷體" w:cs="Times New Roman"/>
+                <w:kern w:val="0"/>
+                <w:szCs w:val="24"/>
+              </w:rPr>
+            </w:pPr>
+            <w:r>
+              <w:rPr>
+                <w:rFonts w:ascii="標楷體" w:eastAsia="標楷體" w:hAnsi="標楷體"/>
+              </w:rPr>
+              <w:t>優惠內容</w:t>
+            </w:r>
+          </w:p>
+        </w:tc>
+        <w:tc>
+          <w:tcPr>
+            <w:tcW w:w="3686" w:type="dxa"/>
+            <w:vAlign w:val="center"/>
+          </w:tcPr>
+          <w:p>
+            <w:pPr>
+              <w:spacing w:beforeLines="50" w:before="120" w:afterLines="50" w:after="120"/>
+              <w:rPr>
+                <w:rFonts w:ascii="標楷體" w:eastAsia="標楷體" w:hAnsi="標楷體" w:cs="Times New Roman"/>
+                <w:kern w:val="0"/>
+                <w:szCs w:val="24"/>
+              </w:rPr>
+            </w:pPr>
+            <w:r>
+              <w:rPr>
+                <w:rFonts w:ascii="標楷體" w:eastAsia="標楷體" w:hAnsi="標楷體"/>
+              </w:rPr>
+              <w:t>回饋比例、點數、折扣方式</w:t>
+            </w:r>
+          </w:p>
+        </w:tc>
+        <w:tc>
+          <w:tcPr>
+            <w:tcW w:w="3345" w:type="dxa"/>
+            <w:vAlign w:val="center"/>
+          </w:tcPr>
+          <w:p>
+            <w:pPr>
+              <w:spacing w:beforeLines="50" w:before="120" w:afterLines="50" w:after="120"/>
+              <w:rPr>
+                <w:rFonts w:ascii="標楷體" w:eastAsia="標楷體" w:hAnsi="標楷體" w:cs="Times New Roman"/>
+                <w:kern w:val="0"/>
+                <w:szCs w:val="24"/>
+              </w:rPr>
+            </w:pPr>
+            <w:r>
+              <w:rPr>
+                <w:rFonts w:ascii="標楷體" w:eastAsia="標楷體" w:hAnsi="標楷體"/>
+              </w:rPr>
+              <w:t>提供支付選項比較依據</w:t>
+            </w:r>
+          </w:p>
+        </w:tc>
+      </w:tr>
+      <w:tr>
+        <w:tc>
+          <w:tcPr>
+            <w:tcW w:w="1271" w:type="dxa"/>
+            <w:vAlign w:val="center"/>
+          </w:tcPr>
+          <w:p>
+            <w:pPr>
+              <w:spacing w:beforeLines="50" w:before="120" w:afterLines="50" w:after="120"/>
+              <w:rPr>
+                <w:rFonts w:ascii="標楷體" w:eastAsia="標楷體" w:hAnsi="標楷體" w:cs="Times New Roman"/>
+                <w:kern w:val="0"/>
+                <w:szCs w:val="24"/>
+              </w:rPr>
+            </w:pPr>
+            <w:r>
+              <w:rPr>
+                <w:rFonts w:ascii="標楷體" w:eastAsia="標楷體" w:hAnsi="標楷體"/>
+              </w:rPr>
+              <w:t>適用條件</w:t>
+            </w:r>
+          </w:p>
+        </w:tc>
+        <w:tc>
+          <w:tcPr>
+            <w:tcW w:w="3686" w:type="dxa"/>
+            <w:vAlign w:val="center"/>
+          </w:tcPr>
+          <w:p>
+            <w:pPr>
+              <w:spacing w:beforeLines="50" w:before="120" w:afterLines="50" w:after="120"/>
+              <w:rPr>
+                <w:rFonts w:ascii="標楷體" w:eastAsia="標楷體" w:hAnsi="標楷體" w:cs="Times New Roman"/>
+                <w:kern w:val="0"/>
+                <w:szCs w:val="24"/>
+              </w:rPr>
+            </w:pPr>
+            <w:r>
+              <w:rPr>
+                <w:rFonts w:ascii="標楷體" w:eastAsia="標楷體" w:hAnsi="標楷體"/>
+              </w:rPr>
+              <w:t>回饋上限、登錄條件、資格限制</w:t>
+            </w:r>
+          </w:p>
+        </w:tc>
+        <w:tc>
+          <w:tcPr>
+            <w:tcW w:w="3345" w:type="dxa"/>
+            <w:vAlign w:val="center"/>
+          </w:tcPr>
+          <w:p>
+            <w:pPr>
+              <w:spacing w:beforeLines="50" w:before="120" w:afterLines="50" w:after="120"/>
+              <w:rPr>
+                <w:rFonts w:ascii="標楷體" w:eastAsia="標楷體" w:hAnsi="標楷體" w:cs="Times New Roman"/>
+                <w:kern w:val="0"/>
+                <w:szCs w:val="24"/>
+              </w:rPr>
+            </w:pPr>
+            <w:r>
+              <w:rPr>
+                <w:rFonts w:ascii="標楷體" w:eastAsia="標楷體" w:hAnsi="標楷體"/>
+              </w:rPr>
+              <w:t>避免只依回饋比例判斷</w:t>
+            </w:r>
+          </w:p>
+        </w:tc>
+      </w:tr>
+      <w:tr>
+        <w:tc>
+          <w:tcPr>
+            <w:tcW w:w="1271" w:type="dxa"/>
+            <w:vAlign w:val="center"/>
+          </w:tcPr>
+          <w:p>
+            <w:pPr>
+              <w:spacing w:beforeLines="50" w:before="120" w:afterLines="50" w:after="120"/>
+              <w:rPr>
+                <w:rFonts w:ascii="標楷體" w:eastAsia="標楷體" w:hAnsi="標楷體" w:cs="Times New Roman"/>
+                <w:kern w:val="0"/>
+                <w:szCs w:val="24"/>
+              </w:rPr>
+            </w:pPr>
+            <w:r>
+              <w:rPr>
+                <w:rFonts w:ascii="標楷體" w:eastAsia="標楷體" w:hAnsi="標楷體"/>
+              </w:rPr>
+              <w:t>資料效期</w:t>
+            </w:r>
+          </w:p>
+        </w:tc>
+        <w:tc>
+          <w:tcPr>
+            <w:tcW w:w="3686" w:type="dxa"/>
+            <w:vAlign w:val="center"/>
+          </w:tcPr>
+          <w:p>
+            <w:pPr>
+              <w:spacing w:beforeLines="50" w:before="120" w:afterLines="50" w:after="120"/>
+              <w:rPr>
+                <w:rFonts w:ascii="標楷體" w:eastAsia="標楷體" w:hAnsi="標楷體" w:cs="Times New Roman"/>
+                <w:kern w:val="0"/>
+                <w:szCs w:val="24"/>
+              </w:rPr>
+            </w:pPr>
+            <w:r>
+              <w:rPr>
+                <w:rFonts w:ascii="標楷體" w:eastAsia="標楷體" w:hAnsi="標楷體"/>
+              </w:rPr>
+              <w:t>活動期間、資料更新時間</w:t>
+            </w:r>
+          </w:p>
+        </w:tc>
+        <w:tc>
+          <w:tcPr>
+            <w:tcW w:w="3345" w:type="dxa"/>
+            <w:vAlign w:val="center"/>
+          </w:tcPr>
+          <w:p>
+            <w:pPr>
+              <w:spacing w:beforeLines="50" w:before="120" w:afterLines="50" w:after="120"/>
+              <w:rPr>
+                <w:rFonts w:ascii="標楷體" w:eastAsia="標楷體" w:hAnsi="標楷體" w:cs="Times New Roman"/>
+                <w:kern w:val="0"/>
+                <w:szCs w:val="24"/>
+              </w:rPr>
+            </w:pPr>
+            <w:r>
+              <w:rPr>
+                <w:rFonts w:ascii="標楷體" w:eastAsia="標楷體" w:hAnsi="標楷體"/>
+              </w:rPr>
+              <w:t>排除過期資訊並提供查證依據</w:t>
+            </w:r>
+          </w:p>
+        </w:tc>
+      </w:tr>
+    </w:tbl>
+    <w:p>
+      <w:pPr>
+        <w:spacing w:beforeLines="50" w:before="120" w:afterLines="50" w:after="120"/>
+        <w:ind w:firstLineChars="200" w:firstLine="480"/>
+        <w:jc w:val="both"/>
+        <w:rPr>
+          <w:rFonts w:ascii="Times New Roman" w:eastAsia="標楷體" w:hAnsi="Times New Roman" w:cs="Times New Roman"/>
+          <w:kern w:val="0"/>
+          <w:szCs w:val="24"/>
+        </w:rPr>
+      </w:pPr>
+      <w:r>
+        <w:rPr>
+          <w:rFonts w:ascii="Times New Roman" w:eastAsia="標楷體" w:hAnsi="Times New Roman" w:cs="Times New Roman"/>
+          <w:kern w:val="0"/>
+          <w:szCs w:val="24"/>
+        </w:rPr>
+        <w:t>除了支付建議外，旅遊與活動相關功能仍保留在系統中，但角色調整為輔助群組形成消費決策。例如，附近推薦可提供餐廳或商家資訊，景點與活動資料可讓成員確認可能的消費項目，天氣資訊則可協助判斷原先安排是否需要調整；投票、行程安排及提醒功能則用來協助多人討論逐漸形成共識。</w:t>
+      </w:r>
+      <w:r>
+        <w:rPr>
+          <w:rFonts w:ascii="Times New Roman" w:eastAsia="標楷體" w:hAnsi="Times New Roman" w:cs="Times New Roman"/>
+          <w:kern w:val="0"/>
+          <w:szCs w:val="24"/>
+        </w:rPr>
+        <w:t>上述功能主要作為情境支援，核心應用則聚焦於消費辨識與支付建議。</w:t>
+      </w:r>
+    </w:p>
+    <w:p>
+      <w:pPr>
+        <w:spacing w:beforeLines="50" w:before="120" w:afterLines="50" w:after="120"/>
+        <w:ind w:firstLineChars="200" w:firstLine="480"/>
+        <w:jc w:val="both"/>
+        <w:rPr>
+          <w:rFonts w:ascii="Times New Roman" w:eastAsia="標楷體" w:hAnsi="Times New Roman" w:cs="Times New Roman"/>
+          <w:kern w:val="0"/>
+          <w:szCs w:val="24"/>
+        </w:rPr>
+      </w:pPr>
+      <w:r>
+        <w:rPr>
+          <w:rFonts w:ascii="Times New Roman" w:eastAsia="標楷體" w:hAnsi="Times New Roman" w:cs="Times New Roman" w:hint="eastAsia"/>
+          <w:kern w:val="0"/>
+          <w:szCs w:val="24"/>
+        </w:rPr>
+        <w:t>在金融優惠資料維護上，除建立統一欄位外，亦需考量優惠內容具有時效性與條件變動的特性。因此，資料更新時將以原始公告來源與活動期間作為主要確認依據，並記錄資料更新時間；若活動已逾期，則不再納入支付建議範圍。若銀行調整回饋比例、指定通路、登錄方式或回饋上限等條件，則應同步更新對應資料，避免系統持續引用已失效的優惠內容。</w:t>
+      </w:r>
+    </w:p>
+    <w:p>
+      <w:pPr>
+        <w:spacing w:beforeLines="50" w:before="120" w:afterLines="50" w:after="120"/>
+        <w:ind w:firstLineChars="200" w:firstLine="480"/>
+        <w:jc w:val="both"/>
+        <w:rPr>
+          <w:rFonts w:ascii="Times New Roman" w:eastAsia="標楷體" w:hAnsi="Times New Roman" w:cs="Times New Roman"/>
+          <w:kern w:val="0"/>
+          <w:szCs w:val="24"/>
+        </w:rPr>
+      </w:pPr>
+      <w:r>
+        <w:rPr>
+          <w:rFonts w:ascii="Times New Roman" w:eastAsia="標楷體" w:hAnsi="Times New Roman" w:cs="Times New Roman" w:hint="eastAsia"/>
+          <w:kern w:val="0"/>
+          <w:szCs w:val="24"/>
+        </w:rPr>
+        <w:t>對於無法由現有資料直接確認的條件，例如限量名額、特定會員資格或使用者個人持卡狀況，系統不自行推定使用者符合資格，而是在建議內容中標示仍需確認的條件，並保留原始公告來源。此設計使</w:t>
+      </w:r>
+      <w:r>
+        <w:rPr>
+          <w:rFonts w:ascii="Times New Roman" w:eastAsia="標楷體" w:hAnsi="Times New Roman" w:cs="Times New Roman" w:hint="eastAsia"/>
+          <w:kern w:val="0"/>
+          <w:szCs w:val="24"/>
+        </w:rPr>
+        <w:t xml:space="preserve"> </w:t>
+      </w:r>
+      <w:proofErr w:type="spellStart"/>
+      <w:r>
+        <w:rPr>
+          <w:rFonts w:ascii="Times New Roman" w:eastAsia="標楷體" w:hAnsi="Times New Roman" w:cs="Times New Roman" w:hint="eastAsia"/>
+          <w:kern w:val="0"/>
+          <w:szCs w:val="24"/>
+        </w:rPr>
+        <w:t>GatherGo</w:t>
+      </w:r>
+      <w:proofErr w:type="spellEnd"/>
+      <w:r>
+        <w:rPr>
+          <w:rFonts w:ascii="Times New Roman" w:eastAsia="標楷體" w:hAnsi="Times New Roman" w:cs="Times New Roman" w:hint="eastAsia"/>
+          <w:kern w:val="0"/>
+          <w:szCs w:val="24"/>
+        </w:rPr>
+        <w:t xml:space="preserve"> </w:t>
+      </w:r>
+      <w:r>
+        <w:rPr>
+          <w:rFonts w:ascii="Times New Roman" w:eastAsia="標楷體" w:hAnsi="Times New Roman" w:cs="Times New Roman" w:hint="eastAsia"/>
+          <w:kern w:val="0"/>
+          <w:szCs w:val="24"/>
+        </w:rPr>
+        <w:t>的角色維持在資訊整理與決策支援，而非替使用者做出最終金融決策。</w:t>
+      </w:r>
+    </w:p>
+    <w:p>
+      <w:pPr>
+        <w:spacing w:beforeLines="50" w:before="120" w:afterLines="50" w:after="120"/>
+        <w:jc w:val="both"/>
+        <w:rPr>
+          <w:rFonts w:ascii="Times New Roman" w:eastAsia="標楷體" w:hAnsi="Times New Roman" w:cs="Times New Roman"/>
+          <w:kern w:val="0"/>
+          <w:szCs w:val="24"/>
+        </w:rPr>
+      </w:pPr>
+    </w:p>
+    <w:p>
+      <w:pPr>
+        <w:spacing w:beforeLines="50" w:before="120" w:afterLines="50" w:after="120"/>
+        <w:ind w:firstLineChars="200" w:firstLine="480"/>
+        <w:jc w:val="both"/>
+        <w:rPr>
+          <w:rFonts w:ascii="Times New Roman" w:eastAsia="標楷體" w:hAnsi="Times New Roman" w:cs="Times New Roman"/>
+          <w:kern w:val="0"/>
+          <w:szCs w:val="24"/>
+        </w:rPr>
+      </w:pPr>
+      <w:r>
+        <w:rPr>
+          <w:rFonts w:ascii="Times New Roman" w:eastAsia="標楷體" w:hAnsi="Times New Roman" w:cs="Times New Roman" w:hint="eastAsia"/>
+          <w:noProof/>
+          <w:kern w:val="0"/>
+          <w:szCs w:val="24"/>
+        </w:rPr>
+        <w:lastRenderedPageBreak/>
         <w:drawing>
           <wp:anchor distT="0" distB="0" distL="114300" distR="114300" simplePos="0" relativeHeight="251668480" behindDoc="0" locked="0" layoutInCell="1" allowOverlap="1" wp14:anchorId="6C99AB19" wp14:editId="2B0769B5">
             <wp:simplePos x="0" y="0"/>
@@ -3932,7 +4840,7 @@
           <w:szCs w:val="24"/>
         </w:rPr>
       </w:pPr>
-      <w:bookmarkStart w:id="8" w:name="_Toc240795411"/>
+      <w:bookmarkStart w:id="9" w:name="_Toc240795411"/>
       <w:r>
         <w:rPr>
           <w:rFonts w:ascii="Times New Roman" w:hAnsi="Times New Roman" w:cs="Times New Roman"/>
@@ -4007,9 +4915,12 @@
         <w:t xml:space="preserve"> AI </w:t>
       </w:r>
       <w:r>
-        <w:t>情境判斷實際使用案例</w:t>
-      </w:r>
-      <w:bookmarkEnd w:id="8"/>
+        <w:t>情境判斷</w:t>
+      </w:r>
+      <w:bookmarkEnd w:id="9"/>
+      <w:r>
+        <w:t>系統測試案例</w:t>
+      </w:r>
     </w:p>
     <w:p>
       <w:pPr>
@@ -4078,6 +4989,54 @@
         </w:rPr>
         <w:t>企劃將同一套判斷方式延伸到金融消費情境。</w:t>
       </w:r>
+    </w:p>
+    <w:p>
+      <w:pPr>
+        <w:spacing w:beforeLines="50" w:before="120" w:afterLines="50" w:after="120"/>
+        <w:ind w:firstLineChars="200" w:firstLine="480"/>
+        <w:jc w:val="both"/>
+        <w:rPr>
+          <w:rFonts w:ascii="Times New Roman" w:eastAsia="標楷體" w:hAnsi="Times New Roman" w:cs="Times New Roman"/>
+          <w:kern w:val="0"/>
+          <w:szCs w:val="24"/>
+        </w:rPr>
+      </w:pPr>
+      <w:r>
+        <w:rPr>
+          <w:rFonts w:ascii="Times New Roman" w:eastAsia="標楷體" w:hAnsi="Times New Roman" w:cs="Times New Roman" w:hint="eastAsia"/>
+          <w:kern w:val="0"/>
+          <w:szCs w:val="24"/>
+        </w:rPr>
+        <w:t>此測試亦提供本次</w:t>
+      </w:r>
+      <w:r>
+        <w:rPr>
+          <w:rFonts w:ascii="Times New Roman" w:eastAsia="標楷體" w:hAnsi="Times New Roman" w:cs="Times New Roman" w:hint="eastAsia"/>
+          <w:kern w:val="0"/>
+          <w:szCs w:val="24"/>
+        </w:rPr>
+        <w:t xml:space="preserve"> FinTech </w:t>
+      </w:r>
+      <w:r>
+        <w:rPr>
+          <w:rFonts w:ascii="Times New Roman" w:eastAsia="標楷體" w:hAnsi="Times New Roman" w:cs="Times New Roman" w:hint="eastAsia"/>
+          <w:kern w:val="0"/>
+          <w:szCs w:val="24"/>
+        </w:rPr>
+        <w:t>延伸的重要設計基礎。金融資訊與一般景點推薦不同，若介入時間過早，可能在消費需求尚未形成前提供大量無關優惠；若介入時間過晚，則可能錯過使用者正在比較或準備付款的決策階段。因此，本次延伸將既有「是否需要介入」的判斷進一步加入「消費需求是否明確」與「目前是否已進入支付決策」等條件。</w:t>
+      </w:r>
+    </w:p>
+    <w:p>
+      <w:pPr>
+        <w:spacing w:beforeLines="50" w:before="120" w:afterLines="50" w:after="120"/>
+        <w:ind w:firstLineChars="200" w:firstLine="480"/>
+        <w:jc w:val="both"/>
+        <w:rPr>
+          <w:rFonts w:ascii="Times New Roman" w:eastAsia="標楷體" w:hAnsi="Times New Roman" w:cs="Times New Roman"/>
+          <w:kern w:val="0"/>
+          <w:szCs w:val="24"/>
+        </w:rPr>
+      </w:pPr>
       <w:r>
         <w:rPr>
           <w:rFonts w:ascii="Times New Roman" w:eastAsia="標楷體" w:hAnsi="Times New Roman" w:cs="Times New Roman"/>
@@ -4087,13 +5046,13 @@
         </w:rPr>
         <w:lastRenderedPageBreak/>
         <w:drawing>
-          <wp:anchor distT="0" distB="0" distL="114300" distR="114300" simplePos="0" relativeHeight="251669504" behindDoc="0" locked="0" layoutInCell="1" allowOverlap="1" wp14:anchorId="1B3B5898" wp14:editId="6F6122E4">
+          <wp:anchor distT="0" distB="0" distL="114300" distR="114300" simplePos="0" relativeHeight="251669504" behindDoc="0" locked="0" layoutInCell="1" allowOverlap="1" wp14:anchorId="1B3B5898" wp14:editId="520EC168">
             <wp:simplePos x="0" y="0"/>
             <wp:positionH relativeFrom="margin">
               <wp:align>center</wp:align>
             </wp:positionH>
             <wp:positionV relativeFrom="paragraph">
-              <wp:posOffset>283845</wp:posOffset>
+              <wp:posOffset>1045210</wp:posOffset>
             </wp:positionV>
             <wp:extent cx="3232150" cy="6185535"/>
             <wp:effectExtent l="0" t="0" r="6350" b="5715"/>
@@ -4153,11 +5112,93 @@
       </w:r>
       <w:r>
         <w:rPr>
-          <w:rFonts w:ascii="Times New Roman" w:eastAsia="標楷體" w:hAnsi="Times New Roman" w:cs="Times New Roman"/>
-          <w:kern w:val="0"/>
-          <w:szCs w:val="24"/>
-        </w:rPr>
-        <w:t>待住宿、交通或餐飲等需求確認後，再提供相應建議。</w:t>
+          <w:rFonts w:ascii="Times New Roman" w:eastAsia="標楷體" w:hAnsi="Times New Roman" w:cs="Times New Roman" w:hint="eastAsia"/>
+          <w:kern w:val="0"/>
+          <w:szCs w:val="24"/>
+        </w:rPr>
+        <w:t>後續金融情境測試可分別設計「需求尚未明確」、「消費項目已確認」、「準備進行支付」及「消費已完成」等不同階段，觀察</w:t>
+      </w:r>
+      <w:r>
+        <w:rPr>
+          <w:rFonts w:ascii="Times New Roman" w:eastAsia="標楷體" w:hAnsi="Times New Roman" w:cs="Times New Roman" w:hint="eastAsia"/>
+          <w:kern w:val="0"/>
+          <w:szCs w:val="24"/>
+        </w:rPr>
+        <w:t xml:space="preserve"> AI </w:t>
+      </w:r>
+      <w:r>
+        <w:rPr>
+          <w:rFonts w:ascii="Times New Roman" w:eastAsia="標楷體" w:hAnsi="Times New Roman" w:cs="Times New Roman" w:hint="eastAsia"/>
+          <w:kern w:val="0"/>
+          <w:szCs w:val="24"/>
+        </w:rPr>
+        <w:t>是否能在適當時點提供對應資訊。例如群組僅討論週末要去哪裡時不應主動推薦信用卡；確認住宿後才進入住宿優惠比較；</w:t>
+      </w:r>
+      <w:r>
+        <w:rPr>
+          <w:rFonts w:ascii="Times New Roman" w:eastAsia="標楷體" w:hAnsi="Times New Roman" w:cs="Times New Roman"/>
+          <w:kern w:val="0"/>
+          <w:szCs w:val="24"/>
+        </w:rPr>
+        <w:t>完成消費後則轉入共同支出管理階段</w:t>
+      </w:r>
+      <w:r>
+        <w:rPr>
+          <w:rFonts w:ascii="Times New Roman" w:eastAsia="標楷體" w:hAnsi="Times New Roman" w:cs="Times New Roman" w:hint="eastAsia"/>
+          <w:kern w:val="0"/>
+          <w:szCs w:val="24"/>
+        </w:rPr>
+        <w:t>。透過不同階段的情境測試，可進一步驗證</w:t>
+      </w:r>
+      <w:r>
+        <w:rPr>
+          <w:rFonts w:ascii="Times New Roman" w:eastAsia="標楷體" w:hAnsi="Times New Roman" w:cs="Times New Roman" w:hint="eastAsia"/>
+          <w:kern w:val="0"/>
+          <w:szCs w:val="24"/>
+        </w:rPr>
+        <w:t xml:space="preserve"> FinTech </w:t>
+      </w:r>
+      <w:r>
+        <w:rPr>
+          <w:rFonts w:ascii="Times New Roman" w:eastAsia="標楷體" w:hAnsi="Times New Roman" w:cs="Times New Roman" w:hint="eastAsia"/>
+          <w:kern w:val="0"/>
+          <w:szCs w:val="24"/>
+        </w:rPr>
+        <w:t>延伸是否仍符合</w:t>
+      </w:r>
+      <w:r>
+        <w:rPr>
+          <w:rFonts w:ascii="Times New Roman" w:eastAsia="標楷體" w:hAnsi="Times New Roman" w:cs="Times New Roman" w:hint="eastAsia"/>
+          <w:kern w:val="0"/>
+          <w:szCs w:val="24"/>
+        </w:rPr>
+        <w:t xml:space="preserve"> </w:t>
+      </w:r>
+      <w:proofErr w:type="spellStart"/>
+      <w:r>
+        <w:rPr>
+          <w:rFonts w:ascii="Times New Roman" w:eastAsia="標楷體" w:hAnsi="Times New Roman" w:cs="Times New Roman" w:hint="eastAsia"/>
+          <w:kern w:val="0"/>
+          <w:szCs w:val="24"/>
+        </w:rPr>
+        <w:t>GatherGo</w:t>
+      </w:r>
+      <w:proofErr w:type="spellEnd"/>
+      <w:r>
+        <w:rPr>
+          <w:rFonts w:ascii="Times New Roman" w:eastAsia="標楷體" w:hAnsi="Times New Roman" w:cs="Times New Roman" w:hint="eastAsia"/>
+          <w:kern w:val="0"/>
+          <w:szCs w:val="24"/>
+        </w:rPr>
+        <w:t xml:space="preserve"> </w:t>
+      </w:r>
+      <w:r>
+        <w:rPr>
+          <w:rFonts w:ascii="Times New Roman" w:eastAsia="標楷體" w:hAnsi="Times New Roman" w:cs="Times New Roman" w:hint="eastAsia"/>
+          <w:kern w:val="0"/>
+          <w:szCs w:val="24"/>
+        </w:rPr>
+        <w:t>原有的適時介入原則。</w:t>
       </w:r>
     </w:p>
     <w:p>
@@ -4170,7 +5211,7 @@
           <w:szCs w:val="24"/>
         </w:rPr>
       </w:pPr>
-      <w:bookmarkStart w:id="9" w:name="_Toc240795412"/>
+      <w:bookmarkStart w:id="10" w:name="_Toc240795412"/>
       <w:r>
         <w:rPr>
           <w:rFonts w:ascii="Times New Roman" w:hAnsi="Times New Roman" w:cs="Times New Roman"/>
@@ -4247,7 +5288,7 @@
       <w:r>
         <w:t>互動式地圖探索介面</w:t>
       </w:r>
-      <w:bookmarkEnd w:id="9"/>
+      <w:bookmarkEnd w:id="10"/>
     </w:p>
     <w:p>
       <w:pPr>
@@ -4394,6 +5435,7 @@
           <w:kern w:val="0"/>
           <w:szCs w:val="24"/>
         </w:rPr>
+        <w:lastRenderedPageBreak/>
         <w:t>可提供</w:t>
       </w:r>
       <w:r>
@@ -4505,22 +5547,739 @@
           <w:szCs w:val="24"/>
         </w:rPr>
         <w:t>則負責後續共同支出管理，使服務由消費需求與支付選擇延伸至消費後的支出處理。</w:t>
-      </w:r>
-      <w:r>
-        <w:rPr>
-          <w:rFonts w:ascii="Times New Roman" w:eastAsia="標楷體" w:hAnsi="Times New Roman" w:cs="Times New Roman"/>
-          <w:kern w:val="0"/>
-          <w:szCs w:val="24"/>
-        </w:rPr>
-        <w:br w:type="page"/>
       </w:r>
     </w:p>
     <w:p>
       <w:pPr>
+        <w:spacing w:beforeLines="50" w:before="120" w:afterLines="50" w:after="120"/>
+        <w:ind w:firstLineChars="200" w:firstLine="480"/>
+        <w:jc w:val="both"/>
+        <w:rPr>
+          <w:rFonts w:ascii="Times New Roman" w:eastAsia="標楷體" w:hAnsi="Times New Roman" w:cs="Times New Roman"/>
+          <w:kern w:val="0"/>
+          <w:szCs w:val="24"/>
+        </w:rPr>
+      </w:pPr>
+      <w:r>
+        <w:rPr>
+          <w:rFonts w:ascii="Times New Roman" w:eastAsia="標楷體" w:hAnsi="Times New Roman" w:cs="Times New Roman"/>
+          <w:kern w:val="0"/>
+          <w:szCs w:val="24"/>
+        </w:rPr>
+        <w:t>為使金融資訊介入符合群組實際討論進度，本方案將「消費需求完整度」與「支付決策時點」納入判斷。</w:t>
+      </w:r>
+      <w:r>
+        <w:rPr>
+          <w:rFonts w:ascii="Times New Roman" w:eastAsia="標楷體" w:hAnsi="Times New Roman" w:cs="Times New Roman"/>
+          <w:kern w:val="0"/>
+          <w:szCs w:val="24"/>
+        </w:rPr>
+        <w:t xml:space="preserve">AI </w:t>
+      </w:r>
+      <w:r>
+        <w:rPr>
+          <w:rFonts w:ascii="Times New Roman" w:eastAsia="標楷體" w:hAnsi="Times New Roman" w:cs="Times New Roman"/>
+          <w:kern w:val="0"/>
+          <w:szCs w:val="24"/>
+        </w:rPr>
+        <w:t>不以單一關鍵字觸發優惠，而是綜合已確認的消費項目、通路、時間、預算及付款需求，確認是否已有足夠條件進入金融資訊篩選</w:t>
+      </w:r>
+      <w:r>
+        <w:rPr>
+          <w:rFonts w:ascii="Times New Roman" w:eastAsia="標楷體" w:hAnsi="Times New Roman" w:cs="Times New Roman"/>
+          <w:kern w:val="0"/>
+          <w:szCs w:val="24"/>
+        </w:rPr>
+        <w:t>。</w:t>
+      </w:r>
+    </w:p>
+    <w:p>
+      <w:pPr>
+        <w:pStyle w:val="af5"/>
+        <w:spacing w:before="120" w:after="120"/>
+        <w:rPr>
+          <w:rFonts w:ascii="Times New Roman" w:hAnsi="Times New Roman" w:cs="Times New Roman"/>
+          <w:kern w:val="0"/>
+          <w:szCs w:val="24"/>
+        </w:rPr>
+      </w:pPr>
+      <w:bookmarkStart w:id="11" w:name="_Toc241229733"/>
+      <w:r>
+        <w:rPr>
+          <w:rFonts w:ascii="Times New Roman" w:hAnsi="Times New Roman" w:cs="Times New Roman"/>
+          <w:kern w:val="0"/>
+          <w:szCs w:val="24"/>
+        </w:rPr>
+        <w:t>▼</w:t>
+      </w:r>
+      <w:r>
+        <w:rPr>
+          <w:rFonts w:hint="eastAsia"/>
+        </w:rPr>
+        <w:t>表</w:t>
+      </w:r>
+      <w:r>
+        <w:rPr>
+          <w:rFonts w:hint="eastAsia"/>
+        </w:rPr>
+        <w:t xml:space="preserve"> 2-</w:t>
+      </w:r>
+      <w:r>
+        <w:fldChar w:fldCharType="begin"/>
+      </w:r>
+      <w:r>
+        <w:instrText xml:space="preserve"> </w:instrText>
+      </w:r>
+      <w:r>
+        <w:rPr>
+          <w:rFonts w:hint="eastAsia"/>
+        </w:rPr>
+        <w:instrText xml:space="preserve">SEQ </w:instrText>
+      </w:r>
+      <w:r>
+        <w:rPr>
+          <w:rFonts w:hint="eastAsia"/>
+        </w:rPr>
+        <w:instrText>表</w:instrText>
+      </w:r>
+      <w:r>
+        <w:rPr>
+          <w:rFonts w:hint="eastAsia"/>
+        </w:rPr>
+        <w:instrText xml:space="preserve"> \* ARABIC</w:instrText>
+      </w:r>
+      <w:r>
+        <w:instrText xml:space="preserve"> </w:instrText>
+      </w:r>
+      <w:r>
+        <w:fldChar w:fldCharType="separate"/>
+      </w:r>
+      <w:r>
+        <w:rPr>
+          <w:noProof/>
+        </w:rPr>
+        <w:t>2</w:t>
+      </w:r>
+      <w:r>
+        <w:fldChar w:fldCharType="end"/>
+      </w:r>
+      <w:r>
+        <w:rPr>
+          <w:rFonts w:hint="eastAsia"/>
+        </w:rPr>
+        <w:t xml:space="preserve"> </w:t>
+      </w:r>
+      <w:proofErr w:type="spellStart"/>
+      <w:r>
+        <w:t>GatherGo</w:t>
+      </w:r>
+      <w:proofErr w:type="spellEnd"/>
+      <w:r>
+        <w:t xml:space="preserve"> </w:t>
+      </w:r>
+      <w:r>
+        <w:t>金融資訊介入判斷條件</w:t>
+      </w:r>
+      <w:bookmarkEnd w:id="11"/>
+      <w:r>
+        <w:rPr>
+          <w:rFonts w:ascii="Times New Roman" w:hAnsi="Times New Roman" w:cs="Times New Roman"/>
+          <w:kern w:val="0"/>
+          <w:szCs w:val="24"/>
+        </w:rPr>
+        <w:t xml:space="preserve"> </w:t>
+      </w:r>
+    </w:p>
+    <w:tbl>
+      <w:tblPr>
+        <w:tblStyle w:val="a3"/>
+        <w:tblW w:w="0" w:type="auto"/>
+        <w:tblLook w:val="04A0" w:firstRow="1" w:lastRow="0" w:firstColumn="1" w:lastColumn="0" w:noHBand="0" w:noVBand="1"/>
+      </w:tblPr>
+      <w:tblGrid>
+        <w:gridCol w:w="1980"/>
+        <w:gridCol w:w="3402"/>
+        <w:gridCol w:w="2920"/>
+      </w:tblGrid>
+      <w:tr>
+        <w:tc>
+          <w:tcPr>
+            <w:tcW w:w="1980" w:type="dxa"/>
+            <w:shd w:val="clear" w:color="auto" w:fill="BFBFBF" w:themeFill="background1" w:themeFillShade="BF"/>
+            <w:vAlign w:val="center"/>
+          </w:tcPr>
+          <w:p>
+            <w:pPr>
+              <w:spacing w:beforeLines="50" w:before="120" w:afterLines="50" w:after="120"/>
+              <w:rPr>
+                <w:rFonts w:ascii="標楷體" w:eastAsia="標楷體" w:hAnsi="標楷體" w:cs="Times New Roman"/>
+                <w:kern w:val="0"/>
+                <w:szCs w:val="24"/>
+              </w:rPr>
+            </w:pPr>
+            <w:r>
+              <w:rPr>
+                <w:rFonts w:ascii="標楷體" w:eastAsia="標楷體" w:hAnsi="標楷體"/>
+                <w:b/>
+                <w:bCs/>
+              </w:rPr>
+              <w:t>群組討論狀態</w:t>
+            </w:r>
+          </w:p>
+        </w:tc>
+        <w:tc>
+          <w:tcPr>
+            <w:tcW w:w="3402" w:type="dxa"/>
+            <w:shd w:val="clear" w:color="auto" w:fill="BFBFBF" w:themeFill="background1" w:themeFillShade="BF"/>
+            <w:vAlign w:val="center"/>
+          </w:tcPr>
+          <w:p>
+            <w:pPr>
+              <w:spacing w:beforeLines="50" w:before="120" w:afterLines="50" w:after="120"/>
+              <w:rPr>
+                <w:rFonts w:ascii="標楷體" w:eastAsia="標楷體" w:hAnsi="標楷體" w:cs="Times New Roman"/>
+                <w:kern w:val="0"/>
+                <w:szCs w:val="24"/>
+              </w:rPr>
+            </w:pPr>
+            <w:r>
+              <w:rPr>
+                <w:rFonts w:ascii="標楷體" w:eastAsia="標楷體" w:hAnsi="標楷體"/>
+                <w:b/>
+                <w:bCs/>
+              </w:rPr>
+              <w:t>可辨識條件</w:t>
+            </w:r>
+          </w:p>
+        </w:tc>
+        <w:tc>
+          <w:tcPr>
+            <w:tcW w:w="2920" w:type="dxa"/>
+            <w:shd w:val="clear" w:color="auto" w:fill="BFBFBF" w:themeFill="background1" w:themeFillShade="BF"/>
+            <w:vAlign w:val="center"/>
+          </w:tcPr>
+          <w:p>
+            <w:pPr>
+              <w:spacing w:beforeLines="50" w:before="120" w:afterLines="50" w:after="120"/>
+              <w:rPr>
+                <w:rFonts w:ascii="標楷體" w:eastAsia="標楷體" w:hAnsi="標楷體" w:cs="Times New Roman"/>
+                <w:kern w:val="0"/>
+                <w:szCs w:val="24"/>
+              </w:rPr>
+            </w:pPr>
+            <w:r>
+              <w:rPr>
+                <w:rFonts w:ascii="標楷體" w:eastAsia="標楷體" w:hAnsi="標楷體"/>
+                <w:b/>
+                <w:bCs/>
+              </w:rPr>
+              <w:t>系統處理方式</w:t>
+            </w:r>
+          </w:p>
+        </w:tc>
+      </w:tr>
+      <w:tr>
+        <w:tc>
+          <w:tcPr>
+            <w:tcW w:w="1980" w:type="dxa"/>
+            <w:vAlign w:val="center"/>
+          </w:tcPr>
+          <w:p>
+            <w:pPr>
+              <w:spacing w:beforeLines="50" w:before="120" w:afterLines="50" w:after="120"/>
+              <w:rPr>
+                <w:rFonts w:ascii="標楷體" w:eastAsia="標楷體" w:hAnsi="標楷體" w:cs="Times New Roman"/>
+                <w:kern w:val="0"/>
+                <w:szCs w:val="24"/>
+              </w:rPr>
+            </w:pPr>
+            <w:r>
+              <w:rPr>
+                <w:rFonts w:ascii="標楷體" w:eastAsia="標楷體" w:hAnsi="標楷體"/>
+              </w:rPr>
+              <w:t>一般討論</w:t>
+            </w:r>
+          </w:p>
+        </w:tc>
+        <w:tc>
+          <w:tcPr>
+            <w:tcW w:w="3402" w:type="dxa"/>
+            <w:vAlign w:val="center"/>
+          </w:tcPr>
+          <w:p>
+            <w:pPr>
+              <w:spacing w:beforeLines="50" w:before="120" w:afterLines="50" w:after="120"/>
+              <w:rPr>
+                <w:rFonts w:ascii="標楷體" w:eastAsia="標楷體" w:hAnsi="標楷體" w:cs="Times New Roman"/>
+                <w:kern w:val="0"/>
+                <w:szCs w:val="24"/>
+              </w:rPr>
+            </w:pPr>
+            <w:r>
+              <w:rPr>
+                <w:rFonts w:ascii="標楷體" w:eastAsia="標楷體" w:hAnsi="標楷體"/>
+              </w:rPr>
+              <w:t>僅提出出遊、聚餐或活動想法，尚無明確消費項目</w:t>
+            </w:r>
+          </w:p>
+        </w:tc>
+        <w:tc>
+          <w:tcPr>
+            <w:tcW w:w="2920" w:type="dxa"/>
+            <w:vAlign w:val="center"/>
+          </w:tcPr>
+          <w:p>
+            <w:pPr>
+              <w:spacing w:beforeLines="50" w:before="120" w:afterLines="50" w:after="120"/>
+              <w:rPr>
+                <w:rFonts w:ascii="標楷體" w:eastAsia="標楷體" w:hAnsi="標楷體" w:cs="Times New Roman"/>
+                <w:kern w:val="0"/>
+                <w:szCs w:val="24"/>
+              </w:rPr>
+            </w:pPr>
+            <w:r>
+              <w:rPr>
+                <w:rFonts w:ascii="標楷體" w:eastAsia="標楷體" w:hAnsi="標楷體"/>
+              </w:rPr>
+              <w:t>持續掌握對話脈絡，不提供金融資訊</w:t>
+            </w:r>
+          </w:p>
+        </w:tc>
+      </w:tr>
+      <w:tr>
+        <w:tc>
+          <w:tcPr>
+            <w:tcW w:w="1980" w:type="dxa"/>
+            <w:vAlign w:val="center"/>
+          </w:tcPr>
+          <w:p>
+            <w:pPr>
+              <w:spacing w:beforeLines="50" w:before="120" w:afterLines="50" w:after="120"/>
+              <w:rPr>
+                <w:rFonts w:ascii="標楷體" w:eastAsia="標楷體" w:hAnsi="標楷體" w:cs="Times New Roman"/>
+                <w:kern w:val="0"/>
+                <w:szCs w:val="24"/>
+              </w:rPr>
+            </w:pPr>
+            <w:r>
+              <w:rPr>
+                <w:rFonts w:ascii="標楷體" w:eastAsia="標楷體" w:hAnsi="標楷體"/>
+              </w:rPr>
+              <w:t>消費需求形成</w:t>
+            </w:r>
+          </w:p>
+        </w:tc>
+        <w:tc>
+          <w:tcPr>
+            <w:tcW w:w="3402" w:type="dxa"/>
+            <w:vAlign w:val="center"/>
+          </w:tcPr>
+          <w:p>
+            <w:pPr>
+              <w:spacing w:beforeLines="50" w:before="120" w:afterLines="50" w:after="120"/>
+              <w:rPr>
+                <w:rFonts w:ascii="標楷體" w:eastAsia="標楷體" w:hAnsi="標楷體" w:cs="Times New Roman"/>
+                <w:kern w:val="0"/>
+                <w:szCs w:val="24"/>
+              </w:rPr>
+            </w:pPr>
+            <w:r>
+              <w:rPr>
+                <w:rFonts w:ascii="標楷體" w:eastAsia="標楷體" w:hAnsi="標楷體"/>
+              </w:rPr>
+              <w:t>已確認住宿、交通、餐飲或活動等消費項目</w:t>
+            </w:r>
+          </w:p>
+        </w:tc>
+        <w:tc>
+          <w:tcPr>
+            <w:tcW w:w="2920" w:type="dxa"/>
+            <w:vAlign w:val="center"/>
+          </w:tcPr>
+          <w:p>
+            <w:pPr>
+              <w:spacing w:beforeLines="50" w:before="120" w:afterLines="50" w:after="120"/>
+              <w:rPr>
+                <w:rFonts w:ascii="標楷體" w:eastAsia="標楷體" w:hAnsi="標楷體" w:cs="Times New Roman"/>
+                <w:kern w:val="0"/>
+                <w:szCs w:val="24"/>
+              </w:rPr>
+            </w:pPr>
+            <w:r>
+              <w:rPr>
+                <w:rFonts w:ascii="標楷體" w:eastAsia="標楷體" w:hAnsi="標楷體"/>
+              </w:rPr>
+              <w:t>整理消費類型、時間、通路及預算等已知條件</w:t>
+            </w:r>
+          </w:p>
+        </w:tc>
+      </w:tr>
+      <w:tr>
+        <w:tc>
+          <w:tcPr>
+            <w:tcW w:w="1980" w:type="dxa"/>
+            <w:vAlign w:val="center"/>
+          </w:tcPr>
+          <w:p>
+            <w:pPr>
+              <w:spacing w:beforeLines="50" w:before="120" w:afterLines="50" w:after="120"/>
+              <w:rPr>
+                <w:rFonts w:ascii="標楷體" w:eastAsia="標楷體" w:hAnsi="標楷體" w:cs="Times New Roman"/>
+                <w:kern w:val="0"/>
+                <w:szCs w:val="24"/>
+              </w:rPr>
+            </w:pPr>
+            <w:r>
+              <w:rPr>
+                <w:rFonts w:ascii="標楷體" w:eastAsia="標楷體" w:hAnsi="標楷體"/>
+              </w:rPr>
+              <w:t>支付資訊可介入</w:t>
+            </w:r>
+          </w:p>
+        </w:tc>
+        <w:tc>
+          <w:tcPr>
+            <w:tcW w:w="3402" w:type="dxa"/>
+            <w:vAlign w:val="center"/>
+          </w:tcPr>
+          <w:p>
+            <w:pPr>
+              <w:spacing w:beforeLines="50" w:before="120" w:afterLines="50" w:after="120"/>
+              <w:rPr>
+                <w:rFonts w:ascii="標楷體" w:eastAsia="標楷體" w:hAnsi="標楷體" w:cs="Times New Roman"/>
+                <w:kern w:val="0"/>
+                <w:szCs w:val="24"/>
+              </w:rPr>
+            </w:pPr>
+            <w:r>
+              <w:rPr>
+                <w:rFonts w:ascii="標楷體" w:eastAsia="標楷體" w:hAnsi="標楷體"/>
+              </w:rPr>
+              <w:t>消費項目已明確，已有足夠條件進行優惠比對</w:t>
+            </w:r>
+          </w:p>
+        </w:tc>
+        <w:tc>
+          <w:tcPr>
+            <w:tcW w:w="2920" w:type="dxa"/>
+            <w:vAlign w:val="center"/>
+          </w:tcPr>
+          <w:p>
+            <w:pPr>
+              <w:spacing w:beforeLines="50" w:before="120" w:afterLines="50" w:after="120"/>
+              <w:rPr>
+                <w:rFonts w:ascii="標楷體" w:eastAsia="標楷體" w:hAnsi="標楷體" w:cs="Times New Roman"/>
+                <w:kern w:val="0"/>
+                <w:szCs w:val="24"/>
+              </w:rPr>
+            </w:pPr>
+            <w:r>
+              <w:rPr>
+                <w:rFonts w:ascii="標楷體" w:eastAsia="標楷體" w:hAnsi="標楷體"/>
+              </w:rPr>
+              <w:t>篩選相關信用卡優惠、回饋、點數與支付資訊</w:t>
+            </w:r>
+          </w:p>
+        </w:tc>
+      </w:tr>
+      <w:tr>
+        <w:tc>
+          <w:tcPr>
+            <w:tcW w:w="1980" w:type="dxa"/>
+            <w:vAlign w:val="center"/>
+          </w:tcPr>
+          <w:p>
+            <w:pPr>
+              <w:spacing w:beforeLines="50" w:before="120" w:afterLines="50" w:after="120"/>
+              <w:rPr>
+                <w:rFonts w:ascii="標楷體" w:eastAsia="標楷體" w:hAnsi="標楷體" w:cs="Times New Roman"/>
+                <w:kern w:val="0"/>
+                <w:szCs w:val="24"/>
+              </w:rPr>
+            </w:pPr>
+            <w:r>
+              <w:rPr>
+                <w:rFonts w:ascii="標楷體" w:eastAsia="標楷體" w:hAnsi="標楷體"/>
+              </w:rPr>
+              <w:t>資格仍待確認</w:t>
+            </w:r>
+          </w:p>
+        </w:tc>
+        <w:tc>
+          <w:tcPr>
+            <w:tcW w:w="3402" w:type="dxa"/>
+            <w:vAlign w:val="center"/>
+          </w:tcPr>
+          <w:p>
+            <w:pPr>
+              <w:spacing w:beforeLines="50" w:before="120" w:afterLines="50" w:after="120"/>
+              <w:rPr>
+                <w:rFonts w:ascii="標楷體" w:eastAsia="標楷體" w:hAnsi="標楷體" w:cs="Times New Roman"/>
+                <w:kern w:val="0"/>
+                <w:szCs w:val="24"/>
+              </w:rPr>
+            </w:pPr>
+            <w:r>
+              <w:rPr>
+                <w:rFonts w:ascii="標楷體" w:eastAsia="標楷體" w:hAnsi="標楷體"/>
+              </w:rPr>
+              <w:t>優惠涉及指定卡別、登錄、名額或個人資格</w:t>
+            </w:r>
+          </w:p>
+        </w:tc>
+        <w:tc>
+          <w:tcPr>
+            <w:tcW w:w="2920" w:type="dxa"/>
+            <w:vAlign w:val="center"/>
+          </w:tcPr>
+          <w:p>
+            <w:pPr>
+              <w:spacing w:beforeLines="50" w:before="120" w:afterLines="50" w:after="120"/>
+              <w:rPr>
+                <w:rFonts w:ascii="標楷體" w:eastAsia="標楷體" w:hAnsi="標楷體" w:cs="Times New Roman"/>
+                <w:kern w:val="0"/>
+                <w:szCs w:val="24"/>
+              </w:rPr>
+            </w:pPr>
+            <w:r>
+              <w:rPr>
+                <w:rFonts w:ascii="標楷體" w:eastAsia="標楷體" w:hAnsi="標楷體"/>
+              </w:rPr>
+              <w:t>標示限制條件並提供原始來源，不直接判定適用</w:t>
+            </w:r>
+          </w:p>
+        </w:tc>
+      </w:tr>
+      <w:tr>
+        <w:tc>
+          <w:tcPr>
+            <w:tcW w:w="1980" w:type="dxa"/>
+            <w:vAlign w:val="center"/>
+          </w:tcPr>
+          <w:p>
+            <w:pPr>
+              <w:spacing w:beforeLines="50" w:before="120" w:afterLines="50" w:after="120"/>
+              <w:rPr>
+                <w:rFonts w:ascii="標楷體" w:eastAsia="標楷體" w:hAnsi="標楷體" w:cs="Times New Roman"/>
+                <w:kern w:val="0"/>
+                <w:szCs w:val="24"/>
+              </w:rPr>
+            </w:pPr>
+            <w:r>
+              <w:rPr>
+                <w:rFonts w:ascii="標楷體" w:eastAsia="標楷體" w:hAnsi="標楷體"/>
+              </w:rPr>
+              <w:t>消費完成</w:t>
+            </w:r>
+          </w:p>
+        </w:tc>
+        <w:tc>
+          <w:tcPr>
+            <w:tcW w:w="3402" w:type="dxa"/>
+            <w:vAlign w:val="center"/>
+          </w:tcPr>
+          <w:p>
+            <w:pPr>
+              <w:spacing w:beforeLines="50" w:before="120" w:afterLines="50" w:after="120"/>
+              <w:rPr>
+                <w:rFonts w:ascii="標楷體" w:eastAsia="標楷體" w:hAnsi="標楷體" w:cs="Times New Roman"/>
+                <w:kern w:val="0"/>
+                <w:szCs w:val="24"/>
+              </w:rPr>
+            </w:pPr>
+            <w:r>
+              <w:rPr>
+                <w:rFonts w:ascii="標楷體" w:eastAsia="標楷體" w:hAnsi="標楷體"/>
+              </w:rPr>
+              <w:t>已完成付款並產生共同支出</w:t>
+            </w:r>
+          </w:p>
+        </w:tc>
+        <w:tc>
+          <w:tcPr>
+            <w:tcW w:w="2920" w:type="dxa"/>
+            <w:vAlign w:val="center"/>
+          </w:tcPr>
+          <w:p>
+            <w:pPr>
+              <w:spacing w:beforeLines="50" w:before="120" w:afterLines="50" w:after="120"/>
+              <w:rPr>
+                <w:rFonts w:ascii="標楷體" w:eastAsia="標楷體" w:hAnsi="標楷體" w:cs="Times New Roman"/>
+                <w:kern w:val="0"/>
+                <w:szCs w:val="24"/>
+              </w:rPr>
+            </w:pPr>
+            <w:r>
+              <w:rPr>
+                <w:rFonts w:ascii="標楷體" w:eastAsia="標楷體" w:hAnsi="標楷體"/>
+              </w:rPr>
+              <w:t xml:space="preserve">停止該筆消費的支付建議，銜接 </w:t>
+            </w:r>
+            <w:proofErr w:type="spellStart"/>
+            <w:r>
+              <w:rPr>
+                <w:rFonts w:ascii="標楷體" w:eastAsia="標楷體" w:hAnsi="標楷體"/>
+              </w:rPr>
+              <w:t>Lightsplit</w:t>
+            </w:r>
+            <w:proofErr w:type="spellEnd"/>
+            <w:r>
+              <w:rPr>
+                <w:rFonts w:ascii="標楷體" w:eastAsia="標楷體" w:hAnsi="標楷體"/>
+              </w:rPr>
+              <w:t xml:space="preserve"> 處理共同支出</w:t>
+            </w:r>
+          </w:p>
+        </w:tc>
+      </w:tr>
+    </w:tbl>
+    <w:p>
+      <w:pPr>
+        <w:spacing w:beforeLines="50" w:before="120" w:afterLines="50" w:after="120"/>
+        <w:ind w:firstLineChars="200" w:firstLine="480"/>
+        <w:rPr>
+          <w:rFonts w:ascii="Times New Roman" w:eastAsia="標楷體" w:hAnsi="Times New Roman" w:cs="Times New Roman"/>
+          <w:kern w:val="0"/>
+          <w:szCs w:val="24"/>
+        </w:rPr>
+      </w:pPr>
+      <w:r>
+        <w:rPr>
+          <w:rFonts w:ascii="Times New Roman" w:eastAsia="標楷體" w:hAnsi="Times New Roman" w:cs="Times New Roman"/>
+          <w:kern w:val="0"/>
+          <w:szCs w:val="24"/>
+        </w:rPr>
+        <w:t>以住宿討論為例，若群組僅提出「週末想出去住一晚」，系統維持觀察；待住宿需求與相關條件逐漸明確後，才進入優惠篩選。若優惠涉及指定卡別、事前登錄或會員資格，則標示待確認條件，由使用者自行確認是否適用</w:t>
+      </w:r>
+      <w:r>
+        <w:rPr>
+          <w:rFonts w:ascii="Times New Roman" w:eastAsia="標楷體" w:hAnsi="Times New Roman" w:cs="Times New Roman"/>
+          <w:kern w:val="0"/>
+          <w:szCs w:val="24"/>
+        </w:rPr>
+        <w:t>。</w:t>
+      </w:r>
+    </w:p>
+    <w:p>
+      <w:pPr>
+        <w:spacing w:beforeLines="50" w:before="120" w:afterLines="50" w:after="120"/>
+        <w:ind w:firstLineChars="200" w:firstLine="480"/>
+        <w:rPr>
+          <w:rFonts w:ascii="Times New Roman" w:eastAsia="標楷體" w:hAnsi="Times New Roman" w:cs="Times New Roman"/>
+          <w:kern w:val="0"/>
+          <w:szCs w:val="24"/>
+        </w:rPr>
+      </w:pPr>
+      <w:r>
+        <w:rPr>
+          <w:rFonts w:ascii="Times New Roman" w:eastAsia="標楷體" w:hAnsi="Times New Roman" w:cs="Times New Roman"/>
+          <w:kern w:val="0"/>
+          <w:szCs w:val="24"/>
+        </w:rPr>
+        <w:t>在輸出結果上，</w:t>
+      </w:r>
+      <w:proofErr w:type="spellStart"/>
+      <w:r>
+        <w:rPr>
+          <w:rFonts w:ascii="Times New Roman" w:eastAsia="標楷體" w:hAnsi="Times New Roman" w:cs="Times New Roman"/>
+          <w:kern w:val="0"/>
+          <w:szCs w:val="24"/>
+        </w:rPr>
+        <w:t>GatherGo</w:t>
+      </w:r>
+      <w:proofErr w:type="spellEnd"/>
+      <w:r>
+        <w:rPr>
+          <w:rFonts w:ascii="Times New Roman" w:eastAsia="標楷體" w:hAnsi="Times New Roman" w:cs="Times New Roman"/>
+          <w:kern w:val="0"/>
+          <w:szCs w:val="24"/>
+        </w:rPr>
+        <w:t xml:space="preserve"> </w:t>
+      </w:r>
+      <w:r>
+        <w:rPr>
+          <w:rFonts w:ascii="Times New Roman" w:eastAsia="標楷體" w:hAnsi="Times New Roman" w:cs="Times New Roman"/>
+          <w:kern w:val="0"/>
+          <w:szCs w:val="24"/>
+        </w:rPr>
+        <w:t>的支付建議以「符合目前已知條件的資訊整理」為原則，而非產生單一最佳答案。系統可將符合情境的優惠內容整理為消費類型、適用通路、回饋方式、活動期限及待確認條件等資訊，讓群組成員能快速掌握不同支付選項之間的差異。若目前資訊不足以完成有效篩選，系統則維持既有討論流程，待群組補充更多消費條件後再進行判斷。</w:t>
+      </w:r>
+    </w:p>
+    <w:p>
+      <w:pPr>
+        <w:spacing w:beforeLines="50" w:before="120" w:afterLines="50" w:after="120"/>
+        <w:ind w:firstLineChars="200" w:firstLine="480"/>
+        <w:rPr>
+          <w:rFonts w:ascii="Times New Roman" w:eastAsia="標楷體" w:hAnsi="Times New Roman" w:cs="Times New Roman"/>
+          <w:kern w:val="0"/>
+          <w:szCs w:val="24"/>
+        </w:rPr>
+      </w:pPr>
+      <w:r>
+        <w:rPr>
+          <w:rFonts w:ascii="Times New Roman" w:eastAsia="標楷體" w:hAnsi="Times New Roman" w:cs="Times New Roman"/>
+          <w:kern w:val="0"/>
+          <w:szCs w:val="24"/>
+        </w:rPr>
+        <w:t>透過上述設計，</w:t>
+      </w:r>
+      <w:proofErr w:type="spellStart"/>
+      <w:r>
+        <w:rPr>
+          <w:rFonts w:ascii="Times New Roman" w:eastAsia="標楷體" w:hAnsi="Times New Roman" w:cs="Times New Roman"/>
+          <w:kern w:val="0"/>
+          <w:szCs w:val="24"/>
+        </w:rPr>
+        <w:t>GatherGo</w:t>
+      </w:r>
+      <w:proofErr w:type="spellEnd"/>
+      <w:r>
+        <w:rPr>
+          <w:rFonts w:ascii="Times New Roman" w:eastAsia="標楷體" w:hAnsi="Times New Roman" w:cs="Times New Roman"/>
+          <w:kern w:val="0"/>
+          <w:szCs w:val="24"/>
+        </w:rPr>
+        <w:t xml:space="preserve"> </w:t>
+      </w:r>
+      <w:r>
+        <w:rPr>
+          <w:rFonts w:ascii="Times New Roman" w:eastAsia="標楷體" w:hAnsi="Times New Roman" w:cs="Times New Roman"/>
+          <w:kern w:val="0"/>
+          <w:szCs w:val="24"/>
+        </w:rPr>
+        <w:t>的</w:t>
+      </w:r>
+      <w:r>
+        <w:rPr>
+          <w:rFonts w:ascii="Times New Roman" w:eastAsia="標楷體" w:hAnsi="Times New Roman" w:cs="Times New Roman"/>
+          <w:kern w:val="0"/>
+          <w:szCs w:val="24"/>
+        </w:rPr>
+        <w:t xml:space="preserve"> FinTech </w:t>
+      </w:r>
+      <w:r>
+        <w:rPr>
+          <w:rFonts w:ascii="Times New Roman" w:eastAsia="標楷體" w:hAnsi="Times New Roman" w:cs="Times New Roman"/>
+          <w:kern w:val="0"/>
+          <w:szCs w:val="24"/>
+        </w:rPr>
+        <w:t>延伸並非獨立新增一個信用卡優惠查詢模組，而是將金融資訊嵌入既有的群組情境判斷流程。系統先確認「目前是否需要協助」，再判斷「是否已形成可進行支付比較的消費需求」，最後才使用金融優惠資料進行篩選，使支付建議能與多人討論的實際進度保持一致。</w:t>
+      </w:r>
+      <w:r>
+        <w:rPr>
+          <w:rFonts w:ascii="Times New Roman" w:eastAsia="標楷體" w:hAnsi="Times New Roman" w:cs="Times New Roman"/>
+          <w:kern w:val="0"/>
+          <w:szCs w:val="24"/>
+        </w:rPr>
+        <w:br w:type="page"/>
+      </w:r>
+    </w:p>
+    <w:p>
+      <w:pPr>
         <w:pStyle w:val="1"/>
         <w:spacing w:before="120" w:after="120"/>
       </w:pPr>
-      <w:bookmarkStart w:id="10" w:name="_Toc240788607"/>
+      <w:bookmarkStart w:id="12" w:name="_Toc241256612"/>
       <w:r>
         <w:rPr>
           <w:rFonts w:hint="eastAsia"/>
@@ -4531,7 +6290,7 @@
       <w:r>
         <w:t>創新性及情境</w:t>
       </w:r>
-      <w:bookmarkEnd w:id="10"/>
+      <w:bookmarkEnd w:id="12"/>
     </w:p>
     <w:p>
       <w:pPr>
@@ -4780,7 +6539,7 @@
         <w:pStyle w:val="af5"/>
         <w:spacing w:before="120" w:after="120"/>
       </w:pPr>
-      <w:bookmarkStart w:id="11" w:name="_Toc240795413"/>
+      <w:bookmarkStart w:id="13" w:name="_Toc240795413"/>
       <w:r>
         <w:rPr>
           <w:rFonts w:ascii="Times New Roman" w:hAnsi="Times New Roman" w:cs="Times New Roman"/>
@@ -4866,7 +6625,7 @@
       <w:r>
         <w:t>智慧消費與支付建議情境</w:t>
       </w:r>
-      <w:bookmarkEnd w:id="11"/>
+      <w:bookmarkEnd w:id="13"/>
     </w:p>
     <w:p>
       <w:pPr>
@@ -5129,7 +6888,7 @@
           <w:kern w:val="0"/>
           <w:szCs w:val="24"/>
         </w:rPr>
-        <w:t>相較於一般旅遊規劃工具，</w:t>
+        <w:t>為提升支付建議的透明度，</w:t>
       </w:r>
       <w:proofErr w:type="spellStart"/>
       <w:r>
@@ -5155,7 +6914,7 @@
           <w:kern w:val="0"/>
           <w:szCs w:val="24"/>
         </w:rPr>
-        <w:t>並非將旅遊行程本身視為主要創新，而是將旅遊、聚餐與活動等情境作為多人消費需求形成的應用場景。相較於一般信用卡優惠平台，本方案則進一步利用群組對話中的時間、地點、預算與消費項目作為判斷依據，使金融資訊能依實際需求與討論進度提供，而非由使用者於其他平台重新搜尋與比較。</w:t>
+        <w:t>在呈現金融資訊時，不僅提供優惠結果，也同步呈現主要判斷依據，例如適用消費類型、指定通路、活動期限、回饋上限及是否需要事前登錄。若同一消費情境存在多項優惠，系統依目前已知條件整理具有關聯性的支付選項，而不以單一回饋比例直接判定「最佳信用卡」，避免忽略回饋上限、資格限制或使用者實際持卡狀況。對於資料不足或資格無法確認的情況，則標示待確認條件並提供原始優惠來源，使使用者能進一步確認後自行決定付款方式。</w:t>
       </w:r>
     </w:p>
     <w:p>
@@ -5175,59 +6934,173 @@
           <w:kern w:val="0"/>
           <w:szCs w:val="24"/>
         </w:rPr>
-        <w:t>此外，本方案的應用範圍亦可延伸至朋友聚餐、社團活動、公司聚會及其他多人共同消費情境。當群組確認餐飲、交通、住宿或活動等消費需求後，系統皆可依不同情境提供相對應的金融資訊。因此，</w:t>
-      </w:r>
-      <w:proofErr w:type="spellStart"/>
-      <w:r>
-        <w:rPr>
-          <w:rFonts w:ascii="Times New Roman" w:eastAsia="標楷體" w:hAnsi="Times New Roman" w:cs="Times New Roman"/>
-          <w:kern w:val="0"/>
-          <w:szCs w:val="24"/>
-        </w:rPr>
-        <w:t>GatherGo</w:t>
-      </w:r>
-      <w:proofErr w:type="spellEnd"/>
-      <w:r>
-        <w:rPr>
-          <w:rFonts w:ascii="Times New Roman" w:eastAsia="標楷體" w:hAnsi="Times New Roman" w:cs="Times New Roman"/>
-          <w:kern w:val="0"/>
-          <w:szCs w:val="24"/>
-        </w:rPr>
-        <w:t xml:space="preserve"> </w:t>
-      </w:r>
-      <w:r>
-        <w:rPr>
-          <w:rFonts w:ascii="Times New Roman" w:eastAsia="標楷體" w:hAnsi="Times New Roman" w:cs="Times New Roman"/>
-          <w:kern w:val="0"/>
-          <w:szCs w:val="24"/>
-        </w:rPr>
-        <w:t>的核心並不侷限於旅遊規劃，而是聚焦於多人群組中的消費情境辨識、支付決策支援與共同支出管理，使金融服務更貼近日常多人互動與實際消費流程。</w:t>
+        <w:t>上述設計亦強調金融建議的可解釋性。系統在提供支付選項時，不只呈現推薦結果，也讓使用者理解該資訊與目前消費情境的關聯，例如因指定住宿通路、交通類別或活動期間而符合篩選條件。透過呈現「為何提供此項資訊」及「仍有哪些條件需要確認」，可降低使用者僅依</w:t>
+      </w:r>
+      <w:r>
+        <w:rPr>
+          <w:rFonts w:ascii="Times New Roman" w:eastAsia="標楷體" w:hAnsi="Times New Roman" w:cs="Times New Roman"/>
+          <w:kern w:val="0"/>
+          <w:szCs w:val="24"/>
+        </w:rPr>
+        <w:t xml:space="preserve"> AI </w:t>
+      </w:r>
+      <w:r>
+        <w:rPr>
+          <w:rFonts w:ascii="Times New Roman" w:eastAsia="標楷體" w:hAnsi="Times New Roman" w:cs="Times New Roman"/>
+          <w:kern w:val="0"/>
+          <w:szCs w:val="24"/>
+        </w:rPr>
+        <w:t>結果進行判斷的風險，並保留自行比較與決策的空間。</w:t>
       </w:r>
     </w:p>
     <w:p>
       <w:pPr>
-        <w:widowControl/>
-        <w:rPr>
-          <w:rFonts w:ascii="Times New Roman" w:eastAsia="標楷體" w:hAnsi="Times New Roman" w:cs="Times New Roman"/>
-          <w:kern w:val="0"/>
-          <w:szCs w:val="24"/>
-        </w:rPr>
-      </w:pPr>
-      <w:r>
-        <w:rPr>
-          <w:rFonts w:ascii="Times New Roman" w:eastAsia="標楷體" w:hAnsi="Times New Roman" w:cs="Times New Roman"/>
-          <w:kern w:val="0"/>
-          <w:szCs w:val="24"/>
-        </w:rPr>
-        <w:br w:type="page"/>
+        <w:spacing w:beforeLines="50" w:before="120" w:afterLines="50" w:after="120"/>
+        <w:ind w:firstLineChars="200" w:firstLine="480"/>
+        <w:jc w:val="both"/>
+        <w:rPr>
+          <w:rFonts w:ascii="Times New Roman" w:eastAsia="標楷體" w:hAnsi="Times New Roman" w:cs="Times New Roman"/>
+          <w:kern w:val="0"/>
+          <w:szCs w:val="24"/>
+        </w:rPr>
+      </w:pPr>
+      <w:r>
+        <w:rPr>
+          <w:rFonts w:ascii="Times New Roman" w:eastAsia="標楷體" w:hAnsi="Times New Roman" w:cs="Times New Roman"/>
+          <w:kern w:val="0"/>
+          <w:szCs w:val="24"/>
+        </w:rPr>
+        <w:t>相較於一般旅遊規劃工具，</w:t>
+      </w:r>
+      <w:proofErr w:type="spellStart"/>
+      <w:r>
+        <w:rPr>
+          <w:rFonts w:ascii="Times New Roman" w:eastAsia="標楷體" w:hAnsi="Times New Roman" w:cs="Times New Roman"/>
+          <w:kern w:val="0"/>
+          <w:szCs w:val="24"/>
+        </w:rPr>
+        <w:t>GatherGo</w:t>
+      </w:r>
+      <w:proofErr w:type="spellEnd"/>
+      <w:r>
+        <w:rPr>
+          <w:rFonts w:ascii="Times New Roman" w:eastAsia="標楷體" w:hAnsi="Times New Roman" w:cs="Times New Roman"/>
+          <w:kern w:val="0"/>
+          <w:szCs w:val="24"/>
+        </w:rPr>
+        <w:t xml:space="preserve"> </w:t>
+      </w:r>
+      <w:r>
+        <w:rPr>
+          <w:rFonts w:ascii="Times New Roman" w:eastAsia="標楷體" w:hAnsi="Times New Roman" w:cs="Times New Roman"/>
+          <w:kern w:val="0"/>
+          <w:szCs w:val="24"/>
+        </w:rPr>
+        <w:t>並非將旅遊行程本身視為主要創新，而是將旅遊、聚餐與活動等情境作為多人消費需求形成的應用場景。相較於一般信用卡優惠平台，本方案則進一步利用群組對話中的時間、地點、預算與消費項目作為判斷依據，使金融資訊能依實際需求與討論進度提供，而非由使用者於其他平台重新搜尋與比較。</w:t>
       </w:r>
     </w:p>
     <w:p>
       <w:pPr>
+        <w:spacing w:beforeLines="50" w:before="120" w:afterLines="50" w:after="120"/>
+        <w:ind w:firstLineChars="200" w:firstLine="480"/>
+        <w:jc w:val="both"/>
+        <w:rPr>
+          <w:rFonts w:ascii="Times New Roman" w:eastAsia="標楷體" w:hAnsi="Times New Roman" w:cs="Times New Roman"/>
+          <w:kern w:val="0"/>
+          <w:szCs w:val="24"/>
+        </w:rPr>
+      </w:pPr>
+      <w:r>
+        <w:rPr>
+          <w:rFonts w:ascii="Times New Roman" w:eastAsia="標楷體" w:hAnsi="Times New Roman" w:cs="Times New Roman"/>
+          <w:kern w:val="0"/>
+          <w:szCs w:val="24"/>
+        </w:rPr>
+        <w:t>因此，本方案的創新並非新增單一金融查詢功能，而是將</w:t>
+      </w:r>
+      <w:r>
+        <w:rPr>
+          <w:rFonts w:ascii="Times New Roman" w:eastAsia="標楷體" w:hAnsi="Times New Roman" w:cs="Times New Roman"/>
+          <w:kern w:val="0"/>
+          <w:szCs w:val="24"/>
+        </w:rPr>
+        <w:t xml:space="preserve"> </w:t>
+      </w:r>
+      <w:proofErr w:type="spellStart"/>
+      <w:r>
+        <w:rPr>
+          <w:rFonts w:ascii="Times New Roman" w:eastAsia="標楷體" w:hAnsi="Times New Roman" w:cs="Times New Roman"/>
+          <w:kern w:val="0"/>
+          <w:szCs w:val="24"/>
+        </w:rPr>
+        <w:t>GatherGo</w:t>
+      </w:r>
+      <w:proofErr w:type="spellEnd"/>
+      <w:r>
+        <w:rPr>
+          <w:rFonts w:ascii="Times New Roman" w:eastAsia="標楷體" w:hAnsi="Times New Roman" w:cs="Times New Roman"/>
+          <w:kern w:val="0"/>
+          <w:szCs w:val="24"/>
+        </w:rPr>
+        <w:t xml:space="preserve"> </w:t>
+      </w:r>
+      <w:r>
+        <w:rPr>
+          <w:rFonts w:ascii="Times New Roman" w:eastAsia="標楷體" w:hAnsi="Times New Roman" w:cs="Times New Roman"/>
+          <w:kern w:val="0"/>
+          <w:szCs w:val="24"/>
+        </w:rPr>
+        <w:t>原有的情境判斷與適時介入機制延伸至多人消費決策，使</w:t>
+      </w:r>
+      <w:r>
+        <w:rPr>
+          <w:rFonts w:ascii="Times New Roman" w:eastAsia="標楷體" w:hAnsi="Times New Roman" w:cs="Times New Roman"/>
+          <w:kern w:val="0"/>
+          <w:szCs w:val="24"/>
+        </w:rPr>
+        <w:t xml:space="preserve"> AI </w:t>
+      </w:r>
+      <w:r>
+        <w:rPr>
+          <w:rFonts w:ascii="Times New Roman" w:eastAsia="標楷體" w:hAnsi="Times New Roman" w:cs="Times New Roman"/>
+          <w:kern w:val="0"/>
+          <w:szCs w:val="24"/>
+        </w:rPr>
+        <w:t>能依需求形成程度決定是否介入、提供何種金融資訊，以及哪些條件仍需由使用者確認，形成具情境感知與可解釋性的金融決策支援方式</w:t>
+      </w:r>
+      <w:r>
+        <w:rPr>
+          <w:rFonts w:ascii="Times New Roman" w:eastAsia="標楷體" w:hAnsi="Times New Roman" w:cs="Times New Roman"/>
+          <w:kern w:val="0"/>
+          <w:szCs w:val="24"/>
+        </w:rPr>
+        <w:t>。</w:t>
+      </w:r>
+    </w:p>
+    <w:p>
+      <w:pPr>
+        <w:widowControl/>
+        <w:rPr>
+          <w:rFonts w:ascii="Times New Roman" w:eastAsia="標楷體" w:hAnsi="Times New Roman" w:cs="Times New Roman"/>
+          <w:kern w:val="0"/>
+          <w:szCs w:val="24"/>
+        </w:rPr>
+      </w:pPr>
+      <w:r>
+        <w:rPr>
+          <w:rFonts w:ascii="Times New Roman" w:eastAsia="標楷體" w:hAnsi="Times New Roman" w:cs="Times New Roman"/>
+          <w:kern w:val="0"/>
+          <w:szCs w:val="24"/>
+        </w:rPr>
+        <w:br w:type="page"/>
+      </w:r>
+    </w:p>
+    <w:p>
+      <w:pPr>
         <w:pStyle w:val="1"/>
         <w:spacing w:before="120" w:after="120"/>
       </w:pPr>
-      <w:bookmarkStart w:id="12" w:name="_Toc240788608"/>
+      <w:bookmarkStart w:id="14" w:name="_Toc241256613"/>
       <w:r>
         <w:rPr>
           <w:rFonts w:hint="eastAsia"/>
@@ -5238,7 +7111,7 @@
       <w:r>
         <w:t>商業營運模式</w:t>
       </w:r>
-      <w:bookmarkEnd w:id="12"/>
+      <w:bookmarkEnd w:id="14"/>
     </w:p>
     <w:p>
       <w:pPr>
@@ -5646,7 +7519,7 @@
           <w:szCs w:val="24"/>
         </w:rPr>
       </w:pPr>
-      <w:bookmarkStart w:id="13" w:name="_Toc240795414"/>
+      <w:bookmarkStart w:id="15" w:name="_Toc240795414"/>
       <w:r>
         <w:rPr>
           <w:rFonts w:ascii="Times New Roman" w:hAnsi="Times New Roman" w:cs="Times New Roman"/>
@@ -5726,7 +7599,7 @@
       <w:r>
         <w:t>商業營運模式</w:t>
       </w:r>
-      <w:bookmarkEnd w:id="13"/>
+      <w:bookmarkEnd w:id="15"/>
     </w:p>
     <w:p>
       <w:pPr>
@@ -5898,7 +7771,7 @@
           <w:kern w:val="0"/>
           <w:szCs w:val="24"/>
         </w:rPr>
-        <w:t>除主要合作收益外，</w:t>
+        <w:t>為確認情境式導流是否具有實際商業價值，</w:t>
       </w:r>
       <w:proofErr w:type="spellStart"/>
       <w:r>
@@ -5924,41 +7797,538 @@
           <w:kern w:val="0"/>
           <w:szCs w:val="24"/>
         </w:rPr>
-        <w:t>亦可提供進階功能訂閱，例如較完整的消費整理、群組管理或個人化金融資訊服務，作為輔助收入來源。待服務與使用規模成熟後，再評估企業／團體方案及</w:t>
-      </w:r>
-      <w:r>
-        <w:rPr>
-          <w:rFonts w:ascii="Times New Roman" w:eastAsia="標楷體" w:hAnsi="Times New Roman" w:cs="Times New Roman"/>
-          <w:kern w:val="0"/>
-          <w:szCs w:val="24"/>
-        </w:rPr>
-        <w:t xml:space="preserve"> API </w:t>
-      </w:r>
-      <w:r>
-        <w:rPr>
-          <w:rFonts w:ascii="Times New Roman" w:eastAsia="標楷體" w:hAnsi="Times New Roman" w:cs="Times New Roman"/>
-          <w:kern w:val="0"/>
-          <w:szCs w:val="24"/>
-        </w:rPr>
-        <w:t>技術授權等</w:t>
-      </w:r>
-      <w:r>
-        <w:rPr>
-          <w:rFonts w:ascii="Times New Roman" w:eastAsia="標楷體" w:hAnsi="Times New Roman" w:cs="Times New Roman"/>
-          <w:kern w:val="0"/>
-          <w:szCs w:val="24"/>
-        </w:rPr>
-        <w:t xml:space="preserve"> B2B </w:t>
-      </w:r>
-      <w:r>
-        <w:rPr>
-          <w:rFonts w:ascii="Times New Roman" w:eastAsia="標楷體" w:hAnsi="Times New Roman" w:cs="Times New Roman"/>
-          <w:kern w:val="0"/>
-          <w:szCs w:val="24"/>
-        </w:rPr>
-        <w:t>模式，作為後續發展方向。</w:t>
+        <w:t>可依不同合作目的設定對應的成效指標，作為後續合作模式調整與服務優化依據。</w:t>
       </w:r>
     </w:p>
+    <w:p>
+      <w:pPr>
+        <w:pStyle w:val="af5"/>
+        <w:spacing w:before="120" w:after="120"/>
+        <w:rPr>
+          <w:rFonts w:ascii="Times New Roman" w:hAnsi="Times New Roman" w:cs="Times New Roman"/>
+          <w:kern w:val="0"/>
+          <w:szCs w:val="24"/>
+        </w:rPr>
+      </w:pPr>
+      <w:bookmarkStart w:id="16" w:name="_Toc241229734"/>
+      <w:r>
+        <w:rPr>
+          <w:rFonts w:ascii="Times New Roman" w:hAnsi="Times New Roman" w:cs="Times New Roman"/>
+          <w:kern w:val="0"/>
+          <w:szCs w:val="24"/>
+        </w:rPr>
+        <w:t>▼</w:t>
+      </w:r>
+      <w:r>
+        <w:rPr>
+          <w:rFonts w:hint="eastAsia"/>
+        </w:rPr>
+        <w:t>表</w:t>
+      </w:r>
+      <w:r>
+        <w:rPr>
+          <w:rFonts w:hint="eastAsia"/>
+        </w:rPr>
+        <w:t xml:space="preserve"> 4-</w:t>
+      </w:r>
+      <w:r>
+        <w:fldChar w:fldCharType="begin"/>
+      </w:r>
+      <w:r>
+        <w:instrText xml:space="preserve"> </w:instrText>
+      </w:r>
+      <w:r>
+        <w:rPr>
+          <w:rFonts w:hint="eastAsia"/>
+        </w:rPr>
+        <w:instrText xml:space="preserve">SEQ </w:instrText>
+      </w:r>
+      <w:r>
+        <w:rPr>
+          <w:rFonts w:hint="eastAsia"/>
+        </w:rPr>
+        <w:instrText>表</w:instrText>
+      </w:r>
+      <w:r>
+        <w:instrText xml:space="preserve">\r 1 \* </w:instrText>
+      </w:r>
+      <w:r>
+        <w:rPr>
+          <w:rFonts w:hint="eastAsia"/>
+        </w:rPr>
+        <w:instrText>ARABIC</w:instrText>
+      </w:r>
+      <w:r>
+        <w:instrText xml:space="preserve"> </w:instrText>
+      </w:r>
+      <w:r>
+        <w:fldChar w:fldCharType="separate"/>
+      </w:r>
+      <w:r>
+        <w:rPr>
+          <w:noProof/>
+        </w:rPr>
+        <w:t>1</w:t>
+      </w:r>
+      <w:r>
+        <w:fldChar w:fldCharType="end"/>
+      </w:r>
+      <w:r>
+        <w:rPr>
+          <w:rFonts w:hint="eastAsia"/>
+        </w:rPr>
+        <w:t xml:space="preserve"> </w:t>
+      </w:r>
+      <w:proofErr w:type="spellStart"/>
+      <w:r>
+        <w:t>GatherGo</w:t>
+      </w:r>
+      <w:proofErr w:type="spellEnd"/>
+      <w:r>
+        <w:t xml:space="preserve"> </w:t>
+      </w:r>
+      <w:r>
+        <w:t>商業合作成效衡量指標</w:t>
+      </w:r>
+      <w:bookmarkEnd w:id="16"/>
+      <w:r>
+        <w:rPr>
+          <w:rFonts w:ascii="Times New Roman" w:hAnsi="Times New Roman" w:cs="Times New Roman"/>
+          <w:kern w:val="0"/>
+          <w:szCs w:val="24"/>
+        </w:rPr>
+        <w:t xml:space="preserve"> </w:t>
+      </w:r>
+    </w:p>
+    <w:tbl>
+      <w:tblPr>
+        <w:tblStyle w:val="a3"/>
+        <w:tblW w:w="0" w:type="auto"/>
+        <w:tblLook w:val="04A0" w:firstRow="1" w:lastRow="0" w:firstColumn="1" w:lastColumn="0" w:noHBand="0" w:noVBand="1"/>
+      </w:tblPr>
+      <w:tblGrid>
+        <w:gridCol w:w="1838"/>
+        <w:gridCol w:w="3119"/>
+        <w:gridCol w:w="3345"/>
+      </w:tblGrid>
+      <w:tr>
+        <w:tc>
+          <w:tcPr>
+            <w:tcW w:w="1838" w:type="dxa"/>
+            <w:shd w:val="clear" w:color="auto" w:fill="BFBFBF" w:themeFill="background1" w:themeFillShade="BF"/>
+            <w:vAlign w:val="center"/>
+          </w:tcPr>
+          <w:p>
+            <w:pPr>
+              <w:spacing w:beforeLines="50" w:before="120" w:afterLines="50" w:after="120"/>
+              <w:rPr>
+                <w:rFonts w:ascii="標楷體" w:eastAsia="標楷體" w:hAnsi="標楷體" w:cs="Times New Roman"/>
+                <w:kern w:val="0"/>
+                <w:szCs w:val="24"/>
+              </w:rPr>
+            </w:pPr>
+            <w:r>
+              <w:rPr>
+                <w:rFonts w:ascii="標楷體" w:eastAsia="標楷體" w:hAnsi="標楷體"/>
+                <w:b/>
+                <w:bCs/>
+              </w:rPr>
+              <w:t>衡量面向</w:t>
+            </w:r>
+          </w:p>
+        </w:tc>
+        <w:tc>
+          <w:tcPr>
+            <w:tcW w:w="3119" w:type="dxa"/>
+            <w:shd w:val="clear" w:color="auto" w:fill="BFBFBF" w:themeFill="background1" w:themeFillShade="BF"/>
+            <w:vAlign w:val="center"/>
+          </w:tcPr>
+          <w:p>
+            <w:pPr>
+              <w:spacing w:beforeLines="50" w:before="120" w:afterLines="50" w:after="120"/>
+              <w:rPr>
+                <w:rFonts w:ascii="標楷體" w:eastAsia="標楷體" w:hAnsi="標楷體" w:cs="Times New Roman"/>
+                <w:kern w:val="0"/>
+                <w:szCs w:val="24"/>
+              </w:rPr>
+            </w:pPr>
+            <w:r>
+              <w:rPr>
+                <w:rFonts w:ascii="標楷體" w:eastAsia="標楷體" w:hAnsi="標楷體"/>
+                <w:b/>
+                <w:bCs/>
+              </w:rPr>
+              <w:t>觀察指標</w:t>
+            </w:r>
+          </w:p>
+        </w:tc>
+        <w:tc>
+          <w:tcPr>
+            <w:tcW w:w="3345" w:type="dxa"/>
+            <w:shd w:val="clear" w:color="auto" w:fill="BFBFBF" w:themeFill="background1" w:themeFillShade="BF"/>
+            <w:vAlign w:val="center"/>
+          </w:tcPr>
+          <w:p>
+            <w:pPr>
+              <w:spacing w:beforeLines="50" w:before="120" w:afterLines="50" w:after="120"/>
+              <w:rPr>
+                <w:rFonts w:ascii="標楷體" w:eastAsia="標楷體" w:hAnsi="標楷體" w:cs="Times New Roman"/>
+                <w:kern w:val="0"/>
+                <w:szCs w:val="24"/>
+              </w:rPr>
+            </w:pPr>
+            <w:r>
+              <w:rPr>
+                <w:rFonts w:ascii="標楷體" w:eastAsia="標楷體" w:hAnsi="標楷體"/>
+                <w:b/>
+                <w:bCs/>
+              </w:rPr>
+              <w:t>可了解的內容</w:t>
+            </w:r>
+          </w:p>
+        </w:tc>
+      </w:tr>
+      <w:tr>
+        <w:tc>
+          <w:tcPr>
+            <w:tcW w:w="1838" w:type="dxa"/>
+            <w:vAlign w:val="center"/>
+          </w:tcPr>
+          <w:p>
+            <w:pPr>
+              <w:spacing w:beforeLines="50" w:before="120" w:afterLines="50" w:after="120"/>
+              <w:rPr>
+                <w:rFonts w:ascii="標楷體" w:eastAsia="標楷體" w:hAnsi="標楷體" w:cs="Times New Roman"/>
+                <w:kern w:val="0"/>
+                <w:szCs w:val="24"/>
+              </w:rPr>
+            </w:pPr>
+            <w:r>
+              <w:rPr>
+                <w:rFonts w:ascii="標楷體" w:eastAsia="標楷體" w:hAnsi="標楷體"/>
+              </w:rPr>
+              <w:t>資訊觸及</w:t>
+            </w:r>
+          </w:p>
+        </w:tc>
+        <w:tc>
+          <w:tcPr>
+            <w:tcW w:w="3119" w:type="dxa"/>
+            <w:vAlign w:val="center"/>
+          </w:tcPr>
+          <w:p>
+            <w:pPr>
+              <w:spacing w:beforeLines="50" w:before="120" w:afterLines="50" w:after="120"/>
+              <w:rPr>
+                <w:rFonts w:ascii="標楷體" w:eastAsia="標楷體" w:hAnsi="標楷體" w:cs="Times New Roman"/>
+                <w:kern w:val="0"/>
+                <w:szCs w:val="24"/>
+              </w:rPr>
+            </w:pPr>
+            <w:r>
+              <w:rPr>
+                <w:rFonts w:ascii="標楷體" w:eastAsia="標楷體" w:hAnsi="標楷體"/>
+              </w:rPr>
+              <w:t>優惠資訊查看情形</w:t>
+            </w:r>
+          </w:p>
+        </w:tc>
+        <w:tc>
+          <w:tcPr>
+            <w:tcW w:w="3345" w:type="dxa"/>
+            <w:vAlign w:val="center"/>
+          </w:tcPr>
+          <w:p>
+            <w:pPr>
+              <w:spacing w:beforeLines="50" w:before="120" w:afterLines="50" w:after="120"/>
+              <w:rPr>
+                <w:rFonts w:ascii="標楷體" w:eastAsia="標楷體" w:hAnsi="標楷體" w:cs="Times New Roman"/>
+                <w:kern w:val="0"/>
+                <w:szCs w:val="24"/>
+              </w:rPr>
+            </w:pPr>
+            <w:r>
+              <w:rPr>
+                <w:rFonts w:ascii="標楷體" w:eastAsia="標楷體" w:hAnsi="標楷體"/>
+              </w:rPr>
+              <w:t>使用者是否關注金融資訊</w:t>
+            </w:r>
+          </w:p>
+        </w:tc>
+      </w:tr>
+      <w:tr>
+        <w:tc>
+          <w:tcPr>
+            <w:tcW w:w="1838" w:type="dxa"/>
+            <w:vAlign w:val="center"/>
+          </w:tcPr>
+          <w:p>
+            <w:pPr>
+              <w:spacing w:beforeLines="50" w:before="120" w:afterLines="50" w:after="120"/>
+              <w:rPr>
+                <w:rFonts w:ascii="標楷體" w:eastAsia="標楷體" w:hAnsi="標楷體" w:cs="Times New Roman"/>
+                <w:kern w:val="0"/>
+                <w:szCs w:val="24"/>
+              </w:rPr>
+            </w:pPr>
+            <w:r>
+              <w:rPr>
+                <w:rFonts w:ascii="標楷體" w:eastAsia="標楷體" w:hAnsi="標楷體"/>
+              </w:rPr>
+              <w:t>使用互動</w:t>
+            </w:r>
+          </w:p>
+        </w:tc>
+        <w:tc>
+          <w:tcPr>
+            <w:tcW w:w="3119" w:type="dxa"/>
+            <w:vAlign w:val="center"/>
+          </w:tcPr>
+          <w:p>
+            <w:pPr>
+              <w:spacing w:beforeLines="50" w:before="120" w:afterLines="50" w:after="120"/>
+              <w:rPr>
+                <w:rFonts w:ascii="標楷體" w:eastAsia="標楷體" w:hAnsi="標楷體" w:cs="Times New Roman"/>
+                <w:kern w:val="0"/>
+                <w:szCs w:val="24"/>
+              </w:rPr>
+            </w:pPr>
+            <w:r>
+              <w:rPr>
+                <w:rFonts w:ascii="標楷體" w:eastAsia="標楷體" w:hAnsi="標楷體"/>
+              </w:rPr>
+              <w:t>優惠來源／合作連結點擊</w:t>
+            </w:r>
+          </w:p>
+        </w:tc>
+        <w:tc>
+          <w:tcPr>
+            <w:tcW w:w="3345" w:type="dxa"/>
+            <w:vAlign w:val="center"/>
+          </w:tcPr>
+          <w:p>
+            <w:pPr>
+              <w:spacing w:beforeLines="50" w:before="120" w:afterLines="50" w:after="120"/>
+              <w:rPr>
+                <w:rFonts w:ascii="標楷體" w:eastAsia="標楷體" w:hAnsi="標楷體" w:cs="Times New Roman"/>
+                <w:kern w:val="0"/>
+                <w:szCs w:val="24"/>
+              </w:rPr>
+            </w:pPr>
+            <w:r>
+              <w:rPr>
+                <w:rFonts w:ascii="標楷體" w:eastAsia="標楷體" w:hAnsi="標楷體"/>
+              </w:rPr>
+              <w:t>使用者是否進一步了解方案</w:t>
+            </w:r>
+          </w:p>
+        </w:tc>
+      </w:tr>
+      <w:tr>
+        <w:tc>
+          <w:tcPr>
+            <w:tcW w:w="1838" w:type="dxa"/>
+            <w:vAlign w:val="center"/>
+          </w:tcPr>
+          <w:p>
+            <w:pPr>
+              <w:spacing w:beforeLines="50" w:before="120" w:afterLines="50" w:after="120"/>
+              <w:rPr>
+                <w:rFonts w:ascii="標楷體" w:eastAsia="標楷體" w:hAnsi="標楷體" w:cs="Times New Roman"/>
+                <w:kern w:val="0"/>
+                <w:szCs w:val="24"/>
+              </w:rPr>
+            </w:pPr>
+            <w:r>
+              <w:rPr>
+                <w:rFonts w:ascii="標楷體" w:eastAsia="標楷體" w:hAnsi="標楷體"/>
+              </w:rPr>
+              <w:t>決策行為</w:t>
+            </w:r>
+          </w:p>
+        </w:tc>
+        <w:tc>
+          <w:tcPr>
+            <w:tcW w:w="3119" w:type="dxa"/>
+            <w:vAlign w:val="center"/>
+          </w:tcPr>
+          <w:p>
+            <w:pPr>
+              <w:spacing w:beforeLines="50" w:before="120" w:afterLines="50" w:after="120"/>
+              <w:rPr>
+                <w:rFonts w:ascii="標楷體" w:eastAsia="標楷體" w:hAnsi="標楷體" w:cs="Times New Roman"/>
+                <w:kern w:val="0"/>
+                <w:szCs w:val="24"/>
+              </w:rPr>
+            </w:pPr>
+            <w:r>
+              <w:rPr>
+                <w:rFonts w:ascii="標楷體" w:eastAsia="標楷體" w:hAnsi="標楷體"/>
+              </w:rPr>
+              <w:t>支付選項比較情形</w:t>
+            </w:r>
+          </w:p>
+        </w:tc>
+        <w:tc>
+          <w:tcPr>
+            <w:tcW w:w="3345" w:type="dxa"/>
+            <w:vAlign w:val="center"/>
+          </w:tcPr>
+          <w:p>
+            <w:pPr>
+              <w:spacing w:beforeLines="50" w:before="120" w:afterLines="50" w:after="120"/>
+              <w:rPr>
+                <w:rFonts w:ascii="標楷體" w:eastAsia="標楷體" w:hAnsi="標楷體" w:cs="Times New Roman"/>
+                <w:kern w:val="0"/>
+                <w:szCs w:val="24"/>
+              </w:rPr>
+            </w:pPr>
+            <w:r>
+              <w:rPr>
+                <w:rFonts w:ascii="標楷體" w:eastAsia="標楷體" w:hAnsi="標楷體"/>
+              </w:rPr>
+              <w:t>金融資訊是否參與消費決策</w:t>
+            </w:r>
+          </w:p>
+        </w:tc>
+      </w:tr>
+      <w:tr>
+        <w:tc>
+          <w:tcPr>
+            <w:tcW w:w="1838" w:type="dxa"/>
+            <w:vAlign w:val="center"/>
+          </w:tcPr>
+          <w:p>
+            <w:pPr>
+              <w:spacing w:beforeLines="50" w:before="120" w:afterLines="50" w:after="120"/>
+              <w:rPr>
+                <w:rFonts w:ascii="標楷體" w:eastAsia="標楷體" w:hAnsi="標楷體" w:cs="Times New Roman"/>
+                <w:kern w:val="0"/>
+                <w:szCs w:val="24"/>
+              </w:rPr>
+            </w:pPr>
+            <w:r>
+              <w:rPr>
+                <w:rFonts w:ascii="標楷體" w:eastAsia="標楷體" w:hAnsi="標楷體"/>
+              </w:rPr>
+              <w:t>合作導流</w:t>
+            </w:r>
+          </w:p>
+        </w:tc>
+        <w:tc>
+          <w:tcPr>
+            <w:tcW w:w="3119" w:type="dxa"/>
+            <w:vAlign w:val="center"/>
+          </w:tcPr>
+          <w:p>
+            <w:pPr>
+              <w:spacing w:beforeLines="50" w:before="120" w:afterLines="50" w:after="120"/>
+              <w:rPr>
+                <w:rFonts w:ascii="標楷體" w:eastAsia="標楷體" w:hAnsi="標楷體" w:cs="Times New Roman"/>
+                <w:kern w:val="0"/>
+                <w:szCs w:val="24"/>
+              </w:rPr>
+            </w:pPr>
+            <w:r>
+              <w:rPr>
+                <w:rFonts w:ascii="標楷體" w:eastAsia="標楷體" w:hAnsi="標楷體"/>
+              </w:rPr>
+              <w:t>活動頁面或合作服務導流</w:t>
+            </w:r>
+          </w:p>
+        </w:tc>
+        <w:tc>
+          <w:tcPr>
+            <w:tcW w:w="3345" w:type="dxa"/>
+            <w:vAlign w:val="center"/>
+          </w:tcPr>
+          <w:p>
+            <w:pPr>
+              <w:spacing w:beforeLines="50" w:before="120" w:afterLines="50" w:after="120"/>
+              <w:rPr>
+                <w:rFonts w:ascii="標楷體" w:eastAsia="標楷體" w:hAnsi="標楷體" w:cs="Times New Roman"/>
+                <w:kern w:val="0"/>
+                <w:szCs w:val="24"/>
+              </w:rPr>
+            </w:pPr>
+            <w:r>
+              <w:rPr>
+                <w:rFonts w:ascii="標楷體" w:eastAsia="標楷體" w:hAnsi="標楷體"/>
+              </w:rPr>
+              <w:t>情境式推薦是否產生導流效果</w:t>
+            </w:r>
+          </w:p>
+        </w:tc>
+      </w:tr>
+      <w:tr>
+        <w:tc>
+          <w:tcPr>
+            <w:tcW w:w="1838" w:type="dxa"/>
+            <w:vAlign w:val="center"/>
+          </w:tcPr>
+          <w:p>
+            <w:pPr>
+              <w:spacing w:beforeLines="50" w:before="120" w:afterLines="50" w:after="120"/>
+              <w:rPr>
+                <w:rFonts w:ascii="標楷體" w:eastAsia="標楷體" w:hAnsi="標楷體" w:cs="Times New Roman"/>
+                <w:kern w:val="0"/>
+                <w:szCs w:val="24"/>
+              </w:rPr>
+            </w:pPr>
+            <w:r>
+              <w:rPr>
+                <w:rFonts w:ascii="標楷體" w:eastAsia="標楷體" w:hAnsi="標楷體"/>
+              </w:rPr>
+              <w:t>合作成效</w:t>
+            </w:r>
+          </w:p>
+        </w:tc>
+        <w:tc>
+          <w:tcPr>
+            <w:tcW w:w="3119" w:type="dxa"/>
+            <w:vAlign w:val="center"/>
+          </w:tcPr>
+          <w:p>
+            <w:pPr>
+              <w:spacing w:beforeLines="50" w:before="120" w:afterLines="50" w:after="120"/>
+              <w:rPr>
+                <w:rFonts w:ascii="標楷體" w:eastAsia="標楷體" w:hAnsi="標楷體" w:cs="Times New Roman"/>
+                <w:kern w:val="0"/>
+                <w:szCs w:val="24"/>
+              </w:rPr>
+            </w:pPr>
+            <w:r>
+              <w:rPr>
+                <w:rFonts w:ascii="標楷體" w:eastAsia="標楷體" w:hAnsi="標楷體"/>
+              </w:rPr>
+              <w:t>實際轉換或合作活動成果</w:t>
+            </w:r>
+          </w:p>
+        </w:tc>
+        <w:tc>
+          <w:tcPr>
+            <w:tcW w:w="3345" w:type="dxa"/>
+            <w:vAlign w:val="center"/>
+          </w:tcPr>
+          <w:p>
+            <w:pPr>
+              <w:spacing w:beforeLines="50" w:before="120" w:afterLines="50" w:after="120"/>
+              <w:rPr>
+                <w:rFonts w:ascii="標楷體" w:eastAsia="標楷體" w:hAnsi="標楷體" w:cs="Times New Roman"/>
+                <w:kern w:val="0"/>
+                <w:szCs w:val="24"/>
+              </w:rPr>
+            </w:pPr>
+            <w:r>
+              <w:rPr>
+                <w:rFonts w:ascii="標楷體" w:eastAsia="標楷體" w:hAnsi="標楷體"/>
+              </w:rPr>
+              <w:t>評估後續合作與營運價值</w:t>
+            </w:r>
+          </w:p>
+        </w:tc>
+      </w:tr>
+    </w:tbl>
     <w:p>
       <w:pPr>
         <w:spacing w:beforeLines="50" w:before="120" w:afterLines="50" w:after="120"/>
@@ -5976,44 +8346,90 @@
           <w:kern w:val="0"/>
           <w:szCs w:val="24"/>
         </w:rPr>
-        <w:t>為維持服務可信度，合作內容仍應以使用者實際需求與適用條件為主要呈現依據，不因合作收益高低改變推薦順序。若屬合作推廣內容，也應清楚標示，避免商業合作影響使用者對支付建議的信任。</w:t>
-      </w:r>
-    </w:p>
-    <w:p>
-      <w:pPr>
-        <w:widowControl/>
-        <w:rPr>
-          <w:rFonts w:ascii="Times New Roman" w:eastAsia="標楷體" w:hAnsi="Times New Roman" w:cs="Times New Roman"/>
-          <w:kern w:val="0"/>
-          <w:szCs w:val="24"/>
-        </w:rPr>
-      </w:pPr>
-      <w:r>
-        <w:rPr>
-          <w:rFonts w:ascii="Times New Roman" w:eastAsia="標楷體" w:hAnsi="Times New Roman" w:cs="Times New Roman"/>
-          <w:kern w:val="0"/>
-          <w:szCs w:val="24"/>
-        </w:rPr>
-        <w:br w:type="page"/>
-      </w:r>
-    </w:p>
-    <w:p>
-      <w:pPr>
-        <w:pStyle w:val="1"/>
-        <w:spacing w:before="120" w:after="120"/>
-      </w:pPr>
-      <w:bookmarkStart w:id="14" w:name="_Toc240788609"/>
-      <w:r>
-        <w:rPr>
-          <w:rFonts w:hint="eastAsia"/>
-        </w:rPr>
-        <w:lastRenderedPageBreak/>
-        <w:t>伍、</w:t>
-      </w:r>
-      <w:r>
-        <w:t>市場與應用分析</w:t>
-      </w:r>
-      <w:bookmarkEnd w:id="14"/>
+        <w:t>除主要合作收益外，</w:t>
+      </w:r>
+      <w:proofErr w:type="spellStart"/>
+      <w:r>
+        <w:rPr>
+          <w:rFonts w:ascii="Times New Roman" w:eastAsia="標楷體" w:hAnsi="Times New Roman" w:cs="Times New Roman"/>
+          <w:kern w:val="0"/>
+          <w:szCs w:val="24"/>
+        </w:rPr>
+        <w:t>GatherGo</w:t>
+      </w:r>
+      <w:proofErr w:type="spellEnd"/>
+      <w:r>
+        <w:rPr>
+          <w:rFonts w:ascii="Times New Roman" w:eastAsia="標楷體" w:hAnsi="Times New Roman" w:cs="Times New Roman"/>
+          <w:kern w:val="0"/>
+          <w:szCs w:val="24"/>
+        </w:rPr>
+        <w:t xml:space="preserve"> </w:t>
+      </w:r>
+      <w:r>
+        <w:rPr>
+          <w:rFonts w:ascii="Times New Roman" w:eastAsia="標楷體" w:hAnsi="Times New Roman" w:cs="Times New Roman"/>
+          <w:kern w:val="0"/>
+          <w:szCs w:val="24"/>
+        </w:rPr>
+        <w:t>亦可提供進階功能訂閱，例如較完整的消費資訊整理、群組管理或金融優惠比較功能，作為輔助收入來源。</w:t>
+      </w:r>
+      <w:r>
+        <w:rPr>
+          <w:rFonts w:ascii="Times New Roman" w:eastAsia="標楷體" w:hAnsi="Times New Roman" w:cs="Times New Roman"/>
+          <w:kern w:val="0"/>
+          <w:szCs w:val="24"/>
+        </w:rPr>
+        <w:t>待服務模式成熟並累積一定使用規模後</w:t>
+      </w:r>
+      <w:r>
+        <w:rPr>
+          <w:rFonts w:ascii="Times New Roman" w:eastAsia="標楷體" w:hAnsi="Times New Roman" w:cs="Times New Roman"/>
+          <w:kern w:val="0"/>
+          <w:szCs w:val="24"/>
+        </w:rPr>
+        <w:t>，再評估企業／團體方案及</w:t>
+      </w:r>
+      <w:r>
+        <w:rPr>
+          <w:rFonts w:ascii="Times New Roman" w:eastAsia="標楷體" w:hAnsi="Times New Roman" w:cs="Times New Roman"/>
+          <w:kern w:val="0"/>
+          <w:szCs w:val="24"/>
+        </w:rPr>
+        <w:t xml:space="preserve"> API </w:t>
+      </w:r>
+      <w:r>
+        <w:rPr>
+          <w:rFonts w:ascii="Times New Roman" w:eastAsia="標楷體" w:hAnsi="Times New Roman" w:cs="Times New Roman"/>
+          <w:kern w:val="0"/>
+          <w:szCs w:val="24"/>
+        </w:rPr>
+        <w:t>技術授權等</w:t>
+      </w:r>
+      <w:r>
+        <w:rPr>
+          <w:rFonts w:ascii="Times New Roman" w:eastAsia="標楷體" w:hAnsi="Times New Roman" w:cs="Times New Roman"/>
+          <w:kern w:val="0"/>
+          <w:szCs w:val="24"/>
+        </w:rPr>
+        <w:t xml:space="preserve"> B2B </w:t>
+      </w:r>
+      <w:r>
+        <w:rPr>
+          <w:rFonts w:ascii="Times New Roman" w:eastAsia="標楷體" w:hAnsi="Times New Roman" w:cs="Times New Roman"/>
+          <w:kern w:val="0"/>
+          <w:szCs w:val="24"/>
+        </w:rPr>
+        <w:t>模式，作為後續發展方向</w:t>
+      </w:r>
+      <w:r>
+        <w:rPr>
+          <w:rFonts w:ascii="Times New Roman" w:eastAsia="標楷體" w:hAnsi="Times New Roman" w:cs="Times New Roman"/>
+          <w:kern w:val="0"/>
+          <w:szCs w:val="24"/>
+        </w:rPr>
+        <w:t>。</w:t>
+      </w:r>
     </w:p>
     <w:p>
       <w:pPr>
@@ -6026,31 +8442,13 @@
           <w:szCs w:val="24"/>
         </w:rPr>
       </w:pPr>
-      <w:proofErr w:type="spellStart"/>
-      <w:r>
-        <w:rPr>
-          <w:rFonts w:ascii="Times New Roman" w:eastAsia="標楷體" w:hAnsi="Times New Roman" w:cs="Times New Roman"/>
-          <w:kern w:val="0"/>
-          <w:szCs w:val="24"/>
-        </w:rPr>
-        <w:t>GatherGo</w:t>
-      </w:r>
-      <w:proofErr w:type="spellEnd"/>
-      <w:r>
-        <w:rPr>
-          <w:rFonts w:ascii="Times New Roman" w:eastAsia="標楷體" w:hAnsi="Times New Roman" w:cs="Times New Roman"/>
-          <w:kern w:val="0"/>
-          <w:szCs w:val="24"/>
-        </w:rPr>
-        <w:t xml:space="preserve"> </w:t>
-      </w:r>
-      <w:r>
-        <w:rPr>
-          <w:rFonts w:ascii="Times New Roman" w:eastAsia="標楷體" w:hAnsi="Times New Roman" w:cs="Times New Roman"/>
-          <w:kern w:val="0"/>
-          <w:szCs w:val="24"/>
-        </w:rPr>
-        <w:t>所面對的市場並非單一旅遊規劃族群，而是日常生活中普遍存在的多人共同消費情境。家庭、朋友、同學、同事或社團成員在安排聚餐、住宿、交通、娛樂及各類活動時，通常會先透過通訊群組交換意見，並在討論過程中逐步形成預算、消費項目與付款需求。這類情境具有多人參與、資訊分散及決策逐步形成等特性，也使消費與金融資訊能否在適當時點進入討論，成為實際使用需求之一。</w:t>
+      <w:r>
+        <w:rPr>
+          <w:rFonts w:ascii="Times New Roman" w:eastAsia="標楷體" w:hAnsi="Times New Roman" w:cs="Times New Roman"/>
+          <w:kern w:val="0"/>
+          <w:szCs w:val="24"/>
+        </w:rPr>
+        <w:t>為維持服務可信度，合作內容仍應以使用者實際需求與適用條件為主要呈現依據，不因合作收益高低改變推薦順序。若屬合作推廣內容，也應清楚標示，避免商業合作影響使用者對支付建議的信任。</w:t>
       </w:r>
     </w:p>
     <w:p>
@@ -6064,6 +8462,14 @@
           <w:szCs w:val="24"/>
         </w:rPr>
       </w:pPr>
+      <w:r>
+        <w:rPr>
+          <w:rFonts w:ascii="Times New Roman" w:eastAsia="標楷體" w:hAnsi="Times New Roman" w:cs="Times New Roman"/>
+          <w:kern w:val="0"/>
+          <w:szCs w:val="24"/>
+        </w:rPr>
+        <w:t>在營運發展上，</w:t>
+      </w:r>
       <w:proofErr w:type="spellStart"/>
       <w:r>
         <w:rPr>
@@ -6088,120 +8494,52 @@
           <w:kern w:val="0"/>
           <w:szCs w:val="24"/>
         </w:rPr>
-        <w:t>以</w:t>
-      </w:r>
-      <w:r>
-        <w:rPr>
-          <w:rFonts w:ascii="Times New Roman" w:eastAsia="標楷體" w:hAnsi="Times New Roman" w:cs="Times New Roman"/>
-          <w:kern w:val="0"/>
-          <w:szCs w:val="24"/>
-        </w:rPr>
-        <w:t xml:space="preserve"> LINE </w:t>
-      </w:r>
-      <w:r>
-        <w:rPr>
-          <w:rFonts w:ascii="Times New Roman" w:eastAsia="標楷體" w:hAnsi="Times New Roman" w:cs="Times New Roman"/>
-          <w:kern w:val="0"/>
-          <w:szCs w:val="24"/>
-        </w:rPr>
-        <w:t>群組作為主要應用場域。依</w:t>
-      </w:r>
-      <w:r>
-        <w:rPr>
-          <w:rFonts w:ascii="Times New Roman" w:eastAsia="標楷體" w:hAnsi="Times New Roman" w:cs="Times New Roman"/>
-          <w:kern w:val="0"/>
-          <w:szCs w:val="24"/>
-        </w:rPr>
-        <w:t xml:space="preserve"> LINE </w:t>
-      </w:r>
-      <w:r>
-        <w:rPr>
-          <w:rFonts w:ascii="Times New Roman" w:eastAsia="標楷體" w:hAnsi="Times New Roman" w:cs="Times New Roman"/>
-          <w:kern w:val="0"/>
-          <w:szCs w:val="24"/>
-        </w:rPr>
-        <w:t>官方於</w:t>
-      </w:r>
-      <w:r>
-        <w:rPr>
-          <w:rFonts w:ascii="Times New Roman" w:eastAsia="標楷體" w:hAnsi="Times New Roman" w:cs="Times New Roman"/>
-          <w:kern w:val="0"/>
-          <w:szCs w:val="24"/>
-        </w:rPr>
-        <w:t xml:space="preserve"> 2025 </w:t>
-      </w:r>
-      <w:r>
-        <w:rPr>
-          <w:rFonts w:ascii="Times New Roman" w:eastAsia="標楷體" w:hAnsi="Times New Roman" w:cs="Times New Roman"/>
-          <w:kern w:val="0"/>
-          <w:szCs w:val="24"/>
-        </w:rPr>
-        <w:t>年公布之資料，臺灣用戶數達</w:t>
-      </w:r>
-      <w:r>
-        <w:rPr>
-          <w:rFonts w:ascii="Times New Roman" w:eastAsia="標楷體" w:hAnsi="Times New Roman" w:cs="Times New Roman"/>
-          <w:kern w:val="0"/>
-          <w:szCs w:val="24"/>
-        </w:rPr>
-        <w:t xml:space="preserve"> 2,200 </w:t>
-      </w:r>
-      <w:r>
-        <w:rPr>
-          <w:rFonts w:ascii="Times New Roman" w:eastAsia="標楷體" w:hAnsi="Times New Roman" w:cs="Times New Roman"/>
-          <w:kern w:val="0"/>
-          <w:szCs w:val="24"/>
-        </w:rPr>
-        <w:t>萬，每日訊息傳送量超過</w:t>
-      </w:r>
-      <w:r>
-        <w:rPr>
-          <w:rFonts w:ascii="Times New Roman" w:eastAsia="標楷體" w:hAnsi="Times New Roman" w:cs="Times New Roman"/>
-          <w:kern w:val="0"/>
-          <w:szCs w:val="24"/>
-        </w:rPr>
-        <w:t xml:space="preserve"> 10 </w:t>
-      </w:r>
-      <w:r>
-        <w:rPr>
-          <w:rFonts w:ascii="Times New Roman" w:eastAsia="標楷體" w:hAnsi="Times New Roman" w:cs="Times New Roman"/>
-          <w:kern w:val="0"/>
-          <w:szCs w:val="24"/>
-        </w:rPr>
-        <w:t>億則，每日活躍群組數達</w:t>
-      </w:r>
-      <w:r>
-        <w:rPr>
-          <w:rFonts w:ascii="Times New Roman" w:eastAsia="標楷體" w:hAnsi="Times New Roman" w:cs="Times New Roman"/>
-          <w:kern w:val="0"/>
-          <w:szCs w:val="24"/>
-        </w:rPr>
-        <w:t xml:space="preserve"> 1,000 </w:t>
-      </w:r>
-      <w:r>
-        <w:rPr>
-          <w:rFonts w:ascii="Times New Roman" w:eastAsia="標楷體" w:hAnsi="Times New Roman" w:cs="Times New Roman"/>
-          <w:kern w:val="0"/>
-          <w:szCs w:val="24"/>
-        </w:rPr>
-        <w:t>萬個。上述資料顯示，</w:t>
-      </w:r>
-      <w:r>
-        <w:rPr>
-          <w:rFonts w:ascii="Times New Roman" w:eastAsia="標楷體" w:hAnsi="Times New Roman" w:cs="Times New Roman"/>
-          <w:kern w:val="0"/>
-          <w:szCs w:val="24"/>
-        </w:rPr>
-        <w:t xml:space="preserve">LINE </w:t>
-      </w:r>
-      <w:r>
-        <w:rPr>
-          <w:rFonts w:ascii="Times New Roman" w:eastAsia="標楷體" w:hAnsi="Times New Roman" w:cs="Times New Roman"/>
-          <w:kern w:val="0"/>
-          <w:szCs w:val="24"/>
-        </w:rPr>
-        <w:t>已具備大量多人互動基礎，因此本方案不需重新建立新的社交環境，而是將消費與金融資訊帶入使用者原有的溝通流程。</w:t>
-      </w:r>
+        <w:t>初期將以使用情境與金融資訊需求驗證為主，透過優惠資訊查看、來源連結點擊及支付選項比較等行為，確認情境式金融資訊的實際使用需求；待服務累積一定使用情境後，再逐步發展生活消費與金融服務業者的導流及專案合作，並依服務規模拓展其他營運模式</w:t>
+      </w:r>
+      <w:r>
+        <w:rPr>
+          <w:rFonts w:ascii="Times New Roman" w:eastAsia="標楷體" w:hAnsi="Times New Roman" w:cs="Times New Roman" w:hint="eastAsia"/>
+          <w:kern w:val="0"/>
+          <w:szCs w:val="24"/>
+        </w:rPr>
+        <w:t>。</w:t>
+      </w:r>
+    </w:p>
+    <w:p>
+      <w:pPr>
+        <w:widowControl/>
+        <w:rPr>
+          <w:rFonts w:ascii="Times New Roman" w:eastAsia="標楷體" w:hAnsi="Times New Roman" w:cs="Times New Roman"/>
+          <w:kern w:val="0"/>
+          <w:szCs w:val="24"/>
+        </w:rPr>
+      </w:pPr>
+      <w:r>
+        <w:rPr>
+          <w:rFonts w:ascii="Times New Roman" w:eastAsia="標楷體" w:hAnsi="Times New Roman" w:cs="Times New Roman"/>
+          <w:kern w:val="0"/>
+          <w:szCs w:val="24"/>
+        </w:rPr>
+        <w:br w:type="page"/>
+      </w:r>
+    </w:p>
+    <w:p>
+      <w:pPr>
+        <w:pStyle w:val="1"/>
+        <w:spacing w:before="120" w:after="120"/>
+      </w:pPr>
+      <w:bookmarkStart w:id="17" w:name="_Toc241256614"/>
+      <w:r>
+        <w:rPr>
+          <w:rFonts w:hint="eastAsia"/>
+        </w:rPr>
+        <w:lastRenderedPageBreak/>
+        <w:t>伍、</w:t>
+      </w:r>
+      <w:r>
+        <w:t>市場與應用分析</w:t>
+      </w:r>
+      <w:bookmarkEnd w:id="17"/>
     </w:p>
     <w:p>
       <w:pPr>
@@ -6214,26 +8552,211 @@
           <w:szCs w:val="24"/>
         </w:rPr>
       </w:pPr>
-      <w:r>
-        <w:rPr>
-          <w:rFonts w:ascii="Times New Roman" w:eastAsia="標楷體" w:hAnsi="Times New Roman" w:cs="Times New Roman"/>
+      <w:proofErr w:type="spellStart"/>
+      <w:r>
+        <w:rPr>
+          <w:rFonts w:ascii="Times New Roman" w:eastAsia="標楷體" w:hAnsi="Times New Roman" w:cs="Times New Roman"/>
+          <w:kern w:val="0"/>
+          <w:szCs w:val="24"/>
+        </w:rPr>
+        <w:t>GatherGo</w:t>
+      </w:r>
+      <w:proofErr w:type="spellEnd"/>
+      <w:r>
+        <w:rPr>
+          <w:rFonts w:ascii="Times New Roman" w:eastAsia="標楷體" w:hAnsi="Times New Roman" w:cs="Times New Roman"/>
+          <w:kern w:val="0"/>
+          <w:szCs w:val="24"/>
+        </w:rPr>
+        <w:t xml:space="preserve"> </w:t>
+      </w:r>
+      <w:r>
+        <w:rPr>
+          <w:rFonts w:ascii="Times New Roman" w:eastAsia="標楷體" w:hAnsi="Times New Roman" w:cs="Times New Roman"/>
+          <w:kern w:val="0"/>
+          <w:szCs w:val="24"/>
+        </w:rPr>
+        <w:t>所面對的市場並非單一旅遊規劃族群，而是日常生活中普遍存在的多人共同消費情境。家庭、朋友、同學、同事或社團成員在安排聚餐、住宿、交通、娛樂及各類活動時，通常會先透過通訊群組交換意見，並在討論過程中逐步形成預算、消費項目與付款需求。這類情境具有多人參與、資訊分散及決策逐步形成等特性，也使消費與金融資訊能否在適當時點進入討論，成為實際使用需求之一。</w:t>
+      </w:r>
+    </w:p>
+    <w:p>
+      <w:pPr>
+        <w:spacing w:beforeLines="50" w:before="120" w:afterLines="50" w:after="120"/>
+        <w:ind w:firstLineChars="200" w:firstLine="480"/>
+        <w:jc w:val="both"/>
+        <w:rPr>
+          <w:rFonts w:ascii="Times New Roman" w:eastAsia="標楷體" w:hAnsi="Times New Roman" w:cs="Times New Roman"/>
+          <w:kern w:val="0"/>
+          <w:szCs w:val="24"/>
+        </w:rPr>
+      </w:pPr>
+      <w:proofErr w:type="spellStart"/>
+      <w:r>
+        <w:rPr>
+          <w:rFonts w:ascii="Times New Roman" w:eastAsia="標楷體" w:hAnsi="Times New Roman" w:cs="Times New Roman"/>
+          <w:kern w:val="0"/>
+          <w:szCs w:val="24"/>
+        </w:rPr>
+        <w:t>GatherGo</w:t>
+      </w:r>
+      <w:proofErr w:type="spellEnd"/>
+      <w:r>
+        <w:rPr>
+          <w:rFonts w:ascii="Times New Roman" w:eastAsia="標楷體" w:hAnsi="Times New Roman" w:cs="Times New Roman"/>
+          <w:kern w:val="0"/>
+          <w:szCs w:val="24"/>
+        </w:rPr>
+        <w:t xml:space="preserve"> </w:t>
+      </w:r>
+      <w:r>
+        <w:rPr>
+          <w:rFonts w:ascii="Times New Roman" w:eastAsia="標楷體" w:hAnsi="Times New Roman" w:cs="Times New Roman"/>
+          <w:kern w:val="0"/>
+          <w:szCs w:val="24"/>
+        </w:rPr>
+        <w:t>以</w:t>
+      </w:r>
+      <w:r>
+        <w:rPr>
+          <w:rFonts w:ascii="Times New Roman" w:eastAsia="標楷體" w:hAnsi="Times New Roman" w:cs="Times New Roman"/>
+          <w:kern w:val="0"/>
+          <w:szCs w:val="24"/>
+        </w:rPr>
+        <w:t xml:space="preserve"> LINE </w:t>
+      </w:r>
+      <w:r>
+        <w:rPr>
+          <w:rFonts w:ascii="Times New Roman" w:eastAsia="標楷體" w:hAnsi="Times New Roman" w:cs="Times New Roman"/>
+          <w:kern w:val="0"/>
+          <w:szCs w:val="24"/>
+        </w:rPr>
+        <w:t>群組作為主要應用場域。依</w:t>
+      </w:r>
+      <w:r>
+        <w:rPr>
+          <w:rFonts w:ascii="Times New Roman" w:eastAsia="標楷體" w:hAnsi="Times New Roman" w:cs="Times New Roman"/>
+          <w:kern w:val="0"/>
+          <w:szCs w:val="24"/>
+        </w:rPr>
+        <w:t xml:space="preserve"> LINE </w:t>
+      </w:r>
+      <w:r>
+        <w:rPr>
+          <w:rFonts w:ascii="Times New Roman" w:eastAsia="標楷體" w:hAnsi="Times New Roman" w:cs="Times New Roman"/>
+          <w:kern w:val="0"/>
+          <w:szCs w:val="24"/>
+        </w:rPr>
+        <w:t>官方於</w:t>
+      </w:r>
+      <w:r>
+        <w:rPr>
+          <w:rFonts w:ascii="Times New Roman" w:eastAsia="標楷體" w:hAnsi="Times New Roman" w:cs="Times New Roman"/>
+          <w:kern w:val="0"/>
+          <w:szCs w:val="24"/>
+        </w:rPr>
+        <w:t xml:space="preserve"> 2025 </w:t>
+      </w:r>
+      <w:r>
+        <w:rPr>
+          <w:rFonts w:ascii="Times New Roman" w:eastAsia="標楷體" w:hAnsi="Times New Roman" w:cs="Times New Roman"/>
+          <w:kern w:val="0"/>
+          <w:szCs w:val="24"/>
+        </w:rPr>
+        <w:t>年公布之資料，臺灣用戶數達</w:t>
+      </w:r>
+      <w:r>
+        <w:rPr>
+          <w:rFonts w:ascii="Times New Roman" w:eastAsia="標楷體" w:hAnsi="Times New Roman" w:cs="Times New Roman"/>
+          <w:kern w:val="0"/>
+          <w:szCs w:val="24"/>
+        </w:rPr>
+        <w:t xml:space="preserve"> 2,200 </w:t>
+      </w:r>
+      <w:r>
+        <w:rPr>
+          <w:rFonts w:ascii="Times New Roman" w:eastAsia="標楷體" w:hAnsi="Times New Roman" w:cs="Times New Roman"/>
+          <w:kern w:val="0"/>
+          <w:szCs w:val="24"/>
+        </w:rPr>
+        <w:t>萬，每日訊息傳送量超過</w:t>
+      </w:r>
+      <w:r>
+        <w:rPr>
+          <w:rFonts w:ascii="Times New Roman" w:eastAsia="標楷體" w:hAnsi="Times New Roman" w:cs="Times New Roman"/>
+          <w:kern w:val="0"/>
+          <w:szCs w:val="24"/>
+        </w:rPr>
+        <w:t xml:space="preserve"> 10 </w:t>
+      </w:r>
+      <w:r>
+        <w:rPr>
+          <w:rFonts w:ascii="Times New Roman" w:eastAsia="標楷體" w:hAnsi="Times New Roman" w:cs="Times New Roman"/>
+          <w:kern w:val="0"/>
+          <w:szCs w:val="24"/>
+        </w:rPr>
+        <w:t>億則，每日活躍群組數達</w:t>
+      </w:r>
+      <w:r>
+        <w:rPr>
+          <w:rFonts w:ascii="Times New Roman" w:eastAsia="標楷體" w:hAnsi="Times New Roman" w:cs="Times New Roman"/>
+          <w:kern w:val="0"/>
+          <w:szCs w:val="24"/>
+        </w:rPr>
+        <w:t xml:space="preserve"> 1,000 </w:t>
+      </w:r>
+      <w:r>
+        <w:rPr>
+          <w:rFonts w:ascii="Times New Roman" w:eastAsia="標楷體" w:hAnsi="Times New Roman" w:cs="Times New Roman"/>
+          <w:kern w:val="0"/>
+          <w:szCs w:val="24"/>
+        </w:rPr>
+        <w:t>萬個。上述資料顯示，</w:t>
+      </w:r>
+      <w:r>
+        <w:rPr>
+          <w:rFonts w:ascii="Times New Roman" w:eastAsia="標楷體" w:hAnsi="Times New Roman" w:cs="Times New Roman"/>
+          <w:kern w:val="0"/>
+          <w:szCs w:val="24"/>
+        </w:rPr>
+        <w:t xml:space="preserve">LINE </w:t>
+      </w:r>
+      <w:r>
+        <w:rPr>
+          <w:rFonts w:ascii="Times New Roman" w:eastAsia="標楷體" w:hAnsi="Times New Roman" w:cs="Times New Roman"/>
+          <w:kern w:val="0"/>
+          <w:szCs w:val="24"/>
+        </w:rPr>
+        <w:t>已具備大量多人互動基礎，因此本方案不需重新建立新的社交環境，而是將消費與金融資訊帶入使用者原有的溝通流程。</w:t>
+      </w:r>
+    </w:p>
+    <w:p>
+      <w:pPr>
+        <w:spacing w:beforeLines="50" w:before="120" w:afterLines="50" w:after="120"/>
+        <w:ind w:firstLineChars="200" w:firstLine="480"/>
+        <w:jc w:val="both"/>
+        <w:rPr>
+          <w:rFonts w:ascii="Times New Roman" w:eastAsia="標楷體" w:hAnsi="Times New Roman" w:cs="Times New Roman"/>
+          <w:kern w:val="0"/>
+          <w:szCs w:val="24"/>
+        </w:rPr>
+      </w:pPr>
+      <w:r>
+        <w:rPr>
           <w:noProof/>
-          <w:kern w:val="0"/>
-          <w:szCs w:val="24"/>
         </w:rPr>
         <w:drawing>
-          <wp:anchor distT="0" distB="0" distL="114300" distR="114300" simplePos="0" relativeHeight="251672576" behindDoc="0" locked="0" layoutInCell="1" allowOverlap="1" wp14:anchorId="7B007ADA" wp14:editId="7BF180C9">
+          <wp:anchor distT="0" distB="0" distL="114300" distR="114300" simplePos="0" relativeHeight="251676672" behindDoc="0" locked="0" layoutInCell="1" allowOverlap="1" wp14:anchorId="46B224A4" wp14:editId="0BF8FFD6">
             <wp:simplePos x="0" y="0"/>
             <wp:positionH relativeFrom="margin">
               <wp:align>right</wp:align>
             </wp:positionH>
             <wp:positionV relativeFrom="paragraph">
-              <wp:posOffset>1216237</wp:posOffset>
+              <wp:posOffset>1195070</wp:posOffset>
             </wp:positionV>
-            <wp:extent cx="5277485" cy="2219325"/>
-            <wp:effectExtent l="0" t="0" r="0" b="9525"/>
+            <wp:extent cx="5278120" cy="2220595"/>
+            <wp:effectExtent l="0" t="0" r="0" b="8255"/>
             <wp:wrapTopAndBottom/>
-            <wp:docPr id="906197946" name="圖片 1"/>
+            <wp:docPr id="564950030" name="圖片 1" descr="表單回覆圖表。題目：5. 當您與朋友討論聚餐或出遊時，最常使用哪一種方式來討論？  。回覆數：113 則回應。"/>
             <wp:cNvGraphicFramePr>
               <a:graphicFrameLocks xmlns:a="http://schemas.openxmlformats.org/drawingml/2006/main" noChangeAspect="1"/>
             </wp:cNvGraphicFramePr>
@@ -6241,29 +8764,36 @@
               <a:graphicData uri="http://schemas.openxmlformats.org/drawingml/2006/picture">
                 <pic:pic xmlns:pic="http://schemas.openxmlformats.org/drawingml/2006/picture">
                   <pic:nvPicPr>
-                    <pic:cNvPr id="906197946" name="圖片 906197946"/>
-                    <pic:cNvPicPr/>
+                    <pic:cNvPr id="0" name="Picture 1" descr="表單回覆圖表。題目：5. 當您與朋友討論聚餐或出遊時，最常使用哪一種方式來討論？  。回覆數：113 則回應。"/>
+                    <pic:cNvPicPr>
+                      <a:picLocks noChangeAspect="1" noChangeArrowheads="1"/>
+                    </pic:cNvPicPr>
                   </pic:nvPicPr>
                   <pic:blipFill>
-                    <a:blip r:embed="rId16">
+                    <a:blip r:embed="rId16" cstate="print">
                       <a:extLst>
                         <a:ext uri="{28A0092B-C50C-407E-A947-70E740481C1C}">
                           <a14:useLocalDpi xmlns:a14="http://schemas.microsoft.com/office/drawing/2010/main" val="0"/>
                         </a:ext>
                       </a:extLst>
                     </a:blip>
+                    <a:srcRect/>
                     <a:stretch>
                       <a:fillRect/>
                     </a:stretch>
                   </pic:blipFill>
-                  <pic:spPr>
+                  <pic:spPr bwMode="auto">
                     <a:xfrm>
                       <a:off x="0" y="0"/>
-                      <a:ext cx="5277485" cy="2219325"/>
+                      <a:ext cx="5278120" cy="2220595"/>
                     </a:xfrm>
                     <a:prstGeom prst="rect">
                       <a:avLst/>
                     </a:prstGeom>
+                    <a:noFill/>
+                    <a:ln>
+                      <a:noFill/>
+                    </a:ln>
                   </pic:spPr>
                 </pic:pic>
               </a:graphicData>
@@ -6330,7 +8860,7 @@
           <w:szCs w:val="24"/>
         </w:rPr>
       </w:pPr>
-      <w:bookmarkStart w:id="15" w:name="_Toc240795415"/>
+      <w:bookmarkStart w:id="18" w:name="_Toc240795415"/>
       <w:r>
         <w:rPr>
           <w:rFonts w:ascii="Times New Roman" w:hAnsi="Times New Roman" w:cs="Times New Roman"/>
@@ -6405,7 +8935,7 @@
       <w:r>
         <w:t>多人聚餐與出遊主要討論方式</w:t>
       </w:r>
-      <w:bookmarkEnd w:id="15"/>
+      <w:bookmarkEnd w:id="18"/>
     </w:p>
     <w:p>
       <w:pPr>
@@ -6550,7 +9080,6 @@
           <w:szCs w:val="24"/>
         </w:rPr>
       </w:pPr>
-      <w:bookmarkStart w:id="16" w:name="_Toc240788220"/>
       <w:r>
         <w:rPr>
           <w:rFonts w:ascii="Times New Roman" w:hAnsi="Times New Roman" w:cs="Times New Roman"/>
@@ -6565,36 +9094,25 @@
         <w:pStyle w:val="af5"/>
         <w:spacing w:before="120" w:after="120"/>
       </w:pPr>
-      <w:bookmarkStart w:id="17" w:name="_Toc240795416"/>
-      <w:r>
-        <w:rPr>
-          <w:rFonts w:ascii="Times New Roman" w:hAnsi="Times New Roman" w:cs="Times New Roman"/>
-          <w:kern w:val="0"/>
-          <w:szCs w:val="24"/>
+      <w:bookmarkStart w:id="19" w:name="_Toc240795416"/>
+      <w:r>
+        <w:rPr>
+          <w:noProof/>
         </w:rPr>
         <w:lastRenderedPageBreak/>
-        <w:t>▲</w:t>
-      </w:r>
-      <w:r>
-        <w:rPr>
-          <w:rFonts w:ascii="Times New Roman" w:hAnsi="Times New Roman" w:cs="Times New Roman" w:hint="eastAsia"/>
-          <w:noProof/>
-          <w:kern w:val="0"/>
-          <w:szCs w:val="24"/>
-        </w:rPr>
         <w:drawing>
-          <wp:anchor distT="0" distB="0" distL="114300" distR="114300" simplePos="0" relativeHeight="251673600" behindDoc="0" locked="0" layoutInCell="1" allowOverlap="1" wp14:anchorId="71C11573" wp14:editId="682D35F8">
+          <wp:anchor distT="0" distB="0" distL="114300" distR="114300" simplePos="0" relativeHeight="251677696" behindDoc="0" locked="0" layoutInCell="1" allowOverlap="1" wp14:anchorId="1F38C263" wp14:editId="71632100">
             <wp:simplePos x="0" y="0"/>
-            <wp:positionH relativeFrom="margin">
-              <wp:align>right</wp:align>
+            <wp:positionH relativeFrom="column">
+              <wp:posOffset>1905</wp:posOffset>
             </wp:positionH>
             <wp:positionV relativeFrom="paragraph">
-              <wp:posOffset>68580</wp:posOffset>
+              <wp:posOffset>0</wp:posOffset>
             </wp:positionV>
-            <wp:extent cx="5277485" cy="2505075"/>
-            <wp:effectExtent l="0" t="0" r="0" b="9525"/>
+            <wp:extent cx="5278120" cy="2509520"/>
+            <wp:effectExtent l="0" t="0" r="0" b="5080"/>
             <wp:wrapTopAndBottom/>
-            <wp:docPr id="677567817" name="圖片 2"/>
+            <wp:docPr id="2065611454" name="圖片 2" descr="表單回覆圖表。題目：8. 當您與朋友在群組中討論要去哪裡吃飯或去哪裡玩時，曾遇到哪些情況？。回覆數：113 則回應。"/>
             <wp:cNvGraphicFramePr>
               <a:graphicFrameLocks xmlns:a="http://schemas.openxmlformats.org/drawingml/2006/main" noChangeAspect="1"/>
             </wp:cNvGraphicFramePr>
@@ -6602,29 +9120,36 @@
               <a:graphicData uri="http://schemas.openxmlformats.org/drawingml/2006/picture">
                 <pic:pic xmlns:pic="http://schemas.openxmlformats.org/drawingml/2006/picture">
                   <pic:nvPicPr>
-                    <pic:cNvPr id="677567817" name="圖片 677567817"/>
-                    <pic:cNvPicPr/>
+                    <pic:cNvPr id="0" name="Picture 3" descr="表單回覆圖表。題目：8. 當您與朋友在群組中討論要去哪裡吃飯或去哪裡玩時，曾遇到哪些情況？。回覆數：113 則回應。"/>
+                    <pic:cNvPicPr>
+                      <a:picLocks noChangeAspect="1" noChangeArrowheads="1"/>
+                    </pic:cNvPicPr>
                   </pic:nvPicPr>
                   <pic:blipFill>
-                    <a:blip r:embed="rId17">
+                    <a:blip r:embed="rId17" cstate="print">
                       <a:extLst>
                         <a:ext uri="{28A0092B-C50C-407E-A947-70E740481C1C}">
                           <a14:useLocalDpi xmlns:a14="http://schemas.microsoft.com/office/drawing/2010/main" val="0"/>
                         </a:ext>
                       </a:extLst>
                     </a:blip>
+                    <a:srcRect/>
                     <a:stretch>
                       <a:fillRect/>
                     </a:stretch>
                   </pic:blipFill>
-                  <pic:spPr>
+                  <pic:spPr bwMode="auto">
                     <a:xfrm>
                       <a:off x="0" y="0"/>
-                      <a:ext cx="5277485" cy="2505075"/>
+                      <a:ext cx="5278120" cy="2509520"/>
                     </a:xfrm>
                     <a:prstGeom prst="rect">
                       <a:avLst/>
                     </a:prstGeom>
+                    <a:noFill/>
+                    <a:ln>
+                      <a:noFill/>
+                    </a:ln>
                   </pic:spPr>
                 </pic:pic>
               </a:graphicData>
@@ -6634,6 +9159,14 @@
       </w:r>
       <w:r>
         <w:rPr>
+          <w:rFonts w:ascii="Times New Roman" w:hAnsi="Times New Roman" w:cs="Times New Roman"/>
+          <w:kern w:val="0"/>
+          <w:szCs w:val="24"/>
+        </w:rPr>
+        <w:t>▲</w:t>
+      </w:r>
+      <w:r>
+        <w:rPr>
           <w:rFonts w:hint="eastAsia"/>
         </w:rPr>
         <w:t>圖</w:t>
@@ -6692,7 +9225,7 @@
       <w:r>
         <w:t>多人群組消費決策常見痛點</w:t>
       </w:r>
-      <w:bookmarkEnd w:id="17"/>
+      <w:bookmarkEnd w:id="19"/>
     </w:p>
     <w:p>
       <w:pPr>
@@ -6708,24 +9241,21 @@
       </w:pPr>
       <w:r>
         <w:rPr>
-          <w:rFonts w:ascii="Times New Roman" w:hAnsi="Times New Roman" w:cs="Times New Roman"/>
           <w:noProof/>
-          <w:kern w:val="0"/>
-          <w:szCs w:val="24"/>
         </w:rPr>
         <w:drawing>
-          <wp:anchor distT="0" distB="0" distL="114300" distR="114300" simplePos="0" relativeHeight="251674624" behindDoc="0" locked="0" layoutInCell="1" allowOverlap="1" wp14:anchorId="18FAAF87" wp14:editId="74D6CC44">
+          <wp:anchor distT="0" distB="0" distL="114300" distR="114300" simplePos="0" relativeHeight="251678720" behindDoc="0" locked="0" layoutInCell="1" allowOverlap="1" wp14:anchorId="53D2970A" wp14:editId="4B6EB6AE">
             <wp:simplePos x="0" y="0"/>
             <wp:positionH relativeFrom="margin">
               <wp:align>right</wp:align>
             </wp:positionH>
             <wp:positionV relativeFrom="paragraph">
-              <wp:posOffset>807720</wp:posOffset>
+              <wp:posOffset>824230</wp:posOffset>
             </wp:positionV>
-            <wp:extent cx="5277485" cy="2505075"/>
-            <wp:effectExtent l="0" t="0" r="0" b="9525"/>
+            <wp:extent cx="5278120" cy="2509520"/>
+            <wp:effectExtent l="0" t="0" r="0" b="5080"/>
             <wp:wrapTopAndBottom/>
-            <wp:docPr id="1568513723" name="圖片 3"/>
+            <wp:docPr id="1071179122" name="圖片 3" descr="表單回覆圖表。題目：12. 如果在群組討論過程中，有一套系統能即時協助提供資訊，您希望它具備哪些功能？。回覆數：113 則回應。"/>
             <wp:cNvGraphicFramePr>
               <a:graphicFrameLocks xmlns:a="http://schemas.openxmlformats.org/drawingml/2006/main" noChangeAspect="1"/>
             </wp:cNvGraphicFramePr>
@@ -6733,29 +9263,36 @@
               <a:graphicData uri="http://schemas.openxmlformats.org/drawingml/2006/picture">
                 <pic:pic xmlns:pic="http://schemas.openxmlformats.org/drawingml/2006/picture">
                   <pic:nvPicPr>
-                    <pic:cNvPr id="1568513723" name="圖片 1568513723"/>
-                    <pic:cNvPicPr/>
+                    <pic:cNvPr id="0" name="Picture 5" descr="表單回覆圖表。題目：12. 如果在群組討論過程中，有一套系統能即時協助提供資訊，您希望它具備哪些功能？。回覆數：113 則回應。"/>
+                    <pic:cNvPicPr>
+                      <a:picLocks noChangeAspect="1" noChangeArrowheads="1"/>
+                    </pic:cNvPicPr>
                   </pic:nvPicPr>
                   <pic:blipFill>
-                    <a:blip r:embed="rId18">
+                    <a:blip r:embed="rId18" cstate="print">
                       <a:extLst>
                         <a:ext uri="{28A0092B-C50C-407E-A947-70E740481C1C}">
                           <a14:useLocalDpi xmlns:a14="http://schemas.microsoft.com/office/drawing/2010/main" val="0"/>
                         </a:ext>
                       </a:extLst>
                     </a:blip>
+                    <a:srcRect/>
                     <a:stretch>
                       <a:fillRect/>
                     </a:stretch>
                   </pic:blipFill>
-                  <pic:spPr>
+                  <pic:spPr bwMode="auto">
                     <a:xfrm>
                       <a:off x="0" y="0"/>
-                      <a:ext cx="5277485" cy="2505075"/>
+                      <a:ext cx="5278120" cy="2509520"/>
                     </a:xfrm>
                     <a:prstGeom prst="rect">
                       <a:avLst/>
                     </a:prstGeom>
+                    <a:noFill/>
+                    <a:ln>
+                      <a:noFill/>
+                    </a:ln>
                   </pic:spPr>
                 </pic:pic>
               </a:graphicData>
@@ -6825,7 +9362,7 @@
         <w:pStyle w:val="af5"/>
         <w:spacing w:before="120" w:after="120"/>
       </w:pPr>
-      <w:bookmarkStart w:id="18" w:name="_Toc240795417"/>
+      <w:bookmarkStart w:id="20" w:name="_Toc240795417"/>
       <w:r>
         <w:rPr>
           <w:rFonts w:ascii="Times New Roman" w:hAnsi="Times New Roman" w:cs="Times New Roman"/>
@@ -6894,7 +9431,7 @@
       <w:r>
         <w:t>群組決策支援功能需求</w:t>
       </w:r>
-      <w:bookmarkEnd w:id="18"/>
+      <w:bookmarkEnd w:id="20"/>
     </w:p>
     <w:p>
       <w:pPr>
@@ -6984,6 +9521,7 @@
           <w:szCs w:val="24"/>
         </w:rPr>
       </w:pPr>
+      <w:bookmarkStart w:id="21" w:name="_Toc241229735"/>
       <w:r>
         <w:rPr>
           <w:rFonts w:ascii="Times New Roman" w:hAnsi="Times New Roman" w:cs="Times New Roman"/>
@@ -7024,10 +9562,13 @@
         <w:instrText>表</w:instrText>
       </w:r>
       <w:r>
+        <w:instrText xml:space="preserve">\r 1 \* </w:instrText>
+      </w:r>
+      <w:r>
         <w:rPr>
           <w:rFonts w:hint="eastAsia"/>
         </w:rPr>
-        <w:instrText xml:space="preserve"> \* ARABIC</w:instrText>
+        <w:instrText>ARABIC</w:instrText>
       </w:r>
       <w:r>
         <w:instrText xml:space="preserve"> </w:instrText>
@@ -7078,7 +9619,7 @@
         </w:rPr>
         <w:t>主要使用對象與應用情境</w:t>
       </w:r>
-      <w:bookmarkEnd w:id="16"/>
+      <w:bookmarkEnd w:id="21"/>
     </w:p>
     <w:tbl>
       <w:tblPr>
@@ -7096,6 +9637,7 @@
         <w:tc>
           <w:tcPr>
             <w:tcW w:w="1980" w:type="dxa"/>
+            <w:shd w:val="clear" w:color="auto" w:fill="BFBFBF" w:themeFill="background1" w:themeFillShade="BF"/>
             <w:vAlign w:val="center"/>
           </w:tcPr>
           <w:p>
@@ -7119,6 +9661,7 @@
         <w:tc>
           <w:tcPr>
             <w:tcW w:w="2189" w:type="dxa"/>
+            <w:shd w:val="clear" w:color="auto" w:fill="BFBFBF" w:themeFill="background1" w:themeFillShade="BF"/>
             <w:vAlign w:val="center"/>
           </w:tcPr>
           <w:p>
@@ -7142,6 +9685,7 @@
         <w:tc>
           <w:tcPr>
             <w:tcW w:w="1922" w:type="dxa"/>
+            <w:shd w:val="clear" w:color="auto" w:fill="BFBFBF" w:themeFill="background1" w:themeFillShade="BF"/>
             <w:vAlign w:val="center"/>
           </w:tcPr>
           <w:p>
@@ -7165,6 +9709,7 @@
         <w:tc>
           <w:tcPr>
             <w:tcW w:w="2211" w:type="dxa"/>
+            <w:shd w:val="clear" w:color="auto" w:fill="BFBFBF" w:themeFill="background1" w:themeFillShade="BF"/>
             <w:vAlign w:val="center"/>
           </w:tcPr>
           <w:p>
@@ -7682,36 +10227,6 @@
     </w:p>
     <w:p>
       <w:pPr>
-        <w:widowControl/>
-        <w:rPr>
-          <w:rFonts w:ascii="Times New Roman" w:eastAsia="標楷體" w:hAnsi="Times New Roman" w:cs="Times New Roman"/>
-          <w:kern w:val="0"/>
-          <w:szCs w:val="24"/>
-        </w:rPr>
-      </w:pPr>
-      <w:r>
-        <w:rPr>
-          <w:rFonts w:ascii="Times New Roman" w:eastAsia="標楷體" w:hAnsi="Times New Roman" w:cs="Times New Roman"/>
-          <w:kern w:val="0"/>
-          <w:szCs w:val="24"/>
-        </w:rPr>
-        <w:br w:type="page"/>
-      </w:r>
-    </w:p>
-    <w:p>
-      <w:pPr>
-        <w:pStyle w:val="1"/>
-        <w:spacing w:before="120" w:after="120"/>
-      </w:pPr>
-      <w:bookmarkStart w:id="19" w:name="_Toc240788610"/>
-      <w:r>
-        <w:lastRenderedPageBreak/>
-        <w:t>陸、競爭優勢與未來發展</w:t>
-      </w:r>
-      <w:bookmarkEnd w:id="19"/>
-    </w:p>
-    <w:p>
-      <w:pPr>
         <w:spacing w:beforeLines="50" w:before="120" w:afterLines="50" w:after="120"/>
         <w:ind w:firstLineChars="200" w:firstLine="480"/>
         <w:jc w:val="both"/>
@@ -7723,85 +10238,27 @@
       </w:pPr>
       <w:r>
         <w:rPr>
-          <w:rFonts w:ascii="Times New Roman" w:eastAsia="標楷體" w:hAnsi="Times New Roman" w:cs="Times New Roman"/>
-          <w:kern w:val="0"/>
-          <w:szCs w:val="24"/>
-        </w:rPr>
-        <w:t>目前市場上的相關服務</w:t>
-      </w:r>
-      <w:r>
-        <w:rPr>
-          <w:rFonts w:ascii="Times New Roman" w:eastAsia="標楷體" w:hAnsi="Times New Roman" w:cs="Times New Roman"/>
-          <w:kern w:val="0"/>
-          <w:szCs w:val="24"/>
-        </w:rPr>
-        <w:t>各有主要服務重點</w:t>
-      </w:r>
-      <w:r>
-        <w:rPr>
-          <w:rFonts w:ascii="Times New Roman" w:eastAsia="標楷體" w:hAnsi="Times New Roman" w:cs="Times New Roman"/>
-          <w:kern w:val="0"/>
-          <w:szCs w:val="24"/>
-        </w:rPr>
-        <w:t>。</w:t>
-      </w:r>
-      <w:r>
-        <w:rPr>
-          <w:rFonts w:ascii="Times New Roman" w:eastAsia="標楷體" w:hAnsi="Times New Roman" w:cs="Times New Roman"/>
-          <w:kern w:val="0"/>
-          <w:szCs w:val="24"/>
-        </w:rPr>
-        <w:t xml:space="preserve">Funliday </w:t>
-      </w:r>
-      <w:r>
-        <w:rPr>
-          <w:rFonts w:ascii="Times New Roman" w:eastAsia="標楷體" w:hAnsi="Times New Roman" w:cs="Times New Roman"/>
-          <w:kern w:val="0"/>
-          <w:szCs w:val="24"/>
-        </w:rPr>
-        <w:t>主要提供旅遊行程規劃與多人協作；</w:t>
-      </w:r>
-      <w:proofErr w:type="spellStart"/>
-      <w:r>
-        <w:rPr>
-          <w:rFonts w:ascii="Times New Roman" w:eastAsia="標楷體" w:hAnsi="Times New Roman" w:cs="Times New Roman"/>
-          <w:kern w:val="0"/>
-          <w:szCs w:val="24"/>
-        </w:rPr>
-        <w:t>Lightsplit</w:t>
-      </w:r>
-      <w:proofErr w:type="spellEnd"/>
-      <w:r>
-        <w:rPr>
-          <w:rFonts w:ascii="Times New Roman" w:eastAsia="標楷體" w:hAnsi="Times New Roman" w:cs="Times New Roman"/>
-          <w:kern w:val="0"/>
-          <w:szCs w:val="24"/>
-        </w:rPr>
-        <w:t xml:space="preserve"> </w:t>
-      </w:r>
-      <w:r>
-        <w:rPr>
-          <w:rFonts w:ascii="Times New Roman" w:eastAsia="標楷體" w:hAnsi="Times New Roman" w:cs="Times New Roman"/>
-          <w:kern w:val="0"/>
-          <w:szCs w:val="24"/>
-        </w:rPr>
-        <w:t>著重共同支出記錄、分帳與結算；</w:t>
-      </w:r>
-      <w:r>
-        <w:rPr>
-          <w:rFonts w:ascii="Times New Roman" w:eastAsia="標楷體" w:hAnsi="Times New Roman" w:cs="Times New Roman"/>
-          <w:kern w:val="0"/>
-          <w:szCs w:val="24"/>
-        </w:rPr>
-        <w:t xml:space="preserve">Money101 </w:t>
-      </w:r>
-      <w:r>
-        <w:rPr>
-          <w:rFonts w:ascii="Times New Roman" w:eastAsia="標楷體" w:hAnsi="Times New Roman" w:cs="Times New Roman"/>
-          <w:kern w:val="0"/>
-          <w:szCs w:val="24"/>
-        </w:rPr>
-        <w:t>則提供信用卡比較與消費優惠資訊。這些服務各自處理旅遊規劃、支出管理或金融資訊，但使用者在實際多人活動中，仍可能需要在不同工具之間切換。</w:t>
+          <w:rFonts w:ascii="Times New Roman" w:eastAsia="標楷體" w:hAnsi="Times New Roman" w:cs="Times New Roman" w:hint="eastAsia"/>
+          <w:kern w:val="0"/>
+          <w:szCs w:val="24"/>
+        </w:rPr>
+        <w:t>由於既有問卷主要針對多人聚餐與出遊決策進行調查，下一階段市場驗證將進一步聚焦金融功能本身。可針對初期目標使用者設計住宿刷卡優惠、交通回饋／點數及多人聚餐支付等情境，觀察使用者是否願意在</w:t>
+      </w:r>
+      <w:r>
+        <w:rPr>
+          <w:rFonts w:ascii="Times New Roman" w:eastAsia="標楷體" w:hAnsi="Times New Roman" w:cs="Times New Roman" w:hint="eastAsia"/>
+          <w:kern w:val="0"/>
+          <w:szCs w:val="24"/>
+        </w:rPr>
+        <w:t xml:space="preserve"> LINE </w:t>
+      </w:r>
+      <w:r>
+        <w:rPr>
+          <w:rFonts w:ascii="Times New Roman" w:eastAsia="標楷體" w:hAnsi="Times New Roman" w:cs="Times New Roman" w:hint="eastAsia"/>
+          <w:kern w:val="0"/>
+          <w:szCs w:val="24"/>
+        </w:rPr>
+        <w:t>群組討論過程中接收金融資訊，以及哪些資訊最能協助其進行支付判斷。</w:t>
       </w:r>
     </w:p>
     <w:p>
@@ -7815,67 +10272,203 @@
           <w:szCs w:val="24"/>
         </w:rPr>
       </w:pPr>
-      <w:proofErr w:type="spellStart"/>
-      <w:r>
-        <w:rPr>
-          <w:rFonts w:ascii="Times New Roman" w:eastAsia="標楷體" w:hAnsi="Times New Roman" w:cs="Times New Roman"/>
-          <w:kern w:val="0"/>
-          <w:szCs w:val="24"/>
-        </w:rPr>
-        <w:t>GatherGo</w:t>
-      </w:r>
-      <w:proofErr w:type="spellEnd"/>
-      <w:r>
-        <w:rPr>
-          <w:rFonts w:ascii="Times New Roman" w:eastAsia="標楷體" w:hAnsi="Times New Roman" w:cs="Times New Roman"/>
-          <w:kern w:val="0"/>
-          <w:szCs w:val="24"/>
-        </w:rPr>
-        <w:t xml:space="preserve"> </w:t>
-      </w:r>
-      <w:r>
-        <w:rPr>
-          <w:rFonts w:ascii="Times New Roman" w:eastAsia="標楷體" w:hAnsi="Times New Roman" w:cs="Times New Roman"/>
-          <w:kern w:val="0"/>
-          <w:szCs w:val="24"/>
-        </w:rPr>
-        <w:t>的差異在於以</w:t>
-      </w:r>
-      <w:r>
-        <w:rPr>
-          <w:rFonts w:ascii="Times New Roman" w:eastAsia="標楷體" w:hAnsi="Times New Roman" w:cs="Times New Roman"/>
-          <w:kern w:val="0"/>
-          <w:szCs w:val="24"/>
-        </w:rPr>
-        <w:t xml:space="preserve"> LINE </w:t>
-      </w:r>
-      <w:r>
-        <w:rPr>
-          <w:rFonts w:ascii="Times New Roman" w:eastAsia="標楷體" w:hAnsi="Times New Roman" w:cs="Times New Roman"/>
-          <w:kern w:val="0"/>
-          <w:szCs w:val="24"/>
-        </w:rPr>
-        <w:t>群組中的多人討論作為服務起點，透過</w:t>
-      </w:r>
-      <w:r>
-        <w:rPr>
-          <w:rFonts w:ascii="Times New Roman" w:eastAsia="標楷體" w:hAnsi="Times New Roman" w:cs="Times New Roman"/>
-          <w:kern w:val="0"/>
-          <w:szCs w:val="24"/>
-        </w:rPr>
-        <w:t xml:space="preserve"> AI </w:t>
-      </w:r>
-      <w:r>
-        <w:rPr>
-          <w:rFonts w:ascii="Times New Roman" w:eastAsia="標楷體" w:hAnsi="Times New Roman" w:cs="Times New Roman"/>
-          <w:kern w:val="0"/>
-          <w:szCs w:val="24"/>
-        </w:rPr>
-        <w:t>掌握需求形成過程，再依消費情境提供相對應資訊。旅遊與活動規劃在本方案中屬於前段情境支援，真正的延伸重點則是將群組中形成的住宿、交通、餐飲與活動需求，進一步連結至信用卡優惠、回饋與支付資訊，使服務能跨越「規劃」與「消費」兩個階段。</w:t>
+      <w:r>
+        <w:rPr>
+          <w:rFonts w:ascii="Times New Roman" w:eastAsia="標楷體" w:hAnsi="Times New Roman" w:cs="Times New Roman" w:hint="eastAsia"/>
+          <w:kern w:val="0"/>
+          <w:szCs w:val="24"/>
+        </w:rPr>
+        <w:t>後續驗證可從三個面向進行：首先為使用意願，例如使用者是否願意查看系統提供的優惠與支付資訊；其次為資訊有效性，例如推薦內容是否與當下消費情境相關、優惠條件是否容易理解；最後為使用行為，例如使用者是否進一步開啟優惠來源、比較不同支付選項或採用相關資訊進行決策。透過上述驗證，可補足既有問卷尚未直接調查信用卡推薦與金融資訊使用意願的限制，並作為後續功能調整及金融服務合作的依據。</w:t>
       </w:r>
     </w:p>
     <w:p>
       <w:pPr>
+        <w:widowControl/>
+        <w:rPr>
+          <w:rFonts w:ascii="Times New Roman" w:eastAsia="標楷體" w:hAnsi="Times New Roman" w:cs="Times New Roman"/>
+          <w:kern w:val="0"/>
+          <w:szCs w:val="24"/>
+        </w:rPr>
+      </w:pPr>
+      <w:r>
+        <w:rPr>
+          <w:rFonts w:ascii="Times New Roman" w:eastAsia="標楷體" w:hAnsi="Times New Roman" w:cs="Times New Roman"/>
+          <w:kern w:val="0"/>
+          <w:szCs w:val="24"/>
+        </w:rPr>
+        <w:br w:type="page"/>
+      </w:r>
+    </w:p>
+    <w:p>
+      <w:pPr>
+        <w:pStyle w:val="1"/>
+        <w:spacing w:before="120" w:after="120"/>
+      </w:pPr>
+      <w:bookmarkStart w:id="22" w:name="_Toc241256615"/>
+      <w:r>
+        <w:lastRenderedPageBreak/>
+        <w:t>陸、競爭優勢與未來發展</w:t>
+      </w:r>
+      <w:bookmarkEnd w:id="22"/>
+    </w:p>
+    <w:p>
+      <w:pPr>
+        <w:spacing w:beforeLines="50" w:before="120" w:afterLines="50" w:after="120"/>
+        <w:ind w:firstLineChars="200" w:firstLine="480"/>
+        <w:jc w:val="both"/>
+        <w:rPr>
+          <w:rFonts w:ascii="Times New Roman" w:eastAsia="標楷體" w:hAnsi="Times New Roman" w:cs="Times New Roman"/>
+          <w:kern w:val="0"/>
+          <w:szCs w:val="24"/>
+        </w:rPr>
+      </w:pPr>
+      <w:r>
+        <w:rPr>
+          <w:rFonts w:ascii="Times New Roman" w:eastAsia="標楷體" w:hAnsi="Times New Roman" w:cs="Times New Roman"/>
+          <w:kern w:val="0"/>
+          <w:szCs w:val="24"/>
+        </w:rPr>
+        <w:t>目前市場上的相關服務</w:t>
+      </w:r>
+      <w:r>
+        <w:rPr>
+          <w:rFonts w:ascii="Times New Roman" w:eastAsia="標楷體" w:hAnsi="Times New Roman" w:cs="Times New Roman"/>
+          <w:kern w:val="0"/>
+          <w:szCs w:val="24"/>
+        </w:rPr>
+        <w:t>各有主要服務重點</w:t>
+      </w:r>
+      <w:r>
+        <w:rPr>
+          <w:rFonts w:ascii="Times New Roman" w:eastAsia="標楷體" w:hAnsi="Times New Roman" w:cs="Times New Roman"/>
+          <w:kern w:val="0"/>
+          <w:szCs w:val="24"/>
+        </w:rPr>
+        <w:t>。</w:t>
+      </w:r>
+      <w:r>
+        <w:rPr>
+          <w:rFonts w:ascii="Times New Roman" w:eastAsia="標楷體" w:hAnsi="Times New Roman" w:cs="Times New Roman"/>
+          <w:kern w:val="0"/>
+          <w:szCs w:val="24"/>
+        </w:rPr>
+        <w:t xml:space="preserve">Funliday </w:t>
+      </w:r>
+      <w:r>
+        <w:rPr>
+          <w:rFonts w:ascii="Times New Roman" w:eastAsia="標楷體" w:hAnsi="Times New Roman" w:cs="Times New Roman"/>
+          <w:kern w:val="0"/>
+          <w:szCs w:val="24"/>
+        </w:rPr>
+        <w:t>主要提供旅遊行程規劃與多人協作；</w:t>
+      </w:r>
+      <w:proofErr w:type="spellStart"/>
+      <w:r>
+        <w:rPr>
+          <w:rFonts w:ascii="Times New Roman" w:eastAsia="標楷體" w:hAnsi="Times New Roman" w:cs="Times New Roman"/>
+          <w:kern w:val="0"/>
+          <w:szCs w:val="24"/>
+        </w:rPr>
+        <w:t>Lightsplit</w:t>
+      </w:r>
+      <w:proofErr w:type="spellEnd"/>
+      <w:r>
+        <w:rPr>
+          <w:rFonts w:ascii="Times New Roman" w:eastAsia="標楷體" w:hAnsi="Times New Roman" w:cs="Times New Roman"/>
+          <w:kern w:val="0"/>
+          <w:szCs w:val="24"/>
+        </w:rPr>
+        <w:t xml:space="preserve"> </w:t>
+      </w:r>
+      <w:r>
+        <w:rPr>
+          <w:rFonts w:ascii="Times New Roman" w:eastAsia="標楷體" w:hAnsi="Times New Roman" w:cs="Times New Roman"/>
+          <w:kern w:val="0"/>
+          <w:szCs w:val="24"/>
+        </w:rPr>
+        <w:t>著重共同支出記錄、分帳與結算；</w:t>
+      </w:r>
+      <w:r>
+        <w:rPr>
+          <w:rFonts w:ascii="Times New Roman" w:eastAsia="標楷體" w:hAnsi="Times New Roman" w:cs="Times New Roman"/>
+          <w:kern w:val="0"/>
+          <w:szCs w:val="24"/>
+        </w:rPr>
+        <w:t xml:space="preserve">Money101 </w:t>
+      </w:r>
+      <w:r>
+        <w:rPr>
+          <w:rFonts w:ascii="Times New Roman" w:eastAsia="標楷體" w:hAnsi="Times New Roman" w:cs="Times New Roman"/>
+          <w:kern w:val="0"/>
+          <w:szCs w:val="24"/>
+        </w:rPr>
+        <w:t>則提供信用卡比較與消費優惠資訊。這些服務各自處理旅遊規劃、支出管理或金融資訊，但使用者在實際多人活動中，仍可能需要在不同工具之間切換。</w:t>
+      </w:r>
+    </w:p>
+    <w:p>
+      <w:pPr>
+        <w:spacing w:beforeLines="50" w:before="120" w:afterLines="50" w:after="120"/>
+        <w:ind w:firstLineChars="200" w:firstLine="480"/>
+        <w:jc w:val="both"/>
+        <w:rPr>
+          <w:rFonts w:ascii="Times New Roman" w:eastAsia="標楷體" w:hAnsi="Times New Roman" w:cs="Times New Roman"/>
+          <w:kern w:val="0"/>
+          <w:szCs w:val="24"/>
+        </w:rPr>
+      </w:pPr>
+      <w:proofErr w:type="spellStart"/>
+      <w:r>
+        <w:rPr>
+          <w:rFonts w:ascii="Times New Roman" w:eastAsia="標楷體" w:hAnsi="Times New Roman" w:cs="Times New Roman"/>
+          <w:kern w:val="0"/>
+          <w:szCs w:val="24"/>
+        </w:rPr>
+        <w:t>GatherGo</w:t>
+      </w:r>
+      <w:proofErr w:type="spellEnd"/>
+      <w:r>
+        <w:rPr>
+          <w:rFonts w:ascii="Times New Roman" w:eastAsia="標楷體" w:hAnsi="Times New Roman" w:cs="Times New Roman"/>
+          <w:kern w:val="0"/>
+          <w:szCs w:val="24"/>
+        </w:rPr>
+        <w:t xml:space="preserve"> </w:t>
+      </w:r>
+      <w:r>
+        <w:rPr>
+          <w:rFonts w:ascii="Times New Roman" w:eastAsia="標楷體" w:hAnsi="Times New Roman" w:cs="Times New Roman"/>
+          <w:kern w:val="0"/>
+          <w:szCs w:val="24"/>
+        </w:rPr>
+        <w:t>則以</w:t>
+      </w:r>
+      <w:r>
+        <w:rPr>
+          <w:rFonts w:ascii="Times New Roman" w:eastAsia="標楷體" w:hAnsi="Times New Roman" w:cs="Times New Roman"/>
+          <w:kern w:val="0"/>
+          <w:szCs w:val="24"/>
+        </w:rPr>
+        <w:t xml:space="preserve"> LINE </w:t>
+      </w:r>
+      <w:r>
+        <w:rPr>
+          <w:rFonts w:ascii="Times New Roman" w:eastAsia="標楷體" w:hAnsi="Times New Roman" w:cs="Times New Roman"/>
+          <w:kern w:val="0"/>
+          <w:szCs w:val="24"/>
+        </w:rPr>
+        <w:t>群組中的多人討論作為服務起點，將既有情境判斷能力進一步延伸至金融消費決策，形成與上述服務不同的應用定位。</w:t>
+      </w:r>
+      <w:r>
+        <w:rPr>
+          <w:rFonts w:ascii="Times New Roman" w:eastAsia="標楷體" w:hAnsi="Times New Roman" w:cs="Times New Roman"/>
+          <w:kern w:val="0"/>
+          <w:szCs w:val="24"/>
+        </w:rPr>
+        <w:t>旅遊與活動規劃在本方案中屬於前段情境支援，真正的延伸重點則是將群組中形成的住宿、交通、餐飲與活動需求，進一步連結至信用卡優惠、回饋與支付資訊，使服務能跨越「規劃」與「消費」兩個階段。</w:t>
+      </w:r>
+    </w:p>
+    <w:p>
+      <w:pPr>
         <w:pStyle w:val="af5"/>
         <w:spacing w:before="120" w:after="120"/>
         <w:rPr>
@@ -7884,7 +10477,7 @@
           <w:szCs w:val="24"/>
         </w:rPr>
       </w:pPr>
-      <w:bookmarkStart w:id="20" w:name="_Toc240788221"/>
+      <w:bookmarkStart w:id="23" w:name="_Toc241229736"/>
       <w:r>
         <w:rPr>
           <w:rFonts w:ascii="Times New Roman" w:hAnsi="Times New Roman" w:cs="Times New Roman"/>
@@ -7964,7 +10557,7 @@
       <w:r>
         <w:t>與相關服務功能比較</w:t>
       </w:r>
-      <w:bookmarkEnd w:id="20"/>
+      <w:bookmarkEnd w:id="23"/>
     </w:p>
     <w:tbl>
       <w:tblPr>
@@ -7988,6 +10581,7 @@
         <w:tc>
           <w:tcPr>
             <w:tcW w:w="3403" w:type="dxa"/>
+            <w:shd w:val="clear" w:color="auto" w:fill="BFBFBF" w:themeFill="background1" w:themeFillShade="BF"/>
             <w:vAlign w:val="center"/>
           </w:tcPr>
           <w:p>
@@ -8009,6 +10603,7 @@
         <w:tc>
           <w:tcPr>
             <w:tcW w:w="1275" w:type="dxa"/>
+            <w:shd w:val="clear" w:color="auto" w:fill="BFBFBF" w:themeFill="background1" w:themeFillShade="BF"/>
             <w:vAlign w:val="center"/>
           </w:tcPr>
           <w:p>
@@ -8032,6 +10627,7 @@
         <w:tc>
           <w:tcPr>
             <w:tcW w:w="1276" w:type="dxa"/>
+            <w:shd w:val="clear" w:color="auto" w:fill="BFBFBF" w:themeFill="background1" w:themeFillShade="BF"/>
             <w:vAlign w:val="center"/>
           </w:tcPr>
           <w:p>
@@ -8053,6 +10649,7 @@
         <w:tc>
           <w:tcPr>
             <w:tcW w:w="1418" w:type="dxa"/>
+            <w:shd w:val="clear" w:color="auto" w:fill="BFBFBF" w:themeFill="background1" w:themeFillShade="BF"/>
             <w:vAlign w:val="center"/>
           </w:tcPr>
           <w:p>
@@ -8076,6 +10673,7 @@
         <w:tc>
           <w:tcPr>
             <w:tcW w:w="1275" w:type="dxa"/>
+            <w:shd w:val="clear" w:color="auto" w:fill="BFBFBF" w:themeFill="background1" w:themeFillShade="BF"/>
             <w:vAlign w:val="center"/>
           </w:tcPr>
           <w:p>
@@ -9341,7 +11939,31 @@
           <w:kern w:val="0"/>
           <w:szCs w:val="24"/>
         </w:rPr>
-        <w:t>未來發展將以金融功能深化為主，優先擴充信用卡優惠、回饋、點數及適用條件等資料內容；後續若取得使用者授權，可再加入持卡資訊與點數權益，提供更符合個人實際情況的建議。若能與銀行、信用卡公司或金融資訊服務業者建立合作，也可進一步提升金融資料的即時性與完整性。</w:t>
+        <w:t>未來發展將以金融資訊品質與服務合作深化為重點。初期持續完善信用卡優惠、回饋、點數、適用通路、活動期間及登錄條件等資料內容，並透過使用情境驗證調整支付建議與</w:t>
+      </w:r>
+      <w:r>
+        <w:rPr>
+          <w:rFonts w:ascii="Times New Roman" w:eastAsia="標楷體" w:hAnsi="Times New Roman" w:cs="Times New Roman"/>
+          <w:kern w:val="0"/>
+          <w:szCs w:val="24"/>
+        </w:rPr>
+        <w:t xml:space="preserve"> AI </w:t>
+      </w:r>
+      <w:r>
+        <w:rPr>
+          <w:rFonts w:ascii="Times New Roman" w:eastAsia="標楷體" w:hAnsi="Times New Roman" w:cs="Times New Roman"/>
+          <w:kern w:val="0"/>
+          <w:szCs w:val="24"/>
+        </w:rPr>
+        <w:t>介入方式；後續則視實際使用情形，尋求銀行、信用卡公司或金融資訊服務業者合作，以提升資料完整性與即時性，並逐步拓展企業／團體應用及技術服務等發展方向</w:t>
+      </w:r>
+      <w:r>
+        <w:rPr>
+          <w:rFonts w:ascii="Times New Roman" w:eastAsia="標楷體" w:hAnsi="Times New Roman" w:cs="Times New Roman"/>
+          <w:kern w:val="0"/>
+          <w:szCs w:val="24"/>
+        </w:rPr>
+        <w:t>。</w:t>
       </w:r>
     </w:p>
     <w:p>
@@ -9361,23 +11983,7 @@
           <w:kern w:val="0"/>
           <w:szCs w:val="24"/>
         </w:rPr>
-        <w:t>透過本次</w:t>
-      </w:r>
-      <w:r>
-        <w:rPr>
-          <w:rFonts w:ascii="Times New Roman" w:eastAsia="標楷體" w:hAnsi="Times New Roman" w:cs="Times New Roman"/>
-          <w:kern w:val="0"/>
-          <w:szCs w:val="24"/>
-        </w:rPr>
-        <w:t xml:space="preserve"> FinTech </w:t>
-      </w:r>
-      <w:r>
-        <w:rPr>
-          <w:rFonts w:ascii="Times New Roman" w:eastAsia="標楷體" w:hAnsi="Times New Roman" w:cs="Times New Roman"/>
-          <w:kern w:val="0"/>
-          <w:szCs w:val="24"/>
-        </w:rPr>
-        <w:t>延伸，</w:t>
+        <w:t>透過上述發展，</w:t>
       </w:r>
       <w:proofErr w:type="spellStart"/>
       <w:r>
@@ -9403,7 +12009,23 @@
           <w:kern w:val="0"/>
           <w:szCs w:val="24"/>
         </w:rPr>
-        <w:t>可在不改變原有</w:t>
+        <w:t>將以既有的</w:t>
+      </w:r>
+      <w:r>
+        <w:rPr>
+          <w:rFonts w:ascii="Times New Roman" w:eastAsia="標楷體" w:hAnsi="Times New Roman" w:cs="Times New Roman"/>
+          <w:kern w:val="0"/>
+          <w:szCs w:val="24"/>
+        </w:rPr>
+        <w:t xml:space="preserve"> AI </w:t>
+      </w:r>
+      <w:r>
+        <w:rPr>
+          <w:rFonts w:ascii="Times New Roman" w:eastAsia="標楷體" w:hAnsi="Times New Roman" w:cs="Times New Roman"/>
+          <w:kern w:val="0"/>
+          <w:szCs w:val="24"/>
+        </w:rPr>
+        <w:t>情境判斷與</w:t>
       </w:r>
       <w:r>
         <w:rPr>
@@ -9419,28 +12041,40 @@
           <w:kern w:val="0"/>
           <w:szCs w:val="24"/>
         </w:rPr>
-        <w:t>群組互動模式的情況下，將既有的旅遊與群組決策支援進一步延伸至消費決策，使服務從「去哪裡、如何安排」延伸至消費需求形成後的「如何支付」，進一步強化多人活動規劃與金融消費資訊之間的連結。</w:t>
-      </w:r>
-      <w:r>
-        <w:rPr>
-          <w:rFonts w:ascii="Times New Roman" w:eastAsia="標楷體" w:hAnsi="Times New Roman" w:cs="Times New Roman"/>
-          <w:kern w:val="0"/>
-          <w:szCs w:val="24"/>
-        </w:rPr>
-        <w:br w:type="page"/>
+        <w:t>群組互動能力為基礎，逐步深化多人消費情境中的金融決策支援，使金融資訊能在實際需求形成時進入群組決策流程，建立更貼近日常多人消費情境的智慧金融服務。</w:t>
       </w:r>
     </w:p>
     <w:p>
       <w:pPr>
+        <w:spacing w:beforeLines="50" w:before="120" w:afterLines="50" w:after="120"/>
+        <w:ind w:firstLineChars="200" w:firstLine="480"/>
+        <w:jc w:val="both"/>
+        <w:rPr>
+          <w:rFonts w:ascii="Times New Roman" w:eastAsia="標楷體" w:hAnsi="Times New Roman" w:cs="Times New Roman"/>
+          <w:kern w:val="0"/>
+          <w:szCs w:val="24"/>
+        </w:rPr>
+      </w:pPr>
+      <w:r>
+        <w:rPr>
+          <w:rFonts w:ascii="Times New Roman" w:eastAsia="標楷體" w:hAnsi="Times New Roman" w:cs="Times New Roman"/>
+          <w:kern w:val="0"/>
+          <w:szCs w:val="24"/>
+        </w:rPr>
+        <w:br w:type="page"/>
+      </w:r>
+    </w:p>
+    <w:p>
+      <w:pPr>
         <w:pStyle w:val="1"/>
         <w:spacing w:before="120" w:after="120"/>
       </w:pPr>
-      <w:bookmarkStart w:id="21" w:name="_Toc240788611"/>
+      <w:bookmarkStart w:id="24" w:name="_Toc241256616"/>
       <w:r>
         <w:lastRenderedPageBreak/>
         <w:t>柒、參考資料</w:t>
       </w:r>
-      <w:bookmarkEnd w:id="21"/>
+      <w:bookmarkEnd w:id="24"/>
     </w:p>
     <w:p>
       <w:pPr>
@@ -14524,6 +17158,7 @@
   <w:style w:type="character" w:default="1" w:styleId="a0">
     <w:name w:val="Default Paragraph Font"/>
     <w:uiPriority w:val="1"/>
+    <w:semiHidden/>
     <w:unhideWhenUsed/>
   </w:style>
   <w:style w:type="table" w:default="1" w:styleId="a1">
